--- a/rag-maintenance/docs/データベース設計書.docx
+++ b/rag-maintenance/docs/データベース設計書.docx
@@ -183,7 +183,7 @@
         <w:br w:type="page"/>
       </w:r>
     </w:p>
-    <w:bookmarkStart w:id="9" w:name="概要"/>
+    <w:bookmarkStart w:id="10" w:name="概要"/>
     <w:p>
       <w:pPr>
         <w:pStyle w:val="Heading2"/>
@@ -222,7 +222,7 @@
       <w:tblPr>
         <w:tblStyle w:val="Table"/>
         <w:tblW w:type="pct" w:w="5000"/>
-        <w:tblLayout w:type="fixed"/>
+        <w:tblLayout w:type="autofit"/>
         <w:tblLook w:firstRow="1" w:lastRow="0" w:firstColumn="0" w:lastColumn="0" w:noHBand="0" w:noVBand="0" w:val="0020"/>
         <w:tblBorders>
           <w:top w:val="single" w:sz="4" w:space="0" w:color="000000"/>
@@ -605,7 +605,22 @@
         <w:rPr>
           <w:rFonts w:hint="eastAsia"/>
         </w:rPr>
-        <w:t xml:space="preserve">定期バックアップ（デフォルト、4時間ごと2世代保持）。</w:t>
+        <w:t xml:space="preserve">定期バックアップ（デフォルト、</w:t>
+      </w:r>
+      <w:hyperlink r:id="rId9">
+        <w:r>
+          <w:rPr>
+            <w:rStyle w:val="Hyperlink"/>
+            <w:rFonts w:hint="eastAsia"/>
+          </w:rPr>
+          <w:t xml:space="preserve">4時間ごと・最新2世代保持</w:t>
+        </w:r>
+      </w:hyperlink>
+      <w:r>
+        <w:rPr>
+          <w:rFonts w:hint="eastAsia"/>
+        </w:rPr>
+        <w:t xml:space="preserve">）。</w:t>
       </w:r>
     </w:p>
     <w:p>
@@ -640,8 +655,8 @@
         <w:br w:type="page"/>
       </w:r>
     </w:p>
-    <w:bookmarkEnd w:id="9"/>
-    <w:bookmarkStart w:id="12" w:name="scenarios-コンテナ-スキーマ"/>
+    <w:bookmarkEnd w:id="10"/>
+    <w:bookmarkStart w:id="13" w:name="scenarios-コンテナ-スキーマ"/>
     <w:p>
       <w:pPr>
         <w:pStyle w:val="Heading2"/>
@@ -1300,7 +1315,7 @@
         <w:t xml:space="preserve">}</w:t>
       </w:r>
     </w:p>
-    <w:bookmarkStart w:id="10" w:name="フィールド詳細"/>
+    <w:bookmarkStart w:id="11" w:name="フィールド詳細"/>
     <w:p>
       <w:pPr>
         <w:pStyle w:val="Heading3"/>
@@ -1316,7 +1331,7 @@
       <w:tblPr>
         <w:tblStyle w:val="Table"/>
         <w:tblW w:type="pct" w:w="5000"/>
-        <w:tblLayout w:type="fixed"/>
+        <w:tblLayout w:type="autofit"/>
         <w:tblLook w:firstRow="1" w:lastRow="0" w:firstColumn="0" w:lastColumn="0" w:noHBand="0" w:noVBand="0" w:val="0020"/>
         <w:tblBorders>
           <w:top w:val="single" w:sz="4" w:space="0" w:color="000000"/>
@@ -2334,8 +2349,8 @@
         </w:tc>
       </w:tr>
     </w:tbl>
-    <w:bookmarkEnd w:id="10"/>
-    <w:bookmarkStart w:id="11" w:name="サンプルドキュメント"/>
+    <w:bookmarkEnd w:id="11"/>
+    <w:bookmarkStart w:id="12" w:name="サンプルドキュメント"/>
     <w:p>
       <w:pPr>
         <w:pStyle w:val="Heading3"/>
@@ -2918,9 +2933,9 @@
         <w:br w:type="page"/>
       </w:r>
     </w:p>
-    <w:bookmarkEnd w:id="11"/>
     <w:bookmarkEnd w:id="12"/>
-    <w:bookmarkStart w:id="15" w:name="faqs-コンテナ-スキーマ"/>
+    <w:bookmarkEnd w:id="13"/>
+    <w:bookmarkStart w:id="16" w:name="faqs-コンテナ-スキーマ"/>
     <w:p>
       <w:pPr>
         <w:pStyle w:val="Heading2"/>
@@ -3513,7 +3528,7 @@
         <w:t xml:space="preserve">}</w:t>
       </w:r>
     </w:p>
-    <w:bookmarkStart w:id="13" w:name="フィールド詳細-1"/>
+    <w:bookmarkStart w:id="14" w:name="フィールド詳細-1"/>
     <w:p>
       <w:pPr>
         <w:pStyle w:val="Heading3"/>
@@ -3529,7 +3544,7 @@
       <w:tblPr>
         <w:tblStyle w:val="Table"/>
         <w:tblW w:type="pct" w:w="5000"/>
-        <w:tblLayout w:type="fixed"/>
+        <w:tblLayout w:type="autofit"/>
         <w:tblLook w:firstRow="1" w:lastRow="0" w:firstColumn="0" w:lastColumn="0" w:noHBand="0" w:noVBand="0" w:val="0020"/>
         <w:tblBorders>
           <w:top w:val="single" w:sz="4" w:space="0" w:color="000000"/>
@@ -4389,8 +4404,8 @@
         </w:tc>
       </w:tr>
     </w:tbl>
-    <w:bookmarkEnd w:id="13"/>
-    <w:bookmarkStart w:id="14" w:name="サンプルドキュメント-1"/>
+    <w:bookmarkEnd w:id="14"/>
+    <w:bookmarkStart w:id="15" w:name="サンプルドキュメント-1"/>
     <w:p>
       <w:pPr>
         <w:pStyle w:val="Heading3"/>
@@ -4913,9 +4928,9 @@
         <w:br w:type="page"/>
       </w:r>
     </w:p>
-    <w:bookmarkEnd w:id="14"/>
     <w:bookmarkEnd w:id="15"/>
-    <w:bookmarkStart w:id="18" w:name="impactassessments-コンテナ-スキーマ"/>
+    <w:bookmarkEnd w:id="16"/>
+    <w:bookmarkStart w:id="19" w:name="impactassessments-コンテナ-スキーマ"/>
     <w:p>
       <w:pPr>
         <w:pStyle w:val="Heading2"/>
@@ -5357,7 +5372,7 @@
         <w:t xml:space="preserve">}</w:t>
       </w:r>
     </w:p>
-    <w:bookmarkStart w:id="16" w:name="フィールド詳細-2"/>
+    <w:bookmarkStart w:id="17" w:name="フィールド詳細-2"/>
     <w:p>
       <w:pPr>
         <w:pStyle w:val="Heading3"/>
@@ -5373,7 +5388,7 @@
       <w:tblPr>
         <w:tblStyle w:val="Table"/>
         <w:tblW w:type="pct" w:w="5000"/>
-        <w:tblLayout w:type="fixed"/>
+        <w:tblLayout w:type="autofit"/>
         <w:tblLook w:firstRow="1" w:lastRow="0" w:firstColumn="0" w:lastColumn="0" w:noHBand="0" w:noVBand="0" w:val="0020"/>
         <w:tblBorders>
           <w:top w:val="single" w:sz="4" w:space="0" w:color="000000"/>
@@ -6030,8 +6045,8 @@
         <w:t xml:space="preserve">には保存しない。</w:t>
       </w:r>
     </w:p>
-    <w:bookmarkEnd w:id="16"/>
-    <w:bookmarkStart w:id="17" w:name="サンプルドキュメント-2"/>
+    <w:bookmarkEnd w:id="17"/>
+    <w:bookmarkStart w:id="18" w:name="サンプルドキュメント-2"/>
     <w:p>
       <w:pPr>
         <w:pStyle w:val="Heading3"/>
@@ -6371,9 +6386,9 @@
         <w:br w:type="page"/>
       </w:r>
     </w:p>
-    <w:bookmarkEnd w:id="17"/>
     <w:bookmarkEnd w:id="18"/>
-    <w:bookmarkStart w:id="21" w:name="combinedcontent-生成ルール"/>
+    <w:bookmarkEnd w:id="19"/>
+    <w:bookmarkStart w:id="22" w:name="combinedcontent-生成ルール"/>
     <w:p>
       <w:pPr>
         <w:pStyle w:val="Heading2"/>
@@ -6388,7 +6403,7 @@
         <w:t xml:space="preserve">生成ルール</w:t>
       </w:r>
     </w:p>
-    <w:bookmarkStart w:id="19" w:name="シナリオ"/>
+    <w:bookmarkStart w:id="20" w:name="シナリオ"/>
     <w:p>
       <w:pPr>
         <w:pStyle w:val="Heading3"/>
@@ -6705,8 +6720,8 @@
         <w:t xml:space="preserve">運転免許証の場合"</w:t>
       </w:r>
     </w:p>
-    <w:bookmarkEnd w:id="19"/>
-    <w:bookmarkStart w:id="20" w:name="faq"/>
+    <w:bookmarkEnd w:id="20"/>
+    <w:bookmarkStart w:id="21" w:name="faq"/>
     <w:p>
       <w:pPr>
         <w:pStyle w:val="Heading3"/>
@@ -6851,9 +6866,9 @@
         <w:br w:type="page"/>
       </w:r>
     </w:p>
-    <w:bookmarkEnd w:id="20"/>
     <w:bookmarkEnd w:id="21"/>
-    <w:bookmarkStart w:id="22" w:name="カテゴリ-id-マッピング"/>
+    <w:bookmarkEnd w:id="22"/>
+    <w:bookmarkStart w:id="23" w:name="カテゴリ-id-マッピング"/>
     <w:p>
       <w:pPr>
         <w:pStyle w:val="Heading2"/>
@@ -6866,7 +6881,7 @@
       <w:tblPr>
         <w:tblStyle w:val="Table"/>
         <w:tblW w:type="pct" w:w="5000"/>
-        <w:tblLayout w:type="fixed"/>
+        <w:tblLayout w:type="autofit"/>
         <w:tblLook w:firstRow="1" w:lastRow="0" w:firstColumn="0" w:lastColumn="0" w:noHBand="0" w:noVBand="0" w:val="0020"/>
         <w:tblBorders>
           <w:top w:val="single" w:sz="4" w:space="0" w:color="000000"/>
@@ -7433,8 +7448,8 @@
         <w:br w:type="page"/>
       </w:r>
     </w:p>
-    <w:bookmarkEnd w:id="22"/>
-    <w:bookmarkStart w:id="23" w:name="isfinalanswer-判定アルゴリズム"/>
+    <w:bookmarkEnd w:id="23"/>
+    <w:bookmarkStart w:id="24" w:name="isfinalanswer-判定アルゴリズム"/>
     <w:p>
       <w:pPr>
         <w:pStyle w:val="Heading2"/>
@@ -7681,8 +7696,8 @@
         <w:br w:type="page"/>
       </w:r>
     </w:p>
-    <w:bookmarkEnd w:id="23"/>
-    <w:bookmarkStart w:id="26" w:name="excel-列名マッピング"/>
+    <w:bookmarkEnd w:id="24"/>
+    <w:bookmarkStart w:id="27" w:name="excel-列名マッピング"/>
     <w:p>
       <w:pPr>
         <w:pStyle w:val="Heading2"/>
@@ -7697,7 +7712,7 @@
         <w:t xml:space="preserve">列名マッピング</w:t>
       </w:r>
     </w:p>
-    <w:bookmarkStart w:id="24" w:name="シナリオデータrev03"/>
+    <w:bookmarkStart w:id="25" w:name="シナリオデータrev03"/>
     <w:p>
       <w:pPr>
         <w:pStyle w:val="Heading3"/>
@@ -7995,8 +8010,8 @@
         </w:tc>
       </w:tr>
     </w:tbl>
-    <w:bookmarkEnd w:id="24"/>
-    <w:bookmarkStart w:id="25" w:name="faq-データ"/>
+    <w:bookmarkEnd w:id="25"/>
+    <w:bookmarkStart w:id="26" w:name="faq-データ"/>
     <w:p>
       <w:pPr>
         <w:pStyle w:val="Heading3"/>
@@ -8009,7 +8024,7 @@
       <w:tblPr>
         <w:tblStyle w:val="Table"/>
         <w:tblW w:type="pct" w:w="5000"/>
-        <w:tblLayout w:type="fixed"/>
+        <w:tblLayout w:type="autofit"/>
         <w:tblLook w:firstRow="1" w:lastRow="0" w:firstColumn="0" w:lastColumn="0" w:noHBand="0" w:noVBand="0" w:val="0020"/>
         <w:tblBorders>
           <w:top w:val="single" w:sz="4" w:space="0" w:color="000000"/>
@@ -8348,9 +8363,9 @@
         <w:br w:type="page"/>
       </w:r>
     </w:p>
-    <w:bookmarkEnd w:id="25"/>
     <w:bookmarkEnd w:id="26"/>
-    <w:bookmarkStart w:id="30" w:name="ai-search-インデックス連携"/>
+    <w:bookmarkEnd w:id="27"/>
+    <w:bookmarkStart w:id="31" w:name="ai-search-インデックス連携"/>
     <w:p>
       <w:pPr>
         <w:pStyle w:val="Heading2"/>
@@ -8365,7 +8380,7 @@
         <w:t xml:space="preserve">インデックス連携</w:t>
       </w:r>
     </w:p>
-    <w:bookmarkStart w:id="27" w:name="インデックス名-maintenance-search-index"/>
+    <w:bookmarkStart w:id="28" w:name="インデックス名-maintenance-search-index"/>
     <w:p>
       <w:pPr>
         <w:pStyle w:val="Heading3"/>
@@ -8409,8 +8424,8 @@
         <w:t xml:space="preserve">2つ構成）。</w:t>
       </w:r>
     </w:p>
-    <w:bookmarkEnd w:id="27"/>
-    <w:bookmarkStart w:id="28" w:name="skillset-によるベクトル化maintenance-skillset"/>
+    <w:bookmarkEnd w:id="28"/>
+    <w:bookmarkStart w:id="29" w:name="skillset-によるベクトル化maintenance-skillset"/>
     <w:p>
       <w:pPr>
         <w:pStyle w:val="Heading3"/>
@@ -8524,8 +8539,8 @@
         <w:t xml:space="preserve">フィールド</w:t>
       </w:r>
     </w:p>
-    <w:bookmarkEnd w:id="28"/>
-    <w:bookmarkStart w:id="29" w:name="bot-の-select-フィールド"/>
+    <w:bookmarkEnd w:id="29"/>
+    <w:bookmarkStart w:id="30" w:name="bot-の-select-フィールド"/>
     <w:p>
       <w:pPr>
         <w:pStyle w:val="Heading3"/>
@@ -8733,9 +8748,9 @@
         <w:br w:type="page"/>
       </w:r>
     </w:p>
-    <w:bookmarkEnd w:id="29"/>
     <w:bookmarkEnd w:id="30"/>
-    <w:bookmarkStart w:id="31" w:name="ai-search-データソース設定"/>
+    <w:bookmarkEnd w:id="31"/>
+    <w:bookmarkStart w:id="32" w:name="ai-search-データソース設定"/>
     <w:p>
       <w:pPr>
         <w:pStyle w:val="Heading2"/>
@@ -8768,7 +8783,7 @@
       <w:tblPr>
         <w:tblStyle w:val="Table"/>
         <w:tblW w:type="pct" w:w="5000"/>
-        <w:tblLayout w:type="fixed"/>
+        <w:tblLayout w:type="autofit"/>
         <w:tblLook w:firstRow="1" w:lastRow="0" w:firstColumn="0" w:lastColumn="0" w:noHBand="0" w:noVBand="0" w:val="0020"/>
         <w:tblBorders>
           <w:top w:val="single" w:sz="4" w:space="0" w:color="000000"/>
@@ -8962,7 +8977,7 @@
       <w:tblPr>
         <w:tblStyle w:val="Table"/>
         <w:tblW w:type="pct" w:w="5000"/>
-        <w:tblLayout w:type="fixed"/>
+        <w:tblLayout w:type="autofit"/>
         <w:tblLook w:firstRow="1" w:lastRow="0" w:firstColumn="0" w:lastColumn="0" w:noHBand="0" w:noVBand="0" w:val="0020"/>
         <w:tblBorders>
           <w:top w:val="single" w:sz="4" w:space="0" w:color="000000"/>
@@ -9244,8 +9259,8 @@
         <w:br w:type="page"/>
       </w:r>
     </w:p>
-    <w:bookmarkEnd w:id="31"/>
-    <w:bookmarkStart w:id="35" w:name="差分ベクトル化incremental-vectorization"/>
+    <w:bookmarkEnd w:id="32"/>
+    <w:bookmarkStart w:id="36" w:name="差分ベクトル化incremental-vectorization"/>
     <w:p>
       <w:pPr>
         <w:pStyle w:val="Heading2"/>
@@ -9292,7 +9307,7 @@
         <w:t xml:space="preserve">方式により差分検知される。変更されたドキュメントのみが再ベクトル化され、全件再処理は行われない。</w:t>
       </w:r>
     </w:p>
-    <w:bookmarkStart w:id="32" w:name="変更検知の仕組み"/>
+    <w:bookmarkStart w:id="33" w:name="変更検知の仕組み"/>
     <w:p>
       <w:pPr>
         <w:pStyle w:val="Heading3"/>
@@ -9548,8 +9563,8 @@
         <w:t xml:space="preserve">消費なし）</w:t>
       </w:r>
     </w:p>
-    <w:bookmarkEnd w:id="32"/>
-    <w:bookmarkStart w:id="33" w:name="データ投入パスと-indexer-連携"/>
+    <w:bookmarkEnd w:id="33"/>
+    <w:bookmarkStart w:id="34" w:name="データ投入パスと-indexer-連携"/>
     <w:p>
       <w:pPr>
         <w:pStyle w:val="Heading3"/>
@@ -9574,7 +9589,7 @@
       <w:tblPr>
         <w:tblStyle w:val="Table"/>
         <w:tblW w:type="pct" w:w="5000"/>
-        <w:tblLayout w:type="fixed"/>
+        <w:tblLayout w:type="autofit"/>
         <w:tblLook w:firstRow="1" w:lastRow="0" w:firstColumn="0" w:lastColumn="0" w:noHBand="0" w:noVBand="0" w:val="0020"/>
         <w:tblBorders>
           <w:top w:val="single" w:sz="4" w:space="0" w:color="000000"/>
@@ -9922,8 +9937,8 @@
         </w:tc>
       </w:tr>
     </w:tbl>
-    <w:bookmarkEnd w:id="33"/>
-    <w:bookmarkStart w:id="34" w:name="indexer-実行間隔"/>
+    <w:bookmarkEnd w:id="34"/>
+    <w:bookmarkStart w:id="35" w:name="indexer-実行間隔"/>
     <w:p>
       <w:pPr>
         <w:pStyle w:val="Heading3"/>
@@ -9975,9 +9990,9 @@
         <w:br w:type="page"/>
       </w:r>
     </w:p>
-    <w:bookmarkEnd w:id="34"/>
     <w:bookmarkEnd w:id="35"/>
-    <w:bookmarkStart w:id="41" w:name="excel-出力用データ参照fr-009"/>
+    <w:bookmarkEnd w:id="36"/>
+    <w:bookmarkStart w:id="42" w:name="excel-出力用データ参照fr-009"/>
     <w:p>
       <w:pPr>
         <w:pStyle w:val="Heading2"/>
@@ -10030,7 +10045,7 @@
         <w:t xml:space="preserve">ファイルとして出力する。</w:t>
       </w:r>
     </w:p>
-    <w:bookmarkStart w:id="36" w:name="参照元"/>
+    <w:bookmarkStart w:id="37" w:name="参照元"/>
     <w:p>
       <w:pPr>
         <w:pStyle w:val="Heading3"/>
@@ -10083,8 +10098,8 @@
         <w:t xml:space="preserve">への追加クエリは発生しない。</w:t>
       </w:r>
     </w:p>
-    <w:bookmarkEnd w:id="36"/>
-    <w:bookmarkStart w:id="37" w:name="カテゴリ別分割ルール"/>
+    <w:bookmarkEnd w:id="37"/>
+    <w:bookmarkStart w:id="38" w:name="カテゴリ別分割ルール"/>
     <w:p>
       <w:pPr>
         <w:pStyle w:val="Heading3"/>
@@ -10129,7 +10144,7 @@
       <w:tblPr>
         <w:tblStyle w:val="Table"/>
         <w:tblW w:type="pct" w:w="5000"/>
-        <w:tblLayout w:type="fixed"/>
+        <w:tblLayout w:type="autofit"/>
         <w:tblLook w:firstRow="1" w:lastRow="0" w:firstColumn="0" w:lastColumn="0" w:noHBand="0" w:noVBand="0" w:val="0020"/>
         <w:tblBorders>
           <w:top w:val="single" w:sz="4" w:space="0" w:color="000000"/>
@@ -10251,8 +10266,8 @@
         </w:tc>
       </w:tr>
     </w:tbl>
-    <w:bookmarkEnd w:id="37"/>
-    <w:bookmarkStart w:id="38" w:name="excel-列マッピング"/>
+    <w:bookmarkEnd w:id="38"/>
+    <w:bookmarkStart w:id="39" w:name="excel-列マッピング"/>
     <w:p>
       <w:pPr>
         <w:pStyle w:val="Heading3"/>
@@ -10339,7 +10354,7 @@
       <w:tblPr>
         <w:tblStyle w:val="Table"/>
         <w:tblW w:type="pct" w:w="5000"/>
-        <w:tblLayout w:type="fixed"/>
+        <w:tblLayout w:type="autofit"/>
         <w:tblLook w:firstRow="1" w:lastRow="0" w:firstColumn="0" w:lastColumn="0" w:noHBand="0" w:noVBand="0" w:val="0020"/>
         <w:tblBorders>
           <w:top w:val="single" w:sz="4" w:space="0" w:color="000000"/>
@@ -11058,8 +11073,8 @@
         <w:t xml:space="preserve">を返す</w:t>
       </w:r>
     </w:p>
-    <w:bookmarkEnd w:id="38"/>
-    <w:bookmarkStart w:id="39" w:name="ハイライトルール"/>
+    <w:bookmarkEnd w:id="39"/>
+    <w:bookmarkStart w:id="40" w:name="ハイライトルール"/>
     <w:p>
       <w:pPr>
         <w:pStyle w:val="Heading3"/>
@@ -11083,7 +11098,7 @@
       <w:tblPr>
         <w:tblStyle w:val="Table"/>
         <w:tblW w:type="pct" w:w="5000"/>
-        <w:tblLayout w:type="fixed"/>
+        <w:tblLayout w:type="autofit"/>
         <w:tblLook w:firstRow="1" w:lastRow="0" w:firstColumn="0" w:lastColumn="0" w:noHBand="0" w:noVBand="0" w:val="0020"/>
         <w:tblBorders>
           <w:top w:val="single" w:sz="4" w:space="0" w:color="000000"/>
@@ -11271,8 +11286,8 @@
         </w:tc>
       </w:tr>
     </w:tbl>
-    <w:bookmarkEnd w:id="39"/>
-    <w:bookmarkStart w:id="40" w:name="ファイル生成"/>
+    <w:bookmarkEnd w:id="40"/>
+    <w:bookmarkStart w:id="41" w:name="ファイル生成"/>
     <w:p>
       <w:pPr>
         <w:pStyle w:val="Heading3"/>
@@ -11288,7 +11303,7 @@
       <w:tblPr>
         <w:tblStyle w:val="Table"/>
         <w:tblW w:type="pct" w:w="5000"/>
-        <w:tblLayout w:type="fixed"/>
+        <w:tblLayout w:type="autofit"/>
         <w:tblLook w:firstRow="1" w:lastRow="0" w:firstColumn="0" w:lastColumn="0" w:noHBand="0" w:noVBand="0" w:val="0020"/>
         <w:tblBorders>
           <w:top w:val="single" w:sz="4" w:space="0" w:color="000000"/>
@@ -11560,11 +11575,11 @@
         </w:tc>
       </w:tr>
     </w:tbl>
-    <w:bookmarkEnd w:id="40"/>
     <w:bookmarkEnd w:id="41"/>
+    <w:bookmarkEnd w:id="42"/>
     <w:sectPr>
-      <w:headerReference w:type="default" r:id="rId9"/>
-      <w:footerReference w:type="default" r:id="rId10"/>
+      <w:headerReference w:type="default" r:id="rId10"/>
+      <w:footerReference w:type="default" r:id="rId11"/>
       <w:pgSz w:w="11906" w:h="16838"/>
       <w:pgMar w:top="1440" w:right="1440" w:bottom="1440" w:left="1440" w:header="708" w:footer="708" w:gutter="0"/>
       <w:cols w:space="720"/>
@@ -12657,6 +12672,7 @@
     <w:link w:val="VerbatimChar"/>
     <w:pPr>
       <w:wordWrap w:val="off"/>
+      <w:shd w:val="clear" w:color="auto" w:fill="F5F5F5"/>
     </w:pPr>
   </w:style>
   <w:style w:type="character" w:customStyle="1" w:styleId="KeywordTok">

--- a/rag-maintenance/docs/データベース設計書.docx
+++ b/rag-maintenance/docs/データベース設計書.docx
@@ -333,6 +333,7 @@
             </w:pPr>
             <w:r>
               <w:rPr>
+                <w:rFonts w:ascii="Consolas" w:hAnsi="Consolas" w:eastAsia="Meiryo UI" w:cs="Consolas"/>
                 <w:rStyle w:val="VerbatimChar"/>
               </w:rPr>
               <w:t xml:space="preserve">scenarios</w:t>
@@ -347,6 +348,7 @@
             </w:pPr>
             <w:r>
               <w:rPr>
+                <w:rFonts w:ascii="Consolas" w:hAnsi="Consolas" w:eastAsia="Meiryo UI" w:cs="Consolas"/>
                 <w:rStyle w:val="VerbatimChar"/>
               </w:rPr>
               <w:t xml:space="preserve">/categoryId</w:t>
@@ -381,6 +383,7 @@
             </w:r>
             <w:r>
               <w:rPr>
+                <w:rFonts w:ascii="Consolas" w:hAnsi="Consolas" w:eastAsia="Meiryo UI" w:cs="Consolas"/>
                 <w:rStyle w:val="VerbatimChar"/>
               </w:rPr>
               <w:t xml:space="preserve">maintenance-scenarios-indexer</w:t>
@@ -403,6 +406,7 @@
             </w:pPr>
             <w:r>
               <w:rPr>
+                <w:rFonts w:ascii="Consolas" w:hAnsi="Consolas" w:eastAsia="Meiryo UI" w:cs="Consolas"/>
                 <w:rStyle w:val="VerbatimChar"/>
               </w:rPr>
               <w:t xml:space="preserve">faqs</w:t>
@@ -417,6 +421,7 @@
             </w:pPr>
             <w:r>
               <w:rPr>
+                <w:rFonts w:ascii="Consolas" w:hAnsi="Consolas" w:eastAsia="Meiryo UI" w:cs="Consolas"/>
                 <w:rStyle w:val="VerbatimChar"/>
               </w:rPr>
               <w:t xml:space="preserve">/categoryId</w:t>
@@ -451,6 +456,7 @@
             </w:r>
             <w:r>
               <w:rPr>
+                <w:rFonts w:ascii="Consolas" w:hAnsi="Consolas" w:eastAsia="Meiryo UI" w:cs="Consolas"/>
                 <w:rStyle w:val="VerbatimChar"/>
               </w:rPr>
               <w:t xml:space="preserve">maintenance-faqs-indexer</w:t>
@@ -473,6 +479,7 @@
             </w:pPr>
             <w:r>
               <w:rPr>
+                <w:rFonts w:ascii="Consolas" w:hAnsi="Consolas" w:eastAsia="Meiryo UI" w:cs="Consolas"/>
                 <w:rStyle w:val="VerbatimChar"/>
               </w:rPr>
               <w:t xml:space="preserve">impactAssessments</w:t>
@@ -487,6 +494,7 @@
             </w:pPr>
             <w:r>
               <w:rPr>
+                <w:rFonts w:ascii="Consolas" w:hAnsi="Consolas" w:eastAsia="Meiryo UI" w:cs="Consolas"/>
                 <w:rStyle w:val="VerbatimChar"/>
               </w:rPr>
               <w:t xml:space="preserve">/searchId</w:t>
@@ -540,29 +548,10 @@
       </w:r>
       <w:r>
         <w:rPr>
+          <w:rFonts w:ascii="Consolas" w:hAnsi="Consolas" w:eastAsia="Meiryo UI" w:cs="Consolas"/>
           <w:rStyle w:val="VerbatimChar"/>
         </w:rPr>
         <w:t xml:space="preserve">maintenance-db</w:t>
-      </w:r>
-      <w:r>
-        <w:t xml:space="preserve"> </w:t>
-      </w:r>
-      <w:r>
-        <w:rPr>
-          <w:rFonts w:hint="eastAsia"/>
-          <w:b/>
-          <w:bCs/>
-        </w:rPr>
-        <w:t xml:space="preserve">エンドポイント（例）:</w:t>
-      </w:r>
-      <w:r>
-        <w:t xml:space="preserve"> </w:t>
-      </w:r>
-      <w:r>
-        <w:rPr>
-          <w:rStyle w:val="VerbatimChar"/>
-        </w:rPr>
-        <w:t xml:space="preserve">https://cosmos-maintenance-poc.documents.azure.com:443/</w:t>
       </w:r>
     </w:p>
     <w:p>
@@ -575,19 +564,46 @@
           <w:b/>
           <w:bCs/>
         </w:rPr>
-        <w:t xml:space="preserve">運用設定:</w:t>
-      </w:r>
-      <w:r>
-        <w:t xml:space="preserve"> </w:t>
-      </w:r>
-      <w:r>
-        <w:t xml:space="preserve">TTL: </w:t>
-      </w:r>
+        <w:t xml:space="preserve">エンドポイント（例）:</w:t>
+      </w:r>
+      <w:r>
+        <w:t xml:space="preserve"> </w:t>
+      </w:r>
+      <w:r>
+        <w:rPr>
+          <w:rFonts w:ascii="Consolas" w:hAnsi="Consolas" w:eastAsia="Meiryo UI" w:cs="Consolas"/>
+          <w:rStyle w:val="VerbatimChar"/>
+        </w:rPr>
+        <w:t xml:space="preserve">https://cosmos-maintenance-poc.documents.azure.com:443/</w:t>
+      </w:r>
+    </w:p>
+    <w:p>
+      <w:pPr>
+        <w:pStyle w:val="BodyText"/>
+      </w:pPr>
       <w:r>
         <w:rPr>
           <w:rFonts w:hint="eastAsia"/>
-        </w:rPr>
-        <w:t xml:space="preserve">全コンテナ無効（デフォルト）。インデックスポリシー:</w:t>
+          <w:b/>
+          <w:bCs/>
+        </w:rPr>
+        <w:t xml:space="preserve">運用設定</w:t>
+      </w:r>
+    </w:p>
+    <w:p>
+      <w:pPr>
+        <w:pStyle w:val="Compact"/>
+        <w:numPr>
+          <w:ilvl w:val="0"/>
+          <w:numId w:val="1001"/>
+        </w:numPr>
+      </w:pPr>
+      <w:r>
+        <w:rPr>
+          <w:b/>
+          <w:bCs/>
+        </w:rPr>
+        <w:t xml:space="preserve">TTL:</w:t>
       </w:r>
       <w:r>
         <w:t xml:space="preserve"> </w:t>
@@ -596,7 +612,48 @@
         <w:rPr>
           <w:rFonts w:hint="eastAsia"/>
         </w:rPr>
-        <w:t xml:space="preserve">デフォルト（全パス自動インデックス）。バックアップ:</w:t>
+        <w:t xml:space="preserve">全コンテナ無効（デフォルト）</w:t>
+      </w:r>
+    </w:p>
+    <w:p>
+      <w:pPr>
+        <w:pStyle w:val="Compact"/>
+        <w:numPr>
+          <w:ilvl w:val="0"/>
+          <w:numId w:val="1001"/>
+        </w:numPr>
+      </w:pPr>
+      <w:r>
+        <w:rPr>
+          <w:b/>
+          <w:bCs/>
+        </w:rPr>
+        <w:t xml:space="preserve">インデックスポリシー:</w:t>
+      </w:r>
+      <w:r>
+        <w:t xml:space="preserve"> </w:t>
+      </w:r>
+      <w:r>
+        <w:rPr>
+          <w:rFonts w:hint="eastAsia"/>
+        </w:rPr>
+        <w:t xml:space="preserve">デフォルト（全パス自動インデックス）</w:t>
+      </w:r>
+    </w:p>
+    <w:p>
+      <w:pPr>
+        <w:pStyle w:val="Compact"/>
+        <w:numPr>
+          <w:ilvl w:val="0"/>
+          <w:numId w:val="1001"/>
+        </w:numPr>
+      </w:pPr>
+      <w:r>
+        <w:rPr>
+          <w:b/>
+          <w:bCs/>
+        </w:rPr>
+        <w:t xml:space="preserve">バックアップ:</w:t>
       </w:r>
       <w:r>
         <w:t xml:space="preserve"> </w:t>
@@ -620,12 +677,12 @@
         <w:rPr>
           <w:rFonts w:hint="eastAsia"/>
         </w:rPr>
-        <w:t xml:space="preserve">）。</w:t>
+        <w:t xml:space="preserve">）</w:t>
       </w:r>
     </w:p>
     <w:p>
       <w:pPr>
-        <w:pStyle w:val="BodyText"/>
+        <w:pStyle w:val="FirstParagraph"/>
       </w:pPr>
       <w:r>
         <w:t xml:space="preserve">※ </w:t>
@@ -639,7 +696,7 @@
       <w:r>
         <w:rPr>
           <w:rStyle w:val="VerbatimChar"/>
-          <w:rFonts w:hint="eastAsia"/>
+          <w:rFonts w:ascii="Consolas" w:hAnsi="Consolas" w:eastAsia="Meiryo UI" w:cs="Consolas"/>
         </w:rPr>
         <w:t xml:space="preserve">要件定義書.md</w:t>
       </w:r>
@@ -667,16 +724,29 @@
     </w:p>
     <w:p>
       <w:pPr>
+        <w:shd w:val="clear" w:color="auto" w:fill="F5F5F5"/>
+        <w:pBdr>
+          <w:top w:val="single" w:sz="4" w:space="4" w:color="CCCCCC"/>
+          <w:left w:val="single" w:sz="4" w:space="4" w:color="CCCCCC"/>
+          <w:bottom w:val="single" w:sz="4" w:space="4" w:color="CCCCCC"/>
+          <w:right w:val="single" w:sz="4" w:space="4" w:color="CCCCCC"/>
+        </w:pBdr>
         <w:pStyle w:val="SourceCode"/>
       </w:pPr>
       <w:r>
         <w:rPr>
+          <w:sz w:val="18"/>
+          <w:szCs w:val="18"/>
+          <w:rFonts w:ascii="Consolas" w:hAnsi="Consolas" w:eastAsia="Meiryo UI" w:cs="Consolas"/>
           <w:rStyle w:val="KeywordTok"/>
         </w:rPr>
         <w:t xml:space="preserve">interface</w:t>
       </w:r>
       <w:r>
         <w:rPr>
+          <w:sz w:val="18"/>
+          <w:szCs w:val="18"/>
+          <w:rFonts w:ascii="Consolas" w:hAnsi="Consolas" w:eastAsia="Meiryo UI" w:cs="Consolas"/>
           <w:rStyle w:val="NormalTok"/>
         </w:rPr>
         <w:t xml:space="preserve"> ScenarioDocument {</w:t>
@@ -686,12 +756,18 @@
       </w:r>
       <w:r>
         <w:rPr>
+          <w:sz w:val="18"/>
+          <w:szCs w:val="18"/>
+          <w:rFonts w:ascii="Consolas" w:hAnsi="Consolas" w:eastAsia="Meiryo UI" w:cs="Consolas"/>
           <w:rStyle w:val="NormalTok"/>
         </w:rPr>
         <w:t xml:space="preserve">  </w:t>
       </w:r>
       <w:r>
         <w:rPr>
+          <w:sz w:val="18"/>
+          <w:szCs w:val="18"/>
+          <w:rFonts w:ascii="Consolas" w:hAnsi="Consolas" w:eastAsia="Meiryo UI" w:cs="Consolas"/>
           <w:rStyle w:val="CommentTok"/>
         </w:rPr>
         <w:t xml:space="preserve">// --- AI Search 連携フィールド ---</w:t>
@@ -701,42 +777,63 @@
       </w:r>
       <w:r>
         <w:rPr>
+          <w:sz w:val="18"/>
+          <w:szCs w:val="18"/>
+          <w:rFonts w:ascii="Consolas" w:hAnsi="Consolas" w:eastAsia="Meiryo UI" w:cs="Consolas"/>
           <w:rStyle w:val="NormalTok"/>
         </w:rPr>
         <w:t xml:space="preserve">  id</w:t>
       </w:r>
       <w:r>
         <w:rPr>
+          <w:sz w:val="18"/>
+          <w:szCs w:val="18"/>
+          <w:rFonts w:ascii="Consolas" w:hAnsi="Consolas" w:eastAsia="Meiryo UI" w:cs="Consolas"/>
           <w:rStyle w:val="OperatorTok"/>
         </w:rPr>
         <w:t xml:space="preserve">:</w:t>
       </w:r>
       <w:r>
         <w:rPr>
-          <w:rStyle w:val="NormalTok"/>
-        </w:rPr>
-        <w:t xml:space="preserve"> </w:t>
-      </w:r>
-      <w:r>
-        <w:rPr>
+          <w:sz w:val="18"/>
+          <w:szCs w:val="18"/>
+          <w:rFonts w:ascii="Consolas" w:hAnsi="Consolas" w:eastAsia="Meiryo UI" w:cs="Consolas"/>
+          <w:rStyle w:val="NormalTok"/>
+        </w:rPr>
+        <w:t xml:space="preserve"> </w:t>
+      </w:r>
+      <w:r>
+        <w:rPr>
+          <w:sz w:val="18"/>
+          <w:szCs w:val="18"/>
+          <w:rFonts w:ascii="Consolas" w:hAnsi="Consolas" w:eastAsia="Meiryo UI" w:cs="Consolas"/>
           <w:rStyle w:val="DataTypeTok"/>
         </w:rPr>
         <w:t xml:space="preserve">string</w:t>
       </w:r>
       <w:r>
         <w:rPr>
+          <w:sz w:val="18"/>
+          <w:szCs w:val="18"/>
+          <w:rFonts w:ascii="Consolas" w:hAnsi="Consolas" w:eastAsia="Meiryo UI" w:cs="Consolas"/>
           <w:rStyle w:val="OperatorTok"/>
         </w:rPr>
         <w:t xml:space="preserve">;</w:t>
       </w:r>
       <w:r>
         <w:rPr>
+          <w:sz w:val="18"/>
+          <w:szCs w:val="18"/>
+          <w:rFonts w:ascii="Consolas" w:hAnsi="Consolas" w:eastAsia="Meiryo UI" w:cs="Consolas"/>
           <w:rStyle w:val="NormalTok"/>
         </w:rPr>
         <w:t xml:space="preserve">                    </w:t>
       </w:r>
       <w:r>
         <w:rPr>
+          <w:sz w:val="18"/>
+          <w:szCs w:val="18"/>
+          <w:rFonts w:ascii="Consolas" w:hAnsi="Consolas" w:eastAsia="Meiryo UI" w:cs="Consolas"/>
           <w:rStyle w:val="CommentTok"/>
         </w:rPr>
         <w:t xml:space="preserve">// "scenario-{categoryId}-{4桁連番}" e.g. "scenario-smile-0001"</w:t>
@@ -746,42 +843,63 @@
       </w:r>
       <w:r>
         <w:rPr>
+          <w:sz w:val="18"/>
+          <w:szCs w:val="18"/>
+          <w:rFonts w:ascii="Consolas" w:hAnsi="Consolas" w:eastAsia="Meiryo UI" w:cs="Consolas"/>
           <w:rStyle w:val="NormalTok"/>
         </w:rPr>
         <w:t xml:space="preserve">  dataType</w:t>
       </w:r>
       <w:r>
         <w:rPr>
+          <w:sz w:val="18"/>
+          <w:szCs w:val="18"/>
+          <w:rFonts w:ascii="Consolas" w:hAnsi="Consolas" w:eastAsia="Meiryo UI" w:cs="Consolas"/>
           <w:rStyle w:val="OperatorTok"/>
         </w:rPr>
         <w:t xml:space="preserve">:</w:t>
       </w:r>
       <w:r>
         <w:rPr>
-          <w:rStyle w:val="NormalTok"/>
-        </w:rPr>
-        <w:t xml:space="preserve"> </w:t>
-      </w:r>
-      <w:r>
-        <w:rPr>
+          <w:sz w:val="18"/>
+          <w:szCs w:val="18"/>
+          <w:rFonts w:ascii="Consolas" w:hAnsi="Consolas" w:eastAsia="Meiryo UI" w:cs="Consolas"/>
+          <w:rStyle w:val="NormalTok"/>
+        </w:rPr>
+        <w:t xml:space="preserve"> </w:t>
+      </w:r>
+      <w:r>
+        <w:rPr>
+          <w:sz w:val="18"/>
+          <w:szCs w:val="18"/>
+          <w:rFonts w:ascii="Consolas" w:hAnsi="Consolas" w:eastAsia="Meiryo UI" w:cs="Consolas"/>
           <w:rStyle w:val="StringTok"/>
         </w:rPr>
         <w:t xml:space="preserve">"scenario"</w:t>
       </w:r>
       <w:r>
         <w:rPr>
+          <w:sz w:val="18"/>
+          <w:szCs w:val="18"/>
+          <w:rFonts w:ascii="Consolas" w:hAnsi="Consolas" w:eastAsia="Meiryo UI" w:cs="Consolas"/>
           <w:rStyle w:val="OperatorTok"/>
         </w:rPr>
         <w:t xml:space="preserve">;</w:t>
       </w:r>
       <w:r>
         <w:rPr>
+          <w:sz w:val="18"/>
+          <w:szCs w:val="18"/>
+          <w:rFonts w:ascii="Consolas" w:hAnsi="Consolas" w:eastAsia="Meiryo UI" w:cs="Consolas"/>
           <w:rStyle w:val="NormalTok"/>
         </w:rPr>
         <w:t xml:space="preserve">          </w:t>
       </w:r>
       <w:r>
         <w:rPr>
+          <w:sz w:val="18"/>
+          <w:szCs w:val="18"/>
+          <w:rFonts w:ascii="Consolas" w:hAnsi="Consolas" w:eastAsia="Meiryo UI" w:cs="Consolas"/>
           <w:rStyle w:val="CommentTok"/>
         </w:rPr>
         <w:t xml:space="preserve">// AI Search フィルタ用（固定値）</w:t>
@@ -791,42 +909,63 @@
       </w:r>
       <w:r>
         <w:rPr>
+          <w:sz w:val="18"/>
+          <w:szCs w:val="18"/>
+          <w:rFonts w:ascii="Consolas" w:hAnsi="Consolas" w:eastAsia="Meiryo UI" w:cs="Consolas"/>
           <w:rStyle w:val="NormalTok"/>
         </w:rPr>
         <w:t xml:space="preserve">  categoryId</w:t>
       </w:r>
       <w:r>
         <w:rPr>
+          <w:sz w:val="18"/>
+          <w:szCs w:val="18"/>
+          <w:rFonts w:ascii="Consolas" w:hAnsi="Consolas" w:eastAsia="Meiryo UI" w:cs="Consolas"/>
           <w:rStyle w:val="OperatorTok"/>
         </w:rPr>
         <w:t xml:space="preserve">:</w:t>
       </w:r>
       <w:r>
         <w:rPr>
-          <w:rStyle w:val="NormalTok"/>
-        </w:rPr>
-        <w:t xml:space="preserve"> </w:t>
-      </w:r>
-      <w:r>
-        <w:rPr>
+          <w:sz w:val="18"/>
+          <w:szCs w:val="18"/>
+          <w:rFonts w:ascii="Consolas" w:hAnsi="Consolas" w:eastAsia="Meiryo UI" w:cs="Consolas"/>
+          <w:rStyle w:val="NormalTok"/>
+        </w:rPr>
+        <w:t xml:space="preserve"> </w:t>
+      </w:r>
+      <w:r>
+        <w:rPr>
+          <w:sz w:val="18"/>
+          <w:szCs w:val="18"/>
+          <w:rFonts w:ascii="Consolas" w:hAnsi="Consolas" w:eastAsia="Meiryo UI" w:cs="Consolas"/>
           <w:rStyle w:val="DataTypeTok"/>
         </w:rPr>
         <w:t xml:space="preserve">string</w:t>
       </w:r>
       <w:r>
         <w:rPr>
+          <w:sz w:val="18"/>
+          <w:szCs w:val="18"/>
+          <w:rFonts w:ascii="Consolas" w:hAnsi="Consolas" w:eastAsia="Meiryo UI" w:cs="Consolas"/>
           <w:rStyle w:val="OperatorTok"/>
         </w:rPr>
         <w:t xml:space="preserve">;</w:t>
       </w:r>
       <w:r>
         <w:rPr>
+          <w:sz w:val="18"/>
+          <w:szCs w:val="18"/>
+          <w:rFonts w:ascii="Consolas" w:hAnsi="Consolas" w:eastAsia="Meiryo UI" w:cs="Consolas"/>
           <w:rStyle w:val="NormalTok"/>
         </w:rPr>
         <w:t xml:space="preserve">            </w:t>
       </w:r>
       <w:r>
         <w:rPr>
+          <w:sz w:val="18"/>
+          <w:szCs w:val="18"/>
+          <w:rFonts w:ascii="Consolas" w:hAnsi="Consolas" w:eastAsia="Meiryo UI" w:cs="Consolas"/>
           <w:rStyle w:val="CommentTok"/>
         </w:rPr>
         <w:t xml:space="preserve">// パーティションキー e.g. "smile"</w:t>
@@ -836,42 +975,63 @@
       </w:r>
       <w:r>
         <w:rPr>
+          <w:sz w:val="18"/>
+          <w:szCs w:val="18"/>
+          <w:rFonts w:ascii="Consolas" w:hAnsi="Consolas" w:eastAsia="Meiryo UI" w:cs="Consolas"/>
           <w:rStyle w:val="NormalTok"/>
         </w:rPr>
         <w:t xml:space="preserve">  categoryName</w:t>
       </w:r>
       <w:r>
         <w:rPr>
+          <w:sz w:val="18"/>
+          <w:szCs w:val="18"/>
+          <w:rFonts w:ascii="Consolas" w:hAnsi="Consolas" w:eastAsia="Meiryo UI" w:cs="Consolas"/>
           <w:rStyle w:val="OperatorTok"/>
         </w:rPr>
         <w:t xml:space="preserve">:</w:t>
       </w:r>
       <w:r>
         <w:rPr>
-          <w:rStyle w:val="NormalTok"/>
-        </w:rPr>
-        <w:t xml:space="preserve"> </w:t>
-      </w:r>
-      <w:r>
-        <w:rPr>
+          <w:sz w:val="18"/>
+          <w:szCs w:val="18"/>
+          <w:rFonts w:ascii="Consolas" w:hAnsi="Consolas" w:eastAsia="Meiryo UI" w:cs="Consolas"/>
+          <w:rStyle w:val="NormalTok"/>
+        </w:rPr>
+        <w:t xml:space="preserve"> </w:t>
+      </w:r>
+      <w:r>
+        <w:rPr>
+          <w:sz w:val="18"/>
+          <w:szCs w:val="18"/>
+          <w:rFonts w:ascii="Consolas" w:hAnsi="Consolas" w:eastAsia="Meiryo UI" w:cs="Consolas"/>
           <w:rStyle w:val="DataTypeTok"/>
         </w:rPr>
         <w:t xml:space="preserve">string</w:t>
       </w:r>
       <w:r>
         <w:rPr>
+          <w:sz w:val="18"/>
+          <w:szCs w:val="18"/>
+          <w:rFonts w:ascii="Consolas" w:hAnsi="Consolas" w:eastAsia="Meiryo UI" w:cs="Consolas"/>
           <w:rStyle w:val="OperatorTok"/>
         </w:rPr>
         <w:t xml:space="preserve">;</w:t>
       </w:r>
       <w:r>
         <w:rPr>
+          <w:sz w:val="18"/>
+          <w:szCs w:val="18"/>
+          <w:rFonts w:ascii="Consolas" w:hAnsi="Consolas" w:eastAsia="Meiryo UI" w:cs="Consolas"/>
           <w:rStyle w:val="NormalTok"/>
         </w:rPr>
         <w:t xml:space="preserve">          </w:t>
       </w:r>
       <w:r>
         <w:rPr>
+          <w:sz w:val="18"/>
+          <w:szCs w:val="18"/>
+          <w:rFonts w:ascii="Consolas" w:hAnsi="Consolas" w:eastAsia="Meiryo UI" w:cs="Consolas"/>
           <w:rStyle w:val="CommentTok"/>
         </w:rPr>
         <w:t xml:space="preserve">// 表示名 e.g. "スマイル"</w:t>
@@ -881,42 +1041,63 @@
       </w:r>
       <w:r>
         <w:rPr>
+          <w:sz w:val="18"/>
+          <w:szCs w:val="18"/>
+          <w:rFonts w:ascii="Consolas" w:hAnsi="Consolas" w:eastAsia="Meiryo UI" w:cs="Consolas"/>
           <w:rStyle w:val="NormalTok"/>
         </w:rPr>
         <w:t xml:space="preserve">  title</w:t>
       </w:r>
       <w:r>
         <w:rPr>
+          <w:sz w:val="18"/>
+          <w:szCs w:val="18"/>
+          <w:rFonts w:ascii="Consolas" w:hAnsi="Consolas" w:eastAsia="Meiryo UI" w:cs="Consolas"/>
           <w:rStyle w:val="OperatorTok"/>
         </w:rPr>
         <w:t xml:space="preserve">:</w:t>
       </w:r>
       <w:r>
         <w:rPr>
-          <w:rStyle w:val="NormalTok"/>
-        </w:rPr>
-        <w:t xml:space="preserve"> </w:t>
-      </w:r>
-      <w:r>
-        <w:rPr>
+          <w:sz w:val="18"/>
+          <w:szCs w:val="18"/>
+          <w:rFonts w:ascii="Consolas" w:hAnsi="Consolas" w:eastAsia="Meiryo UI" w:cs="Consolas"/>
+          <w:rStyle w:val="NormalTok"/>
+        </w:rPr>
+        <w:t xml:space="preserve"> </w:t>
+      </w:r>
+      <w:r>
+        <w:rPr>
+          <w:sz w:val="18"/>
+          <w:szCs w:val="18"/>
+          <w:rFonts w:ascii="Consolas" w:hAnsi="Consolas" w:eastAsia="Meiryo UI" w:cs="Consolas"/>
           <w:rStyle w:val="DataTypeTok"/>
         </w:rPr>
         <w:t xml:space="preserve">string</w:t>
       </w:r>
       <w:r>
         <w:rPr>
+          <w:sz w:val="18"/>
+          <w:szCs w:val="18"/>
+          <w:rFonts w:ascii="Consolas" w:hAnsi="Consolas" w:eastAsia="Meiryo UI" w:cs="Consolas"/>
           <w:rStyle w:val="OperatorTok"/>
         </w:rPr>
         <w:t xml:space="preserve">;</w:t>
       </w:r>
       <w:r>
         <w:rPr>
+          <w:sz w:val="18"/>
+          <w:szCs w:val="18"/>
+          <w:rFonts w:ascii="Consolas" w:hAnsi="Consolas" w:eastAsia="Meiryo UI" w:cs="Consolas"/>
           <w:rStyle w:val="NormalTok"/>
         </w:rPr>
         <w:t xml:space="preserve">                 </w:t>
       </w:r>
       <w:r>
         <w:rPr>
+          <w:sz w:val="18"/>
+          <w:szCs w:val="18"/>
+          <w:rFonts w:ascii="Consolas" w:hAnsi="Consolas" w:eastAsia="Meiryo UI" w:cs="Consolas"/>
           <w:rStyle w:val="CommentTok"/>
         </w:rPr>
         <w:t xml:space="preserve">// 階層パス（AI Search title検索フィールド）</w:t>
@@ -926,42 +1107,63 @@
       </w:r>
       <w:r>
         <w:rPr>
+          <w:sz w:val="18"/>
+          <w:szCs w:val="18"/>
+          <w:rFonts w:ascii="Consolas" w:hAnsi="Consolas" w:eastAsia="Meiryo UI" w:cs="Consolas"/>
           <w:rStyle w:val="NormalTok"/>
         </w:rPr>
         <w:t xml:space="preserve">  content</w:t>
       </w:r>
       <w:r>
         <w:rPr>
+          <w:sz w:val="18"/>
+          <w:szCs w:val="18"/>
+          <w:rFonts w:ascii="Consolas" w:hAnsi="Consolas" w:eastAsia="Meiryo UI" w:cs="Consolas"/>
           <w:rStyle w:val="OperatorTok"/>
         </w:rPr>
         <w:t xml:space="preserve">:</w:t>
       </w:r>
       <w:r>
         <w:rPr>
-          <w:rStyle w:val="NormalTok"/>
-        </w:rPr>
-        <w:t xml:space="preserve"> </w:t>
-      </w:r>
-      <w:r>
-        <w:rPr>
+          <w:sz w:val="18"/>
+          <w:szCs w:val="18"/>
+          <w:rFonts w:ascii="Consolas" w:hAnsi="Consolas" w:eastAsia="Meiryo UI" w:cs="Consolas"/>
+          <w:rStyle w:val="NormalTok"/>
+        </w:rPr>
+        <w:t xml:space="preserve"> </w:t>
+      </w:r>
+      <w:r>
+        <w:rPr>
+          <w:sz w:val="18"/>
+          <w:szCs w:val="18"/>
+          <w:rFonts w:ascii="Consolas" w:hAnsi="Consolas" w:eastAsia="Meiryo UI" w:cs="Consolas"/>
           <w:rStyle w:val="DataTypeTok"/>
         </w:rPr>
         <w:t xml:space="preserve">string</w:t>
       </w:r>
       <w:r>
         <w:rPr>
+          <w:sz w:val="18"/>
+          <w:szCs w:val="18"/>
+          <w:rFonts w:ascii="Consolas" w:hAnsi="Consolas" w:eastAsia="Meiryo UI" w:cs="Consolas"/>
           <w:rStyle w:val="OperatorTok"/>
         </w:rPr>
         <w:t xml:space="preserve">;</w:t>
       </w:r>
       <w:r>
         <w:rPr>
+          <w:sz w:val="18"/>
+          <w:szCs w:val="18"/>
+          <w:rFonts w:ascii="Consolas" w:hAnsi="Consolas" w:eastAsia="Meiryo UI" w:cs="Consolas"/>
           <w:rStyle w:val="NormalTok"/>
         </w:rPr>
         <w:t xml:space="preserve">               </w:t>
       </w:r>
       <w:r>
         <w:rPr>
+          <w:sz w:val="18"/>
+          <w:szCs w:val="18"/>
+          <w:rFonts w:ascii="Consolas" w:hAnsi="Consolas" w:eastAsia="Meiryo UI" w:cs="Consolas"/>
           <w:rStyle w:val="CommentTok"/>
         </w:rPr>
         <w:t xml:space="preserve">// 回答テキスト（AI Search content検索フィールド）</w:t>
@@ -971,42 +1173,63 @@
       </w:r>
       <w:r>
         <w:rPr>
+          <w:sz w:val="18"/>
+          <w:szCs w:val="18"/>
+          <w:rFonts w:ascii="Consolas" w:hAnsi="Consolas" w:eastAsia="Meiryo UI" w:cs="Consolas"/>
           <w:rStyle w:val="NormalTok"/>
         </w:rPr>
         <w:t xml:space="preserve">  combinedContent</w:t>
       </w:r>
       <w:r>
         <w:rPr>
+          <w:sz w:val="18"/>
+          <w:szCs w:val="18"/>
+          <w:rFonts w:ascii="Consolas" w:hAnsi="Consolas" w:eastAsia="Meiryo UI" w:cs="Consolas"/>
           <w:rStyle w:val="OperatorTok"/>
         </w:rPr>
         <w:t xml:space="preserve">:</w:t>
       </w:r>
       <w:r>
         <w:rPr>
-          <w:rStyle w:val="NormalTok"/>
-        </w:rPr>
-        <w:t xml:space="preserve"> </w:t>
-      </w:r>
-      <w:r>
-        <w:rPr>
+          <w:sz w:val="18"/>
+          <w:szCs w:val="18"/>
+          <w:rFonts w:ascii="Consolas" w:hAnsi="Consolas" w:eastAsia="Meiryo UI" w:cs="Consolas"/>
+          <w:rStyle w:val="NormalTok"/>
+        </w:rPr>
+        <w:t xml:space="preserve"> </w:t>
+      </w:r>
+      <w:r>
+        <w:rPr>
+          <w:sz w:val="18"/>
+          <w:szCs w:val="18"/>
+          <w:rFonts w:ascii="Consolas" w:hAnsi="Consolas" w:eastAsia="Meiryo UI" w:cs="Consolas"/>
           <w:rStyle w:val="DataTypeTok"/>
         </w:rPr>
         <w:t xml:space="preserve">string</w:t>
       </w:r>
       <w:r>
         <w:rPr>
+          <w:sz w:val="18"/>
+          <w:szCs w:val="18"/>
+          <w:rFonts w:ascii="Consolas" w:hAnsi="Consolas" w:eastAsia="Meiryo UI" w:cs="Consolas"/>
           <w:rStyle w:val="OperatorTok"/>
         </w:rPr>
         <w:t xml:space="preserve">;</w:t>
       </w:r>
       <w:r>
         <w:rPr>
+          <w:sz w:val="18"/>
+          <w:szCs w:val="18"/>
+          <w:rFonts w:ascii="Consolas" w:hAnsi="Consolas" w:eastAsia="Meiryo UI" w:cs="Consolas"/>
           <w:rStyle w:val="NormalTok"/>
         </w:rPr>
         <w:t xml:space="preserve">       </w:t>
       </w:r>
       <w:r>
         <w:rPr>
+          <w:sz w:val="18"/>
+          <w:szCs w:val="18"/>
+          <w:rFonts w:ascii="Consolas" w:hAnsi="Consolas" w:eastAsia="Meiryo UI" w:cs="Consolas"/>
           <w:rStyle w:val="CommentTok"/>
         </w:rPr>
         <w:t xml:space="preserve">// ベクトル化対象テキスト（Skillset入力）</w:t>
@@ -1016,48 +1239,72 @@
       </w:r>
       <w:r>
         <w:rPr>
+          <w:sz w:val="18"/>
+          <w:szCs w:val="18"/>
+          <w:rFonts w:ascii="Consolas" w:hAnsi="Consolas" w:eastAsia="Meiryo UI" w:cs="Consolas"/>
           <w:rStyle w:val="NormalTok"/>
         </w:rPr>
         <w:t xml:space="preserve">  keywords</w:t>
       </w:r>
       <w:r>
         <w:rPr>
+          <w:sz w:val="18"/>
+          <w:szCs w:val="18"/>
+          <w:rFonts w:ascii="Consolas" w:hAnsi="Consolas" w:eastAsia="Meiryo UI" w:cs="Consolas"/>
           <w:rStyle w:val="OperatorTok"/>
         </w:rPr>
         <w:t xml:space="preserve">:</w:t>
       </w:r>
       <w:r>
         <w:rPr>
-          <w:rStyle w:val="NormalTok"/>
-        </w:rPr>
-        <w:t xml:space="preserve"> </w:t>
-      </w:r>
-      <w:r>
-        <w:rPr>
+          <w:sz w:val="18"/>
+          <w:szCs w:val="18"/>
+          <w:rFonts w:ascii="Consolas" w:hAnsi="Consolas" w:eastAsia="Meiryo UI" w:cs="Consolas"/>
+          <w:rStyle w:val="NormalTok"/>
+        </w:rPr>
+        <w:t xml:space="preserve"> </w:t>
+      </w:r>
+      <w:r>
+        <w:rPr>
+          <w:sz w:val="18"/>
+          <w:szCs w:val="18"/>
+          <w:rFonts w:ascii="Consolas" w:hAnsi="Consolas" w:eastAsia="Meiryo UI" w:cs="Consolas"/>
           <w:rStyle w:val="DataTypeTok"/>
         </w:rPr>
         <w:t xml:space="preserve">string</w:t>
       </w:r>
       <w:r>
         <w:rPr>
+          <w:sz w:val="18"/>
+          <w:szCs w:val="18"/>
+          <w:rFonts w:ascii="Consolas" w:hAnsi="Consolas" w:eastAsia="Meiryo UI" w:cs="Consolas"/>
           <w:rStyle w:val="NormalTok"/>
         </w:rPr>
         <w:t xml:space="preserve">[]</w:t>
       </w:r>
       <w:r>
         <w:rPr>
+          <w:sz w:val="18"/>
+          <w:szCs w:val="18"/>
+          <w:rFonts w:ascii="Consolas" w:hAnsi="Consolas" w:eastAsia="Meiryo UI" w:cs="Consolas"/>
           <w:rStyle w:val="OperatorTok"/>
         </w:rPr>
         <w:t xml:space="preserve">;</w:t>
       </w:r>
       <w:r>
         <w:rPr>
+          <w:sz w:val="18"/>
+          <w:szCs w:val="18"/>
+          <w:rFonts w:ascii="Consolas" w:hAnsi="Consolas" w:eastAsia="Meiryo UI" w:cs="Consolas"/>
           <w:rStyle w:val="NormalTok"/>
         </w:rPr>
         <w:t xml:space="preserve">            </w:t>
       </w:r>
       <w:r>
         <w:rPr>
+          <w:sz w:val="18"/>
+          <w:szCs w:val="18"/>
+          <w:rFonts w:ascii="Consolas" w:hAnsi="Consolas" w:eastAsia="Meiryo UI" w:cs="Consolas"/>
           <w:rStyle w:val="CommentTok"/>
         </w:rPr>
         <w:t xml:space="preserve">// 階層の各レベルテキスト + 質問テキスト</w:t>
@@ -1067,42 +1314,63 @@
       </w:r>
       <w:r>
         <w:rPr>
+          <w:sz w:val="18"/>
+          <w:szCs w:val="18"/>
+          <w:rFonts w:ascii="Consolas" w:hAnsi="Consolas" w:eastAsia="Meiryo UI" w:cs="Consolas"/>
           <w:rStyle w:val="NormalTok"/>
         </w:rPr>
         <w:t xml:space="preserve">  updatedAt</w:t>
       </w:r>
       <w:r>
         <w:rPr>
+          <w:sz w:val="18"/>
+          <w:szCs w:val="18"/>
+          <w:rFonts w:ascii="Consolas" w:hAnsi="Consolas" w:eastAsia="Meiryo UI" w:cs="Consolas"/>
           <w:rStyle w:val="OperatorTok"/>
         </w:rPr>
         <w:t xml:space="preserve">:</w:t>
       </w:r>
       <w:r>
         <w:rPr>
-          <w:rStyle w:val="NormalTok"/>
-        </w:rPr>
-        <w:t xml:space="preserve"> </w:t>
-      </w:r>
-      <w:r>
-        <w:rPr>
+          <w:sz w:val="18"/>
+          <w:szCs w:val="18"/>
+          <w:rFonts w:ascii="Consolas" w:hAnsi="Consolas" w:eastAsia="Meiryo UI" w:cs="Consolas"/>
+          <w:rStyle w:val="NormalTok"/>
+        </w:rPr>
+        <w:t xml:space="preserve"> </w:t>
+      </w:r>
+      <w:r>
+        <w:rPr>
+          <w:sz w:val="18"/>
+          <w:szCs w:val="18"/>
+          <w:rFonts w:ascii="Consolas" w:hAnsi="Consolas" w:eastAsia="Meiryo UI" w:cs="Consolas"/>
           <w:rStyle w:val="DataTypeTok"/>
         </w:rPr>
         <w:t xml:space="preserve">string</w:t>
       </w:r>
       <w:r>
         <w:rPr>
+          <w:sz w:val="18"/>
+          <w:szCs w:val="18"/>
+          <w:rFonts w:ascii="Consolas" w:hAnsi="Consolas" w:eastAsia="Meiryo UI" w:cs="Consolas"/>
           <w:rStyle w:val="OperatorTok"/>
         </w:rPr>
         <w:t xml:space="preserve">;</w:t>
       </w:r>
       <w:r>
         <w:rPr>
+          <w:sz w:val="18"/>
+          <w:szCs w:val="18"/>
+          <w:rFonts w:ascii="Consolas" w:hAnsi="Consolas" w:eastAsia="Meiryo UI" w:cs="Consolas"/>
           <w:rStyle w:val="NormalTok"/>
         </w:rPr>
         <w:t xml:space="preserve">             </w:t>
       </w:r>
       <w:r>
         <w:rPr>
+          <w:sz w:val="18"/>
+          <w:szCs w:val="18"/>
+          <w:rFonts w:ascii="Consolas" w:hAnsi="Consolas" w:eastAsia="Meiryo UI" w:cs="Consolas"/>
           <w:rStyle w:val="CommentTok"/>
         </w:rPr>
         <w:t xml:space="preserve">// ISO 8601 JST e.g. "2026-02-12T00:00:00+09:00"</w:t>
@@ -1112,42 +1380,63 @@
       </w:r>
       <w:r>
         <w:rPr>
+          <w:sz w:val="18"/>
+          <w:szCs w:val="18"/>
+          <w:rFonts w:ascii="Consolas" w:hAnsi="Consolas" w:eastAsia="Meiryo UI" w:cs="Consolas"/>
           <w:rStyle w:val="NormalTok"/>
         </w:rPr>
         <w:t xml:space="preserve">  isDeleted</w:t>
       </w:r>
       <w:r>
         <w:rPr>
+          <w:sz w:val="18"/>
+          <w:szCs w:val="18"/>
+          <w:rFonts w:ascii="Consolas" w:hAnsi="Consolas" w:eastAsia="Meiryo UI" w:cs="Consolas"/>
           <w:rStyle w:val="OperatorTok"/>
         </w:rPr>
         <w:t xml:space="preserve">:</w:t>
       </w:r>
       <w:r>
         <w:rPr>
-          <w:rStyle w:val="NormalTok"/>
-        </w:rPr>
-        <w:t xml:space="preserve"> </w:t>
-      </w:r>
-      <w:r>
-        <w:rPr>
+          <w:sz w:val="18"/>
+          <w:szCs w:val="18"/>
+          <w:rFonts w:ascii="Consolas" w:hAnsi="Consolas" w:eastAsia="Meiryo UI" w:cs="Consolas"/>
+          <w:rStyle w:val="NormalTok"/>
+        </w:rPr>
+        <w:t xml:space="preserve"> </w:t>
+      </w:r>
+      <w:r>
+        <w:rPr>
+          <w:sz w:val="18"/>
+          <w:szCs w:val="18"/>
+          <w:rFonts w:ascii="Consolas" w:hAnsi="Consolas" w:eastAsia="Meiryo UI" w:cs="Consolas"/>
           <w:rStyle w:val="DataTypeTok"/>
         </w:rPr>
         <w:t xml:space="preserve">boolean</w:t>
       </w:r>
       <w:r>
         <w:rPr>
+          <w:sz w:val="18"/>
+          <w:szCs w:val="18"/>
+          <w:rFonts w:ascii="Consolas" w:hAnsi="Consolas" w:eastAsia="Meiryo UI" w:cs="Consolas"/>
           <w:rStyle w:val="OperatorTok"/>
         </w:rPr>
         <w:t xml:space="preserve">;</w:t>
       </w:r>
       <w:r>
         <w:rPr>
+          <w:sz w:val="18"/>
+          <w:szCs w:val="18"/>
+          <w:rFonts w:ascii="Consolas" w:hAnsi="Consolas" w:eastAsia="Meiryo UI" w:cs="Consolas"/>
           <w:rStyle w:val="NormalTok"/>
         </w:rPr>
         <w:t xml:space="preserve">            </w:t>
       </w:r>
       <w:r>
         <w:rPr>
+          <w:sz w:val="18"/>
+          <w:szCs w:val="18"/>
+          <w:rFonts w:ascii="Consolas" w:hAnsi="Consolas" w:eastAsia="Meiryo UI" w:cs="Consolas"/>
           <w:rStyle w:val="CommentTok"/>
         </w:rPr>
         <w:t xml:space="preserve">// Soft Delete（AI Search 除外用）</w:t>
@@ -1160,12 +1449,18 @@
       </w:r>
       <w:r>
         <w:rPr>
+          <w:sz w:val="18"/>
+          <w:szCs w:val="18"/>
+          <w:rFonts w:ascii="Consolas" w:hAnsi="Consolas" w:eastAsia="Meiryo UI" w:cs="Consolas"/>
           <w:rStyle w:val="NormalTok"/>
         </w:rPr>
         <w:t xml:space="preserve">  </w:t>
       </w:r>
       <w:r>
         <w:rPr>
+          <w:sz w:val="18"/>
+          <w:szCs w:val="18"/>
+          <w:rFonts w:ascii="Consolas" w:hAnsi="Consolas" w:eastAsia="Meiryo UI" w:cs="Consolas"/>
           <w:rStyle w:val="CommentTok"/>
         </w:rPr>
         <w:t xml:space="preserve">// --- 本番拡張フィールド ---</w:t>
@@ -1175,42 +1470,63 @@
       </w:r>
       <w:r>
         <w:rPr>
+          <w:sz w:val="18"/>
+          <w:szCs w:val="18"/>
+          <w:rFonts w:ascii="Consolas" w:hAnsi="Consolas" w:eastAsia="Meiryo UI" w:cs="Consolas"/>
           <w:rStyle w:val="NormalTok"/>
         </w:rPr>
         <w:t xml:space="preserve">  path</w:t>
       </w:r>
       <w:r>
         <w:rPr>
+          <w:sz w:val="18"/>
+          <w:szCs w:val="18"/>
+          <w:rFonts w:ascii="Consolas" w:hAnsi="Consolas" w:eastAsia="Meiryo UI" w:cs="Consolas"/>
           <w:rStyle w:val="OperatorTok"/>
         </w:rPr>
         <w:t xml:space="preserve">:</w:t>
       </w:r>
       <w:r>
         <w:rPr>
-          <w:rStyle w:val="NormalTok"/>
-        </w:rPr>
-        <w:t xml:space="preserve"> </w:t>
-      </w:r>
-      <w:r>
-        <w:rPr>
+          <w:sz w:val="18"/>
+          <w:szCs w:val="18"/>
+          <w:rFonts w:ascii="Consolas" w:hAnsi="Consolas" w:eastAsia="Meiryo UI" w:cs="Consolas"/>
+          <w:rStyle w:val="NormalTok"/>
+        </w:rPr>
+        <w:t xml:space="preserve"> </w:t>
+      </w:r>
+      <w:r>
+        <w:rPr>
+          <w:sz w:val="18"/>
+          <w:szCs w:val="18"/>
+          <w:rFonts w:ascii="Consolas" w:hAnsi="Consolas" w:eastAsia="Meiryo UI" w:cs="Consolas"/>
           <w:rStyle w:val="DataTypeTok"/>
         </w:rPr>
         <w:t xml:space="preserve">string</w:t>
       </w:r>
       <w:r>
         <w:rPr>
+          <w:sz w:val="18"/>
+          <w:szCs w:val="18"/>
+          <w:rFonts w:ascii="Consolas" w:hAnsi="Consolas" w:eastAsia="Meiryo UI" w:cs="Consolas"/>
           <w:rStyle w:val="OperatorTok"/>
         </w:rPr>
         <w:t xml:space="preserve">;</w:t>
       </w:r>
       <w:r>
         <w:rPr>
+          <w:sz w:val="18"/>
+          <w:szCs w:val="18"/>
+          <w:rFonts w:ascii="Consolas" w:hAnsi="Consolas" w:eastAsia="Meiryo UI" w:cs="Consolas"/>
           <w:rStyle w:val="NormalTok"/>
         </w:rPr>
         <w:t xml:space="preserve">                  </w:t>
       </w:r>
       <w:r>
         <w:rPr>
+          <w:sz w:val="18"/>
+          <w:szCs w:val="18"/>
+          <w:rFonts w:ascii="Consolas" w:hAnsi="Consolas" w:eastAsia="Meiryo UI" w:cs="Consolas"/>
           <w:rStyle w:val="CommentTok"/>
         </w:rPr>
         <w:t xml:space="preserve">// 階層パス（= title と同値、将来のチャットボット連携用）</w:t>
@@ -1220,42 +1536,63 @@
       </w:r>
       <w:r>
         <w:rPr>
+          <w:sz w:val="18"/>
+          <w:szCs w:val="18"/>
+          <w:rFonts w:ascii="Consolas" w:hAnsi="Consolas" w:eastAsia="Meiryo UI" w:cs="Consolas"/>
           <w:rStyle w:val="NormalTok"/>
         </w:rPr>
         <w:t xml:space="preserve">  order</w:t>
       </w:r>
       <w:r>
         <w:rPr>
+          <w:sz w:val="18"/>
+          <w:szCs w:val="18"/>
+          <w:rFonts w:ascii="Consolas" w:hAnsi="Consolas" w:eastAsia="Meiryo UI" w:cs="Consolas"/>
           <w:rStyle w:val="OperatorTok"/>
         </w:rPr>
         <w:t xml:space="preserve">:</w:t>
       </w:r>
       <w:r>
         <w:rPr>
-          <w:rStyle w:val="NormalTok"/>
-        </w:rPr>
-        <w:t xml:space="preserve"> </w:t>
-      </w:r>
-      <w:r>
-        <w:rPr>
+          <w:sz w:val="18"/>
+          <w:szCs w:val="18"/>
+          <w:rFonts w:ascii="Consolas" w:hAnsi="Consolas" w:eastAsia="Meiryo UI" w:cs="Consolas"/>
+          <w:rStyle w:val="NormalTok"/>
+        </w:rPr>
+        <w:t xml:space="preserve"> </w:t>
+      </w:r>
+      <w:r>
+        <w:rPr>
+          <w:sz w:val="18"/>
+          <w:szCs w:val="18"/>
+          <w:rFonts w:ascii="Consolas" w:hAnsi="Consolas" w:eastAsia="Meiryo UI" w:cs="Consolas"/>
           <w:rStyle w:val="DataTypeTok"/>
         </w:rPr>
         <w:t xml:space="preserve">number</w:t>
       </w:r>
       <w:r>
         <w:rPr>
+          <w:sz w:val="18"/>
+          <w:szCs w:val="18"/>
+          <w:rFonts w:ascii="Consolas" w:hAnsi="Consolas" w:eastAsia="Meiryo UI" w:cs="Consolas"/>
           <w:rStyle w:val="OperatorTok"/>
         </w:rPr>
         <w:t xml:space="preserve">;</w:t>
       </w:r>
       <w:r>
         <w:rPr>
+          <w:sz w:val="18"/>
+          <w:szCs w:val="18"/>
+          <w:rFonts w:ascii="Consolas" w:hAnsi="Consolas" w:eastAsia="Meiryo UI" w:cs="Consolas"/>
           <w:rStyle w:val="NormalTok"/>
         </w:rPr>
         <w:t xml:space="preserve">                 </w:t>
       </w:r>
       <w:r>
         <w:rPr>
+          <w:sz w:val="18"/>
+          <w:szCs w:val="18"/>
+          <w:rFonts w:ascii="Consolas" w:hAnsi="Consolas" w:eastAsia="Meiryo UI" w:cs="Consolas"/>
           <w:rStyle w:val="CommentTok"/>
         </w:rPr>
         <w:t xml:space="preserve">// Excel行番号（1始まり）</w:t>
@@ -1265,42 +1602,63 @@
       </w:r>
       <w:r>
         <w:rPr>
+          <w:sz w:val="18"/>
+          <w:szCs w:val="18"/>
+          <w:rFonts w:ascii="Consolas" w:hAnsi="Consolas" w:eastAsia="Meiryo UI" w:cs="Consolas"/>
           <w:rStyle w:val="NormalTok"/>
         </w:rPr>
         <w:t xml:space="preserve">  isFinalAnswer</w:t>
       </w:r>
       <w:r>
         <w:rPr>
+          <w:sz w:val="18"/>
+          <w:szCs w:val="18"/>
+          <w:rFonts w:ascii="Consolas" w:hAnsi="Consolas" w:eastAsia="Meiryo UI" w:cs="Consolas"/>
           <w:rStyle w:val="OperatorTok"/>
         </w:rPr>
         <w:t xml:space="preserve">:</w:t>
       </w:r>
       <w:r>
         <w:rPr>
-          <w:rStyle w:val="NormalTok"/>
-        </w:rPr>
-        <w:t xml:space="preserve"> </w:t>
-      </w:r>
-      <w:r>
-        <w:rPr>
+          <w:sz w:val="18"/>
+          <w:szCs w:val="18"/>
+          <w:rFonts w:ascii="Consolas" w:hAnsi="Consolas" w:eastAsia="Meiryo UI" w:cs="Consolas"/>
+          <w:rStyle w:val="NormalTok"/>
+        </w:rPr>
+        <w:t xml:space="preserve"> </w:t>
+      </w:r>
+      <w:r>
+        <w:rPr>
+          <w:sz w:val="18"/>
+          <w:szCs w:val="18"/>
+          <w:rFonts w:ascii="Consolas" w:hAnsi="Consolas" w:eastAsia="Meiryo UI" w:cs="Consolas"/>
           <w:rStyle w:val="DataTypeTok"/>
         </w:rPr>
         <w:t xml:space="preserve">boolean</w:t>
       </w:r>
       <w:r>
         <w:rPr>
+          <w:sz w:val="18"/>
+          <w:szCs w:val="18"/>
+          <w:rFonts w:ascii="Consolas" w:hAnsi="Consolas" w:eastAsia="Meiryo UI" w:cs="Consolas"/>
           <w:rStyle w:val="OperatorTok"/>
         </w:rPr>
         <w:t xml:space="preserve">;</w:t>
       </w:r>
       <w:r>
         <w:rPr>
+          <w:sz w:val="18"/>
+          <w:szCs w:val="18"/>
+          <w:rFonts w:ascii="Consolas" w:hAnsi="Consolas" w:eastAsia="Meiryo UI" w:cs="Consolas"/>
           <w:rStyle w:val="NormalTok"/>
         </w:rPr>
         <w:t xml:space="preserve">        </w:t>
       </w:r>
       <w:r>
         <w:rPr>
+          <w:sz w:val="18"/>
+          <w:szCs w:val="18"/>
+          <w:rFonts w:ascii="Consolas" w:hAnsi="Consolas" w:eastAsia="Meiryo UI" w:cs="Consolas"/>
           <w:rStyle w:val="CommentTok"/>
         </w:rPr>
         <w:t xml:space="preserve">// true: 末端ノード（子なし）, false: 中間ノード（子あり）</w:t>
@@ -1310,6 +1668,9 @@
       </w:r>
       <w:r>
         <w:rPr>
+          <w:sz w:val="18"/>
+          <w:szCs w:val="18"/>
+          <w:rFonts w:ascii="Consolas" w:hAnsi="Consolas" w:eastAsia="Meiryo UI" w:cs="Consolas"/>
           <w:rStyle w:val="NormalTok"/>
         </w:rPr>
         <w:t xml:space="preserve">}</w:t>
@@ -1442,6 +1803,7 @@
             </w:pPr>
             <w:r>
               <w:rPr>
+                <w:rFonts w:ascii="Consolas" w:hAnsi="Consolas" w:eastAsia="Meiryo UI" w:cs="Consolas"/>
                 <w:rStyle w:val="VerbatimChar"/>
               </w:rPr>
               <w:t xml:space="preserve">id</w:t>
@@ -1485,7 +1847,7 @@
             <w:r>
               <w:rPr>
                 <w:rStyle w:val="VerbatimChar"/>
-                <w:rFonts w:hint="eastAsia"/>
+                <w:rFonts w:ascii="Consolas" w:hAnsi="Consolas" w:eastAsia="Meiryo UI" w:cs="Consolas"/>
               </w:rPr>
               <w:t xml:space="preserve">scenario-{categoryId}-{4桁連番}</w:t>
             </w:r>
@@ -1501,6 +1863,7 @@
             </w:pPr>
             <w:r>
               <w:rPr>
+                <w:rFonts w:ascii="Consolas" w:hAnsi="Consolas" w:eastAsia="Meiryo UI" w:cs="Consolas"/>
                 <w:rStyle w:val="VerbatimChar"/>
               </w:rPr>
               <w:t xml:space="preserve">dataType</w:t>
@@ -1546,6 +1909,7 @@
             </w:r>
             <w:r>
               <w:rPr>
+                <w:rFonts w:ascii="Consolas" w:hAnsi="Consolas" w:eastAsia="Meiryo UI" w:cs="Consolas"/>
                 <w:rStyle w:val="VerbatimChar"/>
               </w:rPr>
               <w:t xml:space="preserve">"scenario"</w:t>
@@ -1558,6 +1922,7 @@
             </w:r>
             <w:r>
               <w:rPr>
+                <w:rFonts w:ascii="Consolas" w:hAnsi="Consolas" w:eastAsia="Meiryo UI" w:cs="Consolas"/>
                 <w:rStyle w:val="VerbatimChar"/>
               </w:rPr>
               <w:t xml:space="preserve">dataType</w:t>
@@ -1583,6 +1948,7 @@
             </w:pPr>
             <w:r>
               <w:rPr>
+                <w:rFonts w:ascii="Consolas" w:hAnsi="Consolas" w:eastAsia="Meiryo UI" w:cs="Consolas"/>
                 <w:rStyle w:val="VerbatimChar"/>
               </w:rPr>
               <w:t xml:space="preserve">categoryId</w:t>
@@ -1622,6 +1988,7 @@
             </w:r>
             <w:r>
               <w:rPr>
+                <w:rFonts w:ascii="Consolas" w:hAnsi="Consolas" w:eastAsia="Meiryo UI" w:cs="Consolas"/>
                 <w:rStyle w:val="VerbatimChar"/>
               </w:rPr>
               <w:t xml:space="preserve">smile</w:t>
@@ -1634,6 +2001,7 @@
             </w:r>
             <w:r>
               <w:rPr>
+                <w:rFonts w:ascii="Consolas" w:hAnsi="Consolas" w:eastAsia="Meiryo UI" w:cs="Consolas"/>
                 <w:rStyle w:val="VerbatimChar"/>
               </w:rPr>
               <w:t xml:space="preserve">souzoku</w:t>
@@ -1646,6 +2014,7 @@
             </w:r>
             <w:r>
               <w:rPr>
+                <w:rFonts w:ascii="Consolas" w:hAnsi="Consolas" w:eastAsia="Meiryo UI" w:cs="Consolas"/>
                 <w:rStyle w:val="VerbatimChar"/>
               </w:rPr>
               <w:t xml:space="preserve">naibujimu</w:t>
@@ -1658,6 +2027,7 @@
             </w:r>
             <w:r>
               <w:rPr>
+                <w:rFonts w:ascii="Consolas" w:hAnsi="Consolas" w:eastAsia="Meiryo UI" w:cs="Consolas"/>
                 <w:rStyle w:val="VerbatimChar"/>
               </w:rPr>
               <w:t xml:space="preserve">torikaku</w:t>
@@ -1674,6 +2044,7 @@
             </w:pPr>
             <w:r>
               <w:rPr>
+                <w:rFonts w:ascii="Consolas" w:hAnsi="Consolas" w:eastAsia="Meiryo UI" w:cs="Consolas"/>
                 <w:rStyle w:val="VerbatimChar"/>
               </w:rPr>
               <w:t xml:space="preserve">categoryName</w:t>
@@ -1716,6 +2087,7 @@
             </w:r>
             <w:r>
               <w:rPr>
+                <w:rFonts w:ascii="Consolas" w:hAnsi="Consolas" w:eastAsia="Meiryo UI" w:cs="Consolas"/>
                 <w:rStyle w:val="VerbatimChar"/>
               </w:rPr>
               <w:t xml:space="preserve">スマイル</w:t>
@@ -1729,7 +2101,7 @@
             <w:r>
               <w:rPr>
                 <w:rStyle w:val="VerbatimChar"/>
-                <w:rFonts w:hint="eastAsia"/>
+                <w:rFonts w:ascii="Consolas" w:hAnsi="Consolas" w:eastAsia="Meiryo UI" w:cs="Consolas"/>
               </w:rPr>
               <w:t xml:space="preserve">相続</w:t>
             </w:r>
@@ -1742,7 +2114,7 @@
             <w:r>
               <w:rPr>
                 <w:rStyle w:val="VerbatimChar"/>
-                <w:rFonts w:hint="eastAsia"/>
+                <w:rFonts w:ascii="Consolas" w:hAnsi="Consolas" w:eastAsia="Meiryo UI" w:cs="Consolas"/>
               </w:rPr>
               <w:t xml:space="preserve">内部事務</w:t>
             </w:r>
@@ -1755,7 +2127,7 @@
             <w:r>
               <w:rPr>
                 <w:rStyle w:val="VerbatimChar"/>
-                <w:rFonts w:hint="eastAsia"/>
+                <w:rFonts w:ascii="Consolas" w:hAnsi="Consolas" w:eastAsia="Meiryo UI" w:cs="Consolas"/>
               </w:rPr>
               <w:t xml:space="preserve">取引時確認</w:t>
             </w:r>
@@ -1771,6 +2143,7 @@
             </w:pPr>
             <w:r>
               <w:rPr>
+                <w:rFonts w:ascii="Consolas" w:hAnsi="Consolas" w:eastAsia="Meiryo UI" w:cs="Consolas"/>
                 <w:rStyle w:val="VerbatimChar"/>
               </w:rPr>
               <w:t xml:space="preserve">title</w:t>
@@ -1814,7 +2187,7 @@
             <w:r>
               <w:rPr>
                 <w:rStyle w:val="VerbatimChar"/>
-                <w:rFonts w:hint="eastAsia"/>
+                <w:rFonts w:ascii="Consolas" w:hAnsi="Consolas" w:eastAsia="Meiryo UI" w:cs="Consolas"/>
               </w:rPr>
               <w:t xml:space="preserve">/Lv1/Lv2/.../質問</w:t>
             </w:r>
@@ -1839,6 +2212,7 @@
             </w:pPr>
             <w:r>
               <w:rPr>
+                <w:rFonts w:ascii="Consolas" w:hAnsi="Consolas" w:eastAsia="Meiryo UI" w:cs="Consolas"/>
                 <w:rStyle w:val="VerbatimChar"/>
               </w:rPr>
               <w:t xml:space="preserve">content</w:t>
@@ -1891,6 +2265,7 @@
             </w:pPr>
             <w:r>
               <w:rPr>
+                <w:rFonts w:ascii="Consolas" w:hAnsi="Consolas" w:eastAsia="Meiryo UI" w:cs="Consolas"/>
                 <w:rStyle w:val="VerbatimChar"/>
               </w:rPr>
               <w:t xml:space="preserve">combinedContent</w:t>
@@ -1943,6 +2318,7 @@
             </w:pPr>
             <w:r>
               <w:rPr>
+                <w:rFonts w:ascii="Consolas" w:hAnsi="Consolas" w:eastAsia="Meiryo UI" w:cs="Consolas"/>
                 <w:rStyle w:val="VerbatimChar"/>
               </w:rPr>
               <w:t xml:space="preserve">keywords</w:t>
@@ -1998,12 +2374,13 @@
             <w:r>
               <w:rPr>
                 <w:rStyle w:val="VerbatimChar"/>
-                <w:rFonts w:hint="eastAsia"/>
+                <w:rFonts w:ascii="Consolas" w:hAnsi="Consolas" w:eastAsia="Meiryo UI" w:cs="Consolas"/>
               </w:rPr>
               <w:t xml:space="preserve">["口座",</w:t>
             </w:r>
             <w:r>
               <w:rPr>
+                <w:rFonts w:ascii="Consolas" w:hAnsi="Consolas" w:eastAsia="Meiryo UI" w:cs="Consolas"/>
                 <w:rStyle w:val="VerbatimChar"/>
               </w:rPr>
               <w:t xml:space="preserve"> </w:t>
@@ -2011,12 +2388,13 @@
             <w:r>
               <w:rPr>
                 <w:rStyle w:val="VerbatimChar"/>
-                <w:rFonts w:hint="eastAsia"/>
+                <w:rFonts w:ascii="Consolas" w:hAnsi="Consolas" w:eastAsia="Meiryo UI" w:cs="Consolas"/>
               </w:rPr>
               <w:t xml:space="preserve">"開設",</w:t>
             </w:r>
             <w:r>
               <w:rPr>
+                <w:rFonts w:ascii="Consolas" w:hAnsi="Consolas" w:eastAsia="Meiryo UI" w:cs="Consolas"/>
                 <w:rStyle w:val="VerbatimChar"/>
               </w:rPr>
               <w:t xml:space="preserve"> </w:t>
@@ -2024,7 +2402,7 @@
             <w:r>
               <w:rPr>
                 <w:rStyle w:val="VerbatimChar"/>
-                <w:rFonts w:hint="eastAsia"/>
+                <w:rFonts w:ascii="Consolas" w:hAnsi="Consolas" w:eastAsia="Meiryo UI" w:cs="Consolas"/>
               </w:rPr>
               <w:t xml:space="preserve">"本人確認"]</w:t>
             </w:r>
@@ -2046,6 +2424,7 @@
             </w:pPr>
             <w:r>
               <w:rPr>
+                <w:rFonts w:ascii="Consolas" w:hAnsi="Consolas" w:eastAsia="Meiryo UI" w:cs="Consolas"/>
                 <w:rStyle w:val="VerbatimChar"/>
               </w:rPr>
               <w:t xml:space="preserve">updatedAt</w:t>
@@ -2101,6 +2480,7 @@
             </w:pPr>
             <w:r>
               <w:rPr>
+                <w:rFonts w:ascii="Consolas" w:hAnsi="Consolas" w:eastAsia="Meiryo UI" w:cs="Consolas"/>
                 <w:rStyle w:val="VerbatimChar"/>
               </w:rPr>
               <w:t xml:space="preserve">isDeleted</w:t>
@@ -2137,6 +2517,7 @@
             </w:pPr>
             <w:r>
               <w:rPr>
+                <w:rFonts w:ascii="Consolas" w:hAnsi="Consolas" w:eastAsia="Meiryo UI" w:cs="Consolas"/>
                 <w:rStyle w:val="VerbatimChar"/>
               </w:rPr>
               <w:t xml:space="preserve">false</w:t>
@@ -2152,6 +2533,7 @@
             </w:r>
             <w:r>
               <w:rPr>
+                <w:rFonts w:ascii="Consolas" w:hAnsi="Consolas" w:eastAsia="Meiryo UI" w:cs="Consolas"/>
                 <w:rStyle w:val="VerbatimChar"/>
               </w:rPr>
               <w:t xml:space="preserve">true</w:t>
@@ -2177,6 +2559,7 @@
             </w:pPr>
             <w:r>
               <w:rPr>
+                <w:rFonts w:ascii="Consolas" w:hAnsi="Consolas" w:eastAsia="Meiryo UI" w:cs="Consolas"/>
                 <w:rStyle w:val="VerbatimChar"/>
               </w:rPr>
               <w:t xml:space="preserve">path</w:t>
@@ -2213,6 +2596,7 @@
             </w:pPr>
             <w:r>
               <w:rPr>
+                <w:rFonts w:ascii="Consolas" w:hAnsi="Consolas" w:eastAsia="Meiryo UI" w:cs="Consolas"/>
                 <w:rStyle w:val="VerbatimChar"/>
               </w:rPr>
               <w:t xml:space="preserve">title</w:t>
@@ -2238,6 +2622,7 @@
             </w:pPr>
             <w:r>
               <w:rPr>
+                <w:rFonts w:ascii="Consolas" w:hAnsi="Consolas" w:eastAsia="Meiryo UI" w:cs="Consolas"/>
                 <w:rStyle w:val="VerbatimChar"/>
               </w:rPr>
               <w:t xml:space="preserve">order</w:t>
@@ -2290,6 +2675,7 @@
             </w:pPr>
             <w:r>
               <w:rPr>
+                <w:rFonts w:ascii="Consolas" w:hAnsi="Consolas" w:eastAsia="Meiryo UI" w:cs="Consolas"/>
                 <w:rStyle w:val="VerbatimChar"/>
               </w:rPr>
               <w:t xml:space="preserve">isFinalAnswer</w:t>
@@ -2335,6 +2721,7 @@
             </w:r>
             <w:r>
               <w:rPr>
+                <w:rFonts w:ascii="Consolas" w:hAnsi="Consolas" w:eastAsia="Meiryo UI" w:cs="Consolas"/>
                 <w:rStyle w:val="VerbatimChar"/>
               </w:rPr>
               <w:t xml:space="preserve">true</w:t>
@@ -2361,10 +2748,20 @@
     </w:p>
     <w:p>
       <w:pPr>
+        <w:shd w:val="clear" w:color="auto" w:fill="F5F5F5"/>
+        <w:pBdr>
+          <w:top w:val="single" w:sz="4" w:space="4" w:color="CCCCCC"/>
+          <w:left w:val="single" w:sz="4" w:space="4" w:color="CCCCCC"/>
+          <w:bottom w:val="single" w:sz="4" w:space="4" w:color="CCCCCC"/>
+          <w:right w:val="single" w:sz="4" w:space="4" w:color="CCCCCC"/>
+        </w:pBdr>
         <w:pStyle w:val="SourceCode"/>
       </w:pPr>
       <w:r>
         <w:rPr>
+          <w:sz w:val="18"/>
+          <w:szCs w:val="18"/>
+          <w:rFonts w:ascii="Consolas" w:hAnsi="Consolas" w:eastAsia="Meiryo UI" w:cs="Consolas"/>
           <w:rStyle w:val="FunctionTok"/>
         </w:rPr>
         <w:t xml:space="preserve">{</w:t>
@@ -2374,36 +2771,54 @@
       </w:r>
       <w:r>
         <w:rPr>
+          <w:sz w:val="18"/>
+          <w:szCs w:val="18"/>
+          <w:rFonts w:ascii="Consolas" w:hAnsi="Consolas" w:eastAsia="Meiryo UI" w:cs="Consolas"/>
           <w:rStyle w:val="NormalTok"/>
         </w:rPr>
         <w:t xml:space="preserve">  </w:t>
       </w:r>
       <w:r>
         <w:rPr>
+          <w:sz w:val="18"/>
+          <w:szCs w:val="18"/>
+          <w:rFonts w:ascii="Consolas" w:hAnsi="Consolas" w:eastAsia="Meiryo UI" w:cs="Consolas"/>
           <w:rStyle w:val="DataTypeTok"/>
         </w:rPr>
         <w:t xml:space="preserve">"id"</w:t>
       </w:r>
       <w:r>
         <w:rPr>
+          <w:sz w:val="18"/>
+          <w:szCs w:val="18"/>
+          <w:rFonts w:ascii="Consolas" w:hAnsi="Consolas" w:eastAsia="Meiryo UI" w:cs="Consolas"/>
           <w:rStyle w:val="FunctionTok"/>
         </w:rPr>
         <w:t xml:space="preserve">:</w:t>
       </w:r>
       <w:r>
         <w:rPr>
-          <w:rStyle w:val="NormalTok"/>
-        </w:rPr>
-        <w:t xml:space="preserve"> </w:t>
-      </w:r>
-      <w:r>
-        <w:rPr>
+          <w:sz w:val="18"/>
+          <w:szCs w:val="18"/>
+          <w:rFonts w:ascii="Consolas" w:hAnsi="Consolas" w:eastAsia="Meiryo UI" w:cs="Consolas"/>
+          <w:rStyle w:val="NormalTok"/>
+        </w:rPr>
+        <w:t xml:space="preserve"> </w:t>
+      </w:r>
+      <w:r>
+        <w:rPr>
+          <w:sz w:val="18"/>
+          <w:szCs w:val="18"/>
+          <w:rFonts w:ascii="Consolas" w:hAnsi="Consolas" w:eastAsia="Meiryo UI" w:cs="Consolas"/>
           <w:rStyle w:val="StringTok"/>
         </w:rPr>
         <w:t xml:space="preserve">"scenario-smile-0001"</w:t>
       </w:r>
       <w:r>
         <w:rPr>
+          <w:sz w:val="18"/>
+          <w:szCs w:val="18"/>
+          <w:rFonts w:ascii="Consolas" w:hAnsi="Consolas" w:eastAsia="Meiryo UI" w:cs="Consolas"/>
           <w:rStyle w:val="FunctionTok"/>
         </w:rPr>
         <w:t xml:space="preserve">,</w:t>
@@ -2413,36 +2828,54 @@
       </w:r>
       <w:r>
         <w:rPr>
+          <w:sz w:val="18"/>
+          <w:szCs w:val="18"/>
+          <w:rFonts w:ascii="Consolas" w:hAnsi="Consolas" w:eastAsia="Meiryo UI" w:cs="Consolas"/>
           <w:rStyle w:val="NormalTok"/>
         </w:rPr>
         <w:t xml:space="preserve">  </w:t>
       </w:r>
       <w:r>
         <w:rPr>
+          <w:sz w:val="18"/>
+          <w:szCs w:val="18"/>
+          <w:rFonts w:ascii="Consolas" w:hAnsi="Consolas" w:eastAsia="Meiryo UI" w:cs="Consolas"/>
           <w:rStyle w:val="DataTypeTok"/>
         </w:rPr>
         <w:t xml:space="preserve">"dataType"</w:t>
       </w:r>
       <w:r>
         <w:rPr>
+          <w:sz w:val="18"/>
+          <w:szCs w:val="18"/>
+          <w:rFonts w:ascii="Consolas" w:hAnsi="Consolas" w:eastAsia="Meiryo UI" w:cs="Consolas"/>
           <w:rStyle w:val="FunctionTok"/>
         </w:rPr>
         <w:t xml:space="preserve">:</w:t>
       </w:r>
       <w:r>
         <w:rPr>
-          <w:rStyle w:val="NormalTok"/>
-        </w:rPr>
-        <w:t xml:space="preserve"> </w:t>
-      </w:r>
-      <w:r>
-        <w:rPr>
+          <w:sz w:val="18"/>
+          <w:szCs w:val="18"/>
+          <w:rFonts w:ascii="Consolas" w:hAnsi="Consolas" w:eastAsia="Meiryo UI" w:cs="Consolas"/>
+          <w:rStyle w:val="NormalTok"/>
+        </w:rPr>
+        <w:t xml:space="preserve"> </w:t>
+      </w:r>
+      <w:r>
+        <w:rPr>
+          <w:sz w:val="18"/>
+          <w:szCs w:val="18"/>
+          <w:rFonts w:ascii="Consolas" w:hAnsi="Consolas" w:eastAsia="Meiryo UI" w:cs="Consolas"/>
           <w:rStyle w:val="StringTok"/>
         </w:rPr>
         <w:t xml:space="preserve">"scenario"</w:t>
       </w:r>
       <w:r>
         <w:rPr>
+          <w:sz w:val="18"/>
+          <w:szCs w:val="18"/>
+          <w:rFonts w:ascii="Consolas" w:hAnsi="Consolas" w:eastAsia="Meiryo UI" w:cs="Consolas"/>
           <w:rStyle w:val="FunctionTok"/>
         </w:rPr>
         <w:t xml:space="preserve">,</w:t>
@@ -2452,36 +2885,54 @@
       </w:r>
       <w:r>
         <w:rPr>
+          <w:sz w:val="18"/>
+          <w:szCs w:val="18"/>
+          <w:rFonts w:ascii="Consolas" w:hAnsi="Consolas" w:eastAsia="Meiryo UI" w:cs="Consolas"/>
           <w:rStyle w:val="NormalTok"/>
         </w:rPr>
         <w:t xml:space="preserve">  </w:t>
       </w:r>
       <w:r>
         <w:rPr>
+          <w:sz w:val="18"/>
+          <w:szCs w:val="18"/>
+          <w:rFonts w:ascii="Consolas" w:hAnsi="Consolas" w:eastAsia="Meiryo UI" w:cs="Consolas"/>
           <w:rStyle w:val="DataTypeTok"/>
         </w:rPr>
         <w:t xml:space="preserve">"categoryId"</w:t>
       </w:r>
       <w:r>
         <w:rPr>
+          <w:sz w:val="18"/>
+          <w:szCs w:val="18"/>
+          <w:rFonts w:ascii="Consolas" w:hAnsi="Consolas" w:eastAsia="Meiryo UI" w:cs="Consolas"/>
           <w:rStyle w:val="FunctionTok"/>
         </w:rPr>
         <w:t xml:space="preserve">:</w:t>
       </w:r>
       <w:r>
         <w:rPr>
-          <w:rStyle w:val="NormalTok"/>
-        </w:rPr>
-        <w:t xml:space="preserve"> </w:t>
-      </w:r>
-      <w:r>
-        <w:rPr>
+          <w:sz w:val="18"/>
+          <w:szCs w:val="18"/>
+          <w:rFonts w:ascii="Consolas" w:hAnsi="Consolas" w:eastAsia="Meiryo UI" w:cs="Consolas"/>
+          <w:rStyle w:val="NormalTok"/>
+        </w:rPr>
+        <w:t xml:space="preserve"> </w:t>
+      </w:r>
+      <w:r>
+        <w:rPr>
+          <w:sz w:val="18"/>
+          <w:szCs w:val="18"/>
+          <w:rFonts w:ascii="Consolas" w:hAnsi="Consolas" w:eastAsia="Meiryo UI" w:cs="Consolas"/>
           <w:rStyle w:val="StringTok"/>
         </w:rPr>
         <w:t xml:space="preserve">"smile"</w:t>
       </w:r>
       <w:r>
         <w:rPr>
+          <w:sz w:val="18"/>
+          <w:szCs w:val="18"/>
+          <w:rFonts w:ascii="Consolas" w:hAnsi="Consolas" w:eastAsia="Meiryo UI" w:cs="Consolas"/>
           <w:rStyle w:val="FunctionTok"/>
         </w:rPr>
         <w:t xml:space="preserve">,</w:t>
@@ -2491,36 +2942,54 @@
       </w:r>
       <w:r>
         <w:rPr>
+          <w:sz w:val="18"/>
+          <w:szCs w:val="18"/>
+          <w:rFonts w:ascii="Consolas" w:hAnsi="Consolas" w:eastAsia="Meiryo UI" w:cs="Consolas"/>
           <w:rStyle w:val="NormalTok"/>
         </w:rPr>
         <w:t xml:space="preserve">  </w:t>
       </w:r>
       <w:r>
         <w:rPr>
+          <w:sz w:val="18"/>
+          <w:szCs w:val="18"/>
+          <w:rFonts w:ascii="Consolas" w:hAnsi="Consolas" w:eastAsia="Meiryo UI" w:cs="Consolas"/>
           <w:rStyle w:val="DataTypeTok"/>
         </w:rPr>
         <w:t xml:space="preserve">"categoryName"</w:t>
       </w:r>
       <w:r>
         <w:rPr>
+          <w:sz w:val="18"/>
+          <w:szCs w:val="18"/>
+          <w:rFonts w:ascii="Consolas" w:hAnsi="Consolas" w:eastAsia="Meiryo UI" w:cs="Consolas"/>
           <w:rStyle w:val="FunctionTok"/>
         </w:rPr>
         <w:t xml:space="preserve">:</w:t>
       </w:r>
       <w:r>
         <w:rPr>
-          <w:rStyle w:val="NormalTok"/>
-        </w:rPr>
-        <w:t xml:space="preserve"> </w:t>
-      </w:r>
-      <w:r>
-        <w:rPr>
+          <w:sz w:val="18"/>
+          <w:szCs w:val="18"/>
+          <w:rFonts w:ascii="Consolas" w:hAnsi="Consolas" w:eastAsia="Meiryo UI" w:cs="Consolas"/>
+          <w:rStyle w:val="NormalTok"/>
+        </w:rPr>
+        <w:t xml:space="preserve"> </w:t>
+      </w:r>
+      <w:r>
+        <w:rPr>
+          <w:sz w:val="18"/>
+          <w:szCs w:val="18"/>
+          <w:rFonts w:ascii="Consolas" w:hAnsi="Consolas" w:eastAsia="Meiryo UI" w:cs="Consolas"/>
           <w:rStyle w:val="StringTok"/>
         </w:rPr>
         <w:t xml:space="preserve">"スマイル"</w:t>
       </w:r>
       <w:r>
         <w:rPr>
+          <w:sz w:val="18"/>
+          <w:szCs w:val="18"/>
+          <w:rFonts w:ascii="Consolas" w:hAnsi="Consolas" w:eastAsia="Meiryo UI" w:cs="Consolas"/>
           <w:rStyle w:val="FunctionTok"/>
         </w:rPr>
         <w:t xml:space="preserve">,</w:t>
@@ -2530,36 +2999,54 @@
       </w:r>
       <w:r>
         <w:rPr>
+          <w:sz w:val="18"/>
+          <w:szCs w:val="18"/>
+          <w:rFonts w:ascii="Consolas" w:hAnsi="Consolas" w:eastAsia="Meiryo UI" w:cs="Consolas"/>
           <w:rStyle w:val="NormalTok"/>
         </w:rPr>
         <w:t xml:space="preserve">  </w:t>
       </w:r>
       <w:r>
         <w:rPr>
+          <w:sz w:val="18"/>
+          <w:szCs w:val="18"/>
+          <w:rFonts w:ascii="Consolas" w:hAnsi="Consolas" w:eastAsia="Meiryo UI" w:cs="Consolas"/>
           <w:rStyle w:val="DataTypeTok"/>
         </w:rPr>
         <w:t xml:space="preserve">"title"</w:t>
       </w:r>
       <w:r>
         <w:rPr>
+          <w:sz w:val="18"/>
+          <w:szCs w:val="18"/>
+          <w:rFonts w:ascii="Consolas" w:hAnsi="Consolas" w:eastAsia="Meiryo UI" w:cs="Consolas"/>
           <w:rStyle w:val="FunctionTok"/>
         </w:rPr>
         <w:t xml:space="preserve">:</w:t>
       </w:r>
       <w:r>
         <w:rPr>
-          <w:rStyle w:val="NormalTok"/>
-        </w:rPr>
-        <w:t xml:space="preserve"> </w:t>
-      </w:r>
-      <w:r>
-        <w:rPr>
+          <w:sz w:val="18"/>
+          <w:szCs w:val="18"/>
+          <w:rFonts w:ascii="Consolas" w:hAnsi="Consolas" w:eastAsia="Meiryo UI" w:cs="Consolas"/>
+          <w:rStyle w:val="NormalTok"/>
+        </w:rPr>
+        <w:t xml:space="preserve"> </w:t>
+      </w:r>
+      <w:r>
+        <w:rPr>
+          <w:sz w:val="18"/>
+          <w:szCs w:val="18"/>
+          <w:rFonts w:ascii="Consolas" w:hAnsi="Consolas" w:eastAsia="Meiryo UI" w:cs="Consolas"/>
           <w:rStyle w:val="StringTok"/>
         </w:rPr>
         <w:t xml:space="preserve">"/口座/開設/本人確認"</w:t>
       </w:r>
       <w:r>
         <w:rPr>
+          <w:sz w:val="18"/>
+          <w:szCs w:val="18"/>
+          <w:rFonts w:ascii="Consolas" w:hAnsi="Consolas" w:eastAsia="Meiryo UI" w:cs="Consolas"/>
           <w:rStyle w:val="FunctionTok"/>
         </w:rPr>
         <w:t xml:space="preserve">,</w:t>
@@ -2569,36 +3056,54 @@
       </w:r>
       <w:r>
         <w:rPr>
+          <w:sz w:val="18"/>
+          <w:szCs w:val="18"/>
+          <w:rFonts w:ascii="Consolas" w:hAnsi="Consolas" w:eastAsia="Meiryo UI" w:cs="Consolas"/>
           <w:rStyle w:val="NormalTok"/>
         </w:rPr>
         <w:t xml:space="preserve">  </w:t>
       </w:r>
       <w:r>
         <w:rPr>
+          <w:sz w:val="18"/>
+          <w:szCs w:val="18"/>
+          <w:rFonts w:ascii="Consolas" w:hAnsi="Consolas" w:eastAsia="Meiryo UI" w:cs="Consolas"/>
           <w:rStyle w:val="DataTypeTok"/>
         </w:rPr>
         <w:t xml:space="preserve">"content"</w:t>
       </w:r>
       <w:r>
         <w:rPr>
+          <w:sz w:val="18"/>
+          <w:szCs w:val="18"/>
+          <w:rFonts w:ascii="Consolas" w:hAnsi="Consolas" w:eastAsia="Meiryo UI" w:cs="Consolas"/>
           <w:rStyle w:val="FunctionTok"/>
         </w:rPr>
         <w:t xml:space="preserve">:</w:t>
       </w:r>
       <w:r>
         <w:rPr>
-          <w:rStyle w:val="NormalTok"/>
-        </w:rPr>
-        <w:t xml:space="preserve"> </w:t>
-      </w:r>
-      <w:r>
-        <w:rPr>
+          <w:sz w:val="18"/>
+          <w:szCs w:val="18"/>
+          <w:rFonts w:ascii="Consolas" w:hAnsi="Consolas" w:eastAsia="Meiryo UI" w:cs="Consolas"/>
+          <w:rStyle w:val="NormalTok"/>
+        </w:rPr>
+        <w:t xml:space="preserve"> </w:t>
+      </w:r>
+      <w:r>
+        <w:rPr>
+          <w:sz w:val="18"/>
+          <w:szCs w:val="18"/>
+          <w:rFonts w:ascii="Consolas" w:hAnsi="Consolas" w:eastAsia="Meiryo UI" w:cs="Consolas"/>
           <w:rStyle w:val="StringTok"/>
         </w:rPr>
         <w:t xml:space="preserve">"運転免許証の場合、有効期限内のものをご提示ください。"</w:t>
       </w:r>
       <w:r>
         <w:rPr>
+          <w:sz w:val="18"/>
+          <w:szCs w:val="18"/>
+          <w:rFonts w:ascii="Consolas" w:hAnsi="Consolas" w:eastAsia="Meiryo UI" w:cs="Consolas"/>
           <w:rStyle w:val="FunctionTok"/>
         </w:rPr>
         <w:t xml:space="preserve">,</w:t>
@@ -2608,36 +3113,54 @@
       </w:r>
       <w:r>
         <w:rPr>
+          <w:sz w:val="18"/>
+          <w:szCs w:val="18"/>
+          <w:rFonts w:ascii="Consolas" w:hAnsi="Consolas" w:eastAsia="Meiryo UI" w:cs="Consolas"/>
           <w:rStyle w:val="NormalTok"/>
         </w:rPr>
         <w:t xml:space="preserve">  </w:t>
       </w:r>
       <w:r>
         <w:rPr>
+          <w:sz w:val="18"/>
+          <w:szCs w:val="18"/>
+          <w:rFonts w:ascii="Consolas" w:hAnsi="Consolas" w:eastAsia="Meiryo UI" w:cs="Consolas"/>
           <w:rStyle w:val="DataTypeTok"/>
         </w:rPr>
         <w:t xml:space="preserve">"combinedContent"</w:t>
       </w:r>
       <w:r>
         <w:rPr>
+          <w:sz w:val="18"/>
+          <w:szCs w:val="18"/>
+          <w:rFonts w:ascii="Consolas" w:hAnsi="Consolas" w:eastAsia="Meiryo UI" w:cs="Consolas"/>
           <w:rStyle w:val="FunctionTok"/>
         </w:rPr>
         <w:t xml:space="preserve">:</w:t>
       </w:r>
       <w:r>
         <w:rPr>
-          <w:rStyle w:val="NormalTok"/>
-        </w:rPr>
-        <w:t xml:space="preserve"> </w:t>
-      </w:r>
-      <w:r>
-        <w:rPr>
+          <w:sz w:val="18"/>
+          <w:szCs w:val="18"/>
+          <w:rFonts w:ascii="Consolas" w:hAnsi="Consolas" w:eastAsia="Meiryo UI" w:cs="Consolas"/>
+          <w:rStyle w:val="NormalTok"/>
+        </w:rPr>
+        <w:t xml:space="preserve"> </w:t>
+      </w:r>
+      <w:r>
+        <w:rPr>
+          <w:sz w:val="18"/>
+          <w:szCs w:val="18"/>
+          <w:rFonts w:ascii="Consolas" w:hAnsi="Consolas" w:eastAsia="Meiryo UI" w:cs="Consolas"/>
           <w:rStyle w:val="StringTok"/>
         </w:rPr>
         <w:t xml:space="preserve">"分類: 口座 &gt; 開設 | 質問: 本人確認 | 回答: 運転免許証の場合、有効期限内のものをご提示ください。"</w:t>
       </w:r>
       <w:r>
         <w:rPr>
+          <w:sz w:val="18"/>
+          <w:szCs w:val="18"/>
+          <w:rFonts w:ascii="Consolas" w:hAnsi="Consolas" w:eastAsia="Meiryo UI" w:cs="Consolas"/>
           <w:rStyle w:val="FunctionTok"/>
         </w:rPr>
         <w:t xml:space="preserve">,</w:t>
@@ -2647,84 +3170,126 @@
       </w:r>
       <w:r>
         <w:rPr>
+          <w:sz w:val="18"/>
+          <w:szCs w:val="18"/>
+          <w:rFonts w:ascii="Consolas" w:hAnsi="Consolas" w:eastAsia="Meiryo UI" w:cs="Consolas"/>
           <w:rStyle w:val="NormalTok"/>
         </w:rPr>
         <w:t xml:space="preserve">  </w:t>
       </w:r>
       <w:r>
         <w:rPr>
+          <w:sz w:val="18"/>
+          <w:szCs w:val="18"/>
+          <w:rFonts w:ascii="Consolas" w:hAnsi="Consolas" w:eastAsia="Meiryo UI" w:cs="Consolas"/>
           <w:rStyle w:val="DataTypeTok"/>
         </w:rPr>
         <w:t xml:space="preserve">"keywords"</w:t>
       </w:r>
       <w:r>
         <w:rPr>
+          <w:sz w:val="18"/>
+          <w:szCs w:val="18"/>
+          <w:rFonts w:ascii="Consolas" w:hAnsi="Consolas" w:eastAsia="Meiryo UI" w:cs="Consolas"/>
           <w:rStyle w:val="FunctionTok"/>
         </w:rPr>
         <w:t xml:space="preserve">:</w:t>
       </w:r>
       <w:r>
         <w:rPr>
-          <w:rStyle w:val="NormalTok"/>
-        </w:rPr>
-        <w:t xml:space="preserve"> </w:t>
-      </w:r>
-      <w:r>
-        <w:rPr>
+          <w:sz w:val="18"/>
+          <w:szCs w:val="18"/>
+          <w:rFonts w:ascii="Consolas" w:hAnsi="Consolas" w:eastAsia="Meiryo UI" w:cs="Consolas"/>
+          <w:rStyle w:val="NormalTok"/>
+        </w:rPr>
+        <w:t xml:space="preserve"> </w:t>
+      </w:r>
+      <w:r>
+        <w:rPr>
+          <w:sz w:val="18"/>
+          <w:szCs w:val="18"/>
+          <w:rFonts w:ascii="Consolas" w:hAnsi="Consolas" w:eastAsia="Meiryo UI" w:cs="Consolas"/>
           <w:rStyle w:val="OtherTok"/>
         </w:rPr>
         <w:t xml:space="preserve">[</w:t>
       </w:r>
       <w:r>
         <w:rPr>
+          <w:sz w:val="18"/>
+          <w:szCs w:val="18"/>
+          <w:rFonts w:ascii="Consolas" w:hAnsi="Consolas" w:eastAsia="Meiryo UI" w:cs="Consolas"/>
           <w:rStyle w:val="StringTok"/>
         </w:rPr>
         <w:t xml:space="preserve">"口座"</w:t>
       </w:r>
       <w:r>
         <w:rPr>
+          <w:sz w:val="18"/>
+          <w:szCs w:val="18"/>
+          <w:rFonts w:ascii="Consolas" w:hAnsi="Consolas" w:eastAsia="Meiryo UI" w:cs="Consolas"/>
           <w:rStyle w:val="OtherTok"/>
         </w:rPr>
         <w:t xml:space="preserve">,</w:t>
       </w:r>
       <w:r>
         <w:rPr>
-          <w:rStyle w:val="NormalTok"/>
-        </w:rPr>
-        <w:t xml:space="preserve"> </w:t>
-      </w:r>
-      <w:r>
-        <w:rPr>
+          <w:sz w:val="18"/>
+          <w:szCs w:val="18"/>
+          <w:rFonts w:ascii="Consolas" w:hAnsi="Consolas" w:eastAsia="Meiryo UI" w:cs="Consolas"/>
+          <w:rStyle w:val="NormalTok"/>
+        </w:rPr>
+        <w:t xml:space="preserve"> </w:t>
+      </w:r>
+      <w:r>
+        <w:rPr>
+          <w:sz w:val="18"/>
+          <w:szCs w:val="18"/>
+          <w:rFonts w:ascii="Consolas" w:hAnsi="Consolas" w:eastAsia="Meiryo UI" w:cs="Consolas"/>
           <w:rStyle w:val="StringTok"/>
         </w:rPr>
         <w:t xml:space="preserve">"開設"</w:t>
       </w:r>
       <w:r>
         <w:rPr>
+          <w:sz w:val="18"/>
+          <w:szCs w:val="18"/>
+          <w:rFonts w:ascii="Consolas" w:hAnsi="Consolas" w:eastAsia="Meiryo UI" w:cs="Consolas"/>
           <w:rStyle w:val="OtherTok"/>
         </w:rPr>
         <w:t xml:space="preserve">,</w:t>
       </w:r>
       <w:r>
         <w:rPr>
-          <w:rStyle w:val="NormalTok"/>
-        </w:rPr>
-        <w:t xml:space="preserve"> </w:t>
-      </w:r>
-      <w:r>
-        <w:rPr>
+          <w:sz w:val="18"/>
+          <w:szCs w:val="18"/>
+          <w:rFonts w:ascii="Consolas" w:hAnsi="Consolas" w:eastAsia="Meiryo UI" w:cs="Consolas"/>
+          <w:rStyle w:val="NormalTok"/>
+        </w:rPr>
+        <w:t xml:space="preserve"> </w:t>
+      </w:r>
+      <w:r>
+        <w:rPr>
+          <w:sz w:val="18"/>
+          <w:szCs w:val="18"/>
+          <w:rFonts w:ascii="Consolas" w:hAnsi="Consolas" w:eastAsia="Meiryo UI" w:cs="Consolas"/>
           <w:rStyle w:val="StringTok"/>
         </w:rPr>
         <w:t xml:space="preserve">"本人確認"</w:t>
       </w:r>
       <w:r>
         <w:rPr>
+          <w:sz w:val="18"/>
+          <w:szCs w:val="18"/>
+          <w:rFonts w:ascii="Consolas" w:hAnsi="Consolas" w:eastAsia="Meiryo UI" w:cs="Consolas"/>
           <w:rStyle w:val="OtherTok"/>
         </w:rPr>
         <w:t xml:space="preserve">]</w:t>
       </w:r>
       <w:r>
         <w:rPr>
+          <w:sz w:val="18"/>
+          <w:szCs w:val="18"/>
+          <w:rFonts w:ascii="Consolas" w:hAnsi="Consolas" w:eastAsia="Meiryo UI" w:cs="Consolas"/>
           <w:rStyle w:val="FunctionTok"/>
         </w:rPr>
         <w:t xml:space="preserve">,</w:t>
@@ -2734,36 +3299,54 @@
       </w:r>
       <w:r>
         <w:rPr>
+          <w:sz w:val="18"/>
+          <w:szCs w:val="18"/>
+          <w:rFonts w:ascii="Consolas" w:hAnsi="Consolas" w:eastAsia="Meiryo UI" w:cs="Consolas"/>
           <w:rStyle w:val="NormalTok"/>
         </w:rPr>
         <w:t xml:space="preserve">  </w:t>
       </w:r>
       <w:r>
         <w:rPr>
+          <w:sz w:val="18"/>
+          <w:szCs w:val="18"/>
+          <w:rFonts w:ascii="Consolas" w:hAnsi="Consolas" w:eastAsia="Meiryo UI" w:cs="Consolas"/>
           <w:rStyle w:val="DataTypeTok"/>
         </w:rPr>
         <w:t xml:space="preserve">"updatedAt"</w:t>
       </w:r>
       <w:r>
         <w:rPr>
+          <w:sz w:val="18"/>
+          <w:szCs w:val="18"/>
+          <w:rFonts w:ascii="Consolas" w:hAnsi="Consolas" w:eastAsia="Meiryo UI" w:cs="Consolas"/>
           <w:rStyle w:val="FunctionTok"/>
         </w:rPr>
         <w:t xml:space="preserve">:</w:t>
       </w:r>
       <w:r>
         <w:rPr>
-          <w:rStyle w:val="NormalTok"/>
-        </w:rPr>
-        <w:t xml:space="preserve"> </w:t>
-      </w:r>
-      <w:r>
-        <w:rPr>
+          <w:sz w:val="18"/>
+          <w:szCs w:val="18"/>
+          <w:rFonts w:ascii="Consolas" w:hAnsi="Consolas" w:eastAsia="Meiryo UI" w:cs="Consolas"/>
+          <w:rStyle w:val="NormalTok"/>
+        </w:rPr>
+        <w:t xml:space="preserve"> </w:t>
+      </w:r>
+      <w:r>
+        <w:rPr>
+          <w:sz w:val="18"/>
+          <w:szCs w:val="18"/>
+          <w:rFonts w:ascii="Consolas" w:hAnsi="Consolas" w:eastAsia="Meiryo UI" w:cs="Consolas"/>
           <w:rStyle w:val="StringTok"/>
         </w:rPr>
         <w:t xml:space="preserve">"2026-02-12T00:00:00+09:00"</w:t>
       </w:r>
       <w:r>
         <w:rPr>
+          <w:sz w:val="18"/>
+          <w:szCs w:val="18"/>
+          <w:rFonts w:ascii="Consolas" w:hAnsi="Consolas" w:eastAsia="Meiryo UI" w:cs="Consolas"/>
           <w:rStyle w:val="FunctionTok"/>
         </w:rPr>
         <w:t xml:space="preserve">,</w:t>
@@ -2773,36 +3356,54 @@
       </w:r>
       <w:r>
         <w:rPr>
+          <w:sz w:val="18"/>
+          <w:szCs w:val="18"/>
+          <w:rFonts w:ascii="Consolas" w:hAnsi="Consolas" w:eastAsia="Meiryo UI" w:cs="Consolas"/>
           <w:rStyle w:val="NormalTok"/>
         </w:rPr>
         <w:t xml:space="preserve">  </w:t>
       </w:r>
       <w:r>
         <w:rPr>
+          <w:sz w:val="18"/>
+          <w:szCs w:val="18"/>
+          <w:rFonts w:ascii="Consolas" w:hAnsi="Consolas" w:eastAsia="Meiryo UI" w:cs="Consolas"/>
           <w:rStyle w:val="DataTypeTok"/>
         </w:rPr>
         <w:t xml:space="preserve">"isDeleted"</w:t>
       </w:r>
       <w:r>
         <w:rPr>
+          <w:sz w:val="18"/>
+          <w:szCs w:val="18"/>
+          <w:rFonts w:ascii="Consolas" w:hAnsi="Consolas" w:eastAsia="Meiryo UI" w:cs="Consolas"/>
           <w:rStyle w:val="FunctionTok"/>
         </w:rPr>
         <w:t xml:space="preserve">:</w:t>
       </w:r>
       <w:r>
         <w:rPr>
-          <w:rStyle w:val="NormalTok"/>
-        </w:rPr>
-        <w:t xml:space="preserve"> </w:t>
-      </w:r>
-      <w:r>
-        <w:rPr>
+          <w:sz w:val="18"/>
+          <w:szCs w:val="18"/>
+          <w:rFonts w:ascii="Consolas" w:hAnsi="Consolas" w:eastAsia="Meiryo UI" w:cs="Consolas"/>
+          <w:rStyle w:val="NormalTok"/>
+        </w:rPr>
+        <w:t xml:space="preserve"> </w:t>
+      </w:r>
+      <w:r>
+        <w:rPr>
+          <w:sz w:val="18"/>
+          <w:szCs w:val="18"/>
+          <w:rFonts w:ascii="Consolas" w:hAnsi="Consolas" w:eastAsia="Meiryo UI" w:cs="Consolas"/>
           <w:rStyle w:val="KeywordTok"/>
         </w:rPr>
         <w:t xml:space="preserve">false</w:t>
       </w:r>
       <w:r>
         <w:rPr>
+          <w:sz w:val="18"/>
+          <w:szCs w:val="18"/>
+          <w:rFonts w:ascii="Consolas" w:hAnsi="Consolas" w:eastAsia="Meiryo UI" w:cs="Consolas"/>
           <w:rStyle w:val="FunctionTok"/>
         </w:rPr>
         <w:t xml:space="preserve">,</w:t>
@@ -2812,36 +3413,54 @@
       </w:r>
       <w:r>
         <w:rPr>
+          <w:sz w:val="18"/>
+          <w:szCs w:val="18"/>
+          <w:rFonts w:ascii="Consolas" w:hAnsi="Consolas" w:eastAsia="Meiryo UI" w:cs="Consolas"/>
           <w:rStyle w:val="NormalTok"/>
         </w:rPr>
         <w:t xml:space="preserve">  </w:t>
       </w:r>
       <w:r>
         <w:rPr>
+          <w:sz w:val="18"/>
+          <w:szCs w:val="18"/>
+          <w:rFonts w:ascii="Consolas" w:hAnsi="Consolas" w:eastAsia="Meiryo UI" w:cs="Consolas"/>
           <w:rStyle w:val="DataTypeTok"/>
         </w:rPr>
         <w:t xml:space="preserve">"path"</w:t>
       </w:r>
       <w:r>
         <w:rPr>
+          <w:sz w:val="18"/>
+          <w:szCs w:val="18"/>
+          <w:rFonts w:ascii="Consolas" w:hAnsi="Consolas" w:eastAsia="Meiryo UI" w:cs="Consolas"/>
           <w:rStyle w:val="FunctionTok"/>
         </w:rPr>
         <w:t xml:space="preserve">:</w:t>
       </w:r>
       <w:r>
         <w:rPr>
-          <w:rStyle w:val="NormalTok"/>
-        </w:rPr>
-        <w:t xml:space="preserve"> </w:t>
-      </w:r>
-      <w:r>
-        <w:rPr>
+          <w:sz w:val="18"/>
+          <w:szCs w:val="18"/>
+          <w:rFonts w:ascii="Consolas" w:hAnsi="Consolas" w:eastAsia="Meiryo UI" w:cs="Consolas"/>
+          <w:rStyle w:val="NormalTok"/>
+        </w:rPr>
+        <w:t xml:space="preserve"> </w:t>
+      </w:r>
+      <w:r>
+        <w:rPr>
+          <w:sz w:val="18"/>
+          <w:szCs w:val="18"/>
+          <w:rFonts w:ascii="Consolas" w:hAnsi="Consolas" w:eastAsia="Meiryo UI" w:cs="Consolas"/>
           <w:rStyle w:val="StringTok"/>
         </w:rPr>
         <w:t xml:space="preserve">"/口座/開設/本人確認"</w:t>
       </w:r>
       <w:r>
         <w:rPr>
+          <w:sz w:val="18"/>
+          <w:szCs w:val="18"/>
+          <w:rFonts w:ascii="Consolas" w:hAnsi="Consolas" w:eastAsia="Meiryo UI" w:cs="Consolas"/>
           <w:rStyle w:val="FunctionTok"/>
         </w:rPr>
         <w:t xml:space="preserve">,</w:t>
@@ -2851,36 +3470,54 @@
       </w:r>
       <w:r>
         <w:rPr>
+          <w:sz w:val="18"/>
+          <w:szCs w:val="18"/>
+          <w:rFonts w:ascii="Consolas" w:hAnsi="Consolas" w:eastAsia="Meiryo UI" w:cs="Consolas"/>
           <w:rStyle w:val="NormalTok"/>
         </w:rPr>
         <w:t xml:space="preserve">  </w:t>
       </w:r>
       <w:r>
         <w:rPr>
+          <w:sz w:val="18"/>
+          <w:szCs w:val="18"/>
+          <w:rFonts w:ascii="Consolas" w:hAnsi="Consolas" w:eastAsia="Meiryo UI" w:cs="Consolas"/>
           <w:rStyle w:val="DataTypeTok"/>
         </w:rPr>
         <w:t xml:space="preserve">"order"</w:t>
       </w:r>
       <w:r>
         <w:rPr>
+          <w:sz w:val="18"/>
+          <w:szCs w:val="18"/>
+          <w:rFonts w:ascii="Consolas" w:hAnsi="Consolas" w:eastAsia="Meiryo UI" w:cs="Consolas"/>
           <w:rStyle w:val="FunctionTok"/>
         </w:rPr>
         <w:t xml:space="preserve">:</w:t>
       </w:r>
       <w:r>
         <w:rPr>
-          <w:rStyle w:val="NormalTok"/>
-        </w:rPr>
-        <w:t xml:space="preserve"> </w:t>
-      </w:r>
-      <w:r>
-        <w:rPr>
+          <w:sz w:val="18"/>
+          <w:szCs w:val="18"/>
+          <w:rFonts w:ascii="Consolas" w:hAnsi="Consolas" w:eastAsia="Meiryo UI" w:cs="Consolas"/>
+          <w:rStyle w:val="NormalTok"/>
+        </w:rPr>
+        <w:t xml:space="preserve"> </w:t>
+      </w:r>
+      <w:r>
+        <w:rPr>
+          <w:sz w:val="18"/>
+          <w:szCs w:val="18"/>
+          <w:rFonts w:ascii="Consolas" w:hAnsi="Consolas" w:eastAsia="Meiryo UI" w:cs="Consolas"/>
           <w:rStyle w:val="DecValTok"/>
         </w:rPr>
         <w:t xml:space="preserve">42</w:t>
       </w:r>
       <w:r>
         <w:rPr>
+          <w:sz w:val="18"/>
+          <w:szCs w:val="18"/>
+          <w:rFonts w:ascii="Consolas" w:hAnsi="Consolas" w:eastAsia="Meiryo UI" w:cs="Consolas"/>
           <w:rStyle w:val="FunctionTok"/>
         </w:rPr>
         <w:t xml:space="preserve">,</w:t>
@@ -2890,30 +3527,45 @@
       </w:r>
       <w:r>
         <w:rPr>
+          <w:sz w:val="18"/>
+          <w:szCs w:val="18"/>
+          <w:rFonts w:ascii="Consolas" w:hAnsi="Consolas" w:eastAsia="Meiryo UI" w:cs="Consolas"/>
           <w:rStyle w:val="NormalTok"/>
         </w:rPr>
         <w:t xml:space="preserve">  </w:t>
       </w:r>
       <w:r>
         <w:rPr>
+          <w:sz w:val="18"/>
+          <w:szCs w:val="18"/>
+          <w:rFonts w:ascii="Consolas" w:hAnsi="Consolas" w:eastAsia="Meiryo UI" w:cs="Consolas"/>
           <w:rStyle w:val="DataTypeTok"/>
         </w:rPr>
         <w:t xml:space="preserve">"isFinalAnswer"</w:t>
       </w:r>
       <w:r>
         <w:rPr>
+          <w:sz w:val="18"/>
+          <w:szCs w:val="18"/>
+          <w:rFonts w:ascii="Consolas" w:hAnsi="Consolas" w:eastAsia="Meiryo UI" w:cs="Consolas"/>
           <w:rStyle w:val="FunctionTok"/>
         </w:rPr>
         <w:t xml:space="preserve">:</w:t>
       </w:r>
       <w:r>
         <w:rPr>
-          <w:rStyle w:val="NormalTok"/>
-        </w:rPr>
-        <w:t xml:space="preserve"> </w:t>
-      </w:r>
-      <w:r>
-        <w:rPr>
+          <w:sz w:val="18"/>
+          <w:szCs w:val="18"/>
+          <w:rFonts w:ascii="Consolas" w:hAnsi="Consolas" w:eastAsia="Meiryo UI" w:cs="Consolas"/>
+          <w:rStyle w:val="NormalTok"/>
+        </w:rPr>
+        <w:t xml:space="preserve"> </w:t>
+      </w:r>
+      <w:r>
+        <w:rPr>
+          <w:sz w:val="18"/>
+          <w:szCs w:val="18"/>
+          <w:rFonts w:ascii="Consolas" w:hAnsi="Consolas" w:eastAsia="Meiryo UI" w:cs="Consolas"/>
           <w:rStyle w:val="KeywordTok"/>
         </w:rPr>
         <w:t xml:space="preserve">true</w:t>
@@ -2923,6 +3575,9 @@
       </w:r>
       <w:r>
         <w:rPr>
+          <w:sz w:val="18"/>
+          <w:szCs w:val="18"/>
+          <w:rFonts w:ascii="Consolas" w:hAnsi="Consolas" w:eastAsia="Meiryo UI" w:cs="Consolas"/>
           <w:rStyle w:val="FunctionTok"/>
         </w:rPr>
         <w:t xml:space="preserve">}</w:t>
@@ -2946,16 +3601,29 @@
     </w:p>
     <w:p>
       <w:pPr>
+        <w:shd w:val="clear" w:color="auto" w:fill="F5F5F5"/>
+        <w:pBdr>
+          <w:top w:val="single" w:sz="4" w:space="4" w:color="CCCCCC"/>
+          <w:left w:val="single" w:sz="4" w:space="4" w:color="CCCCCC"/>
+          <w:bottom w:val="single" w:sz="4" w:space="4" w:color="CCCCCC"/>
+          <w:right w:val="single" w:sz="4" w:space="4" w:color="CCCCCC"/>
+        </w:pBdr>
         <w:pStyle w:val="SourceCode"/>
       </w:pPr>
       <w:r>
         <w:rPr>
+          <w:sz w:val="18"/>
+          <w:szCs w:val="18"/>
+          <w:rFonts w:ascii="Consolas" w:hAnsi="Consolas" w:eastAsia="Meiryo UI" w:cs="Consolas"/>
           <w:rStyle w:val="KeywordTok"/>
         </w:rPr>
         <w:t xml:space="preserve">interface</w:t>
       </w:r>
       <w:r>
         <w:rPr>
+          <w:sz w:val="18"/>
+          <w:szCs w:val="18"/>
+          <w:rFonts w:ascii="Consolas" w:hAnsi="Consolas" w:eastAsia="Meiryo UI" w:cs="Consolas"/>
           <w:rStyle w:val="NormalTok"/>
         </w:rPr>
         <w:t xml:space="preserve"> FaqDocument {</w:t>
@@ -2965,12 +3633,18 @@
       </w:r>
       <w:r>
         <w:rPr>
+          <w:sz w:val="18"/>
+          <w:szCs w:val="18"/>
+          <w:rFonts w:ascii="Consolas" w:hAnsi="Consolas" w:eastAsia="Meiryo UI" w:cs="Consolas"/>
           <w:rStyle w:val="NormalTok"/>
         </w:rPr>
         <w:t xml:space="preserve">  </w:t>
       </w:r>
       <w:r>
         <w:rPr>
+          <w:sz w:val="18"/>
+          <w:szCs w:val="18"/>
+          <w:rFonts w:ascii="Consolas" w:hAnsi="Consolas" w:eastAsia="Meiryo UI" w:cs="Consolas"/>
           <w:rStyle w:val="CommentTok"/>
         </w:rPr>
         <w:t xml:space="preserve">// --- AI Search 連携フィールド ---</w:t>
@@ -2980,42 +3654,63 @@
       </w:r>
       <w:r>
         <w:rPr>
+          <w:sz w:val="18"/>
+          <w:szCs w:val="18"/>
+          <w:rFonts w:ascii="Consolas" w:hAnsi="Consolas" w:eastAsia="Meiryo UI" w:cs="Consolas"/>
           <w:rStyle w:val="NormalTok"/>
         </w:rPr>
         <w:t xml:space="preserve">  id</w:t>
       </w:r>
       <w:r>
         <w:rPr>
+          <w:sz w:val="18"/>
+          <w:szCs w:val="18"/>
+          <w:rFonts w:ascii="Consolas" w:hAnsi="Consolas" w:eastAsia="Meiryo UI" w:cs="Consolas"/>
           <w:rStyle w:val="OperatorTok"/>
         </w:rPr>
         <w:t xml:space="preserve">:</w:t>
       </w:r>
       <w:r>
         <w:rPr>
-          <w:rStyle w:val="NormalTok"/>
-        </w:rPr>
-        <w:t xml:space="preserve"> </w:t>
-      </w:r>
-      <w:r>
-        <w:rPr>
+          <w:sz w:val="18"/>
+          <w:szCs w:val="18"/>
+          <w:rFonts w:ascii="Consolas" w:hAnsi="Consolas" w:eastAsia="Meiryo UI" w:cs="Consolas"/>
+          <w:rStyle w:val="NormalTok"/>
+        </w:rPr>
+        <w:t xml:space="preserve"> </w:t>
+      </w:r>
+      <w:r>
+        <w:rPr>
+          <w:sz w:val="18"/>
+          <w:szCs w:val="18"/>
+          <w:rFonts w:ascii="Consolas" w:hAnsi="Consolas" w:eastAsia="Meiryo UI" w:cs="Consolas"/>
           <w:rStyle w:val="DataTypeTok"/>
         </w:rPr>
         <w:t xml:space="preserve">string</w:t>
       </w:r>
       <w:r>
         <w:rPr>
+          <w:sz w:val="18"/>
+          <w:szCs w:val="18"/>
+          <w:rFonts w:ascii="Consolas" w:hAnsi="Consolas" w:eastAsia="Meiryo UI" w:cs="Consolas"/>
           <w:rStyle w:val="OperatorTok"/>
         </w:rPr>
         <w:t xml:space="preserve">;</w:t>
       </w:r>
       <w:r>
         <w:rPr>
+          <w:sz w:val="18"/>
+          <w:szCs w:val="18"/>
+          <w:rFonts w:ascii="Consolas" w:hAnsi="Consolas" w:eastAsia="Meiryo UI" w:cs="Consolas"/>
           <w:rStyle w:val="NormalTok"/>
         </w:rPr>
         <w:t xml:space="preserve">                    </w:t>
       </w:r>
       <w:r>
         <w:rPr>
+          <w:sz w:val="18"/>
+          <w:szCs w:val="18"/>
+          <w:rFonts w:ascii="Consolas" w:hAnsi="Consolas" w:eastAsia="Meiryo UI" w:cs="Consolas"/>
           <w:rStyle w:val="CommentTok"/>
         </w:rPr>
         <w:t xml:space="preserve">// "faq-{categoryId}-{5桁連番}" e.g. "faq-smile-00001"</w:t>
@@ -3025,42 +3720,63 @@
       </w:r>
       <w:r>
         <w:rPr>
+          <w:sz w:val="18"/>
+          <w:szCs w:val="18"/>
+          <w:rFonts w:ascii="Consolas" w:hAnsi="Consolas" w:eastAsia="Meiryo UI" w:cs="Consolas"/>
           <w:rStyle w:val="NormalTok"/>
         </w:rPr>
         <w:t xml:space="preserve">  dataType</w:t>
       </w:r>
       <w:r>
         <w:rPr>
+          <w:sz w:val="18"/>
+          <w:szCs w:val="18"/>
+          <w:rFonts w:ascii="Consolas" w:hAnsi="Consolas" w:eastAsia="Meiryo UI" w:cs="Consolas"/>
           <w:rStyle w:val="OperatorTok"/>
         </w:rPr>
         <w:t xml:space="preserve">:</w:t>
       </w:r>
       <w:r>
         <w:rPr>
-          <w:rStyle w:val="NormalTok"/>
-        </w:rPr>
-        <w:t xml:space="preserve"> </w:t>
-      </w:r>
-      <w:r>
-        <w:rPr>
+          <w:sz w:val="18"/>
+          <w:szCs w:val="18"/>
+          <w:rFonts w:ascii="Consolas" w:hAnsi="Consolas" w:eastAsia="Meiryo UI" w:cs="Consolas"/>
+          <w:rStyle w:val="NormalTok"/>
+        </w:rPr>
+        <w:t xml:space="preserve"> </w:t>
+      </w:r>
+      <w:r>
+        <w:rPr>
+          <w:sz w:val="18"/>
+          <w:szCs w:val="18"/>
+          <w:rFonts w:ascii="Consolas" w:hAnsi="Consolas" w:eastAsia="Meiryo UI" w:cs="Consolas"/>
           <w:rStyle w:val="StringTok"/>
         </w:rPr>
         <w:t xml:space="preserve">"faq"</w:t>
       </w:r>
       <w:r>
         <w:rPr>
+          <w:sz w:val="18"/>
+          <w:szCs w:val="18"/>
+          <w:rFonts w:ascii="Consolas" w:hAnsi="Consolas" w:eastAsia="Meiryo UI" w:cs="Consolas"/>
           <w:rStyle w:val="OperatorTok"/>
         </w:rPr>
         <w:t xml:space="preserve">;</w:t>
       </w:r>
       <w:r>
         <w:rPr>
+          <w:sz w:val="18"/>
+          <w:szCs w:val="18"/>
+          <w:rFonts w:ascii="Consolas" w:hAnsi="Consolas" w:eastAsia="Meiryo UI" w:cs="Consolas"/>
           <w:rStyle w:val="NormalTok"/>
         </w:rPr>
         <w:t xml:space="preserve">               </w:t>
       </w:r>
       <w:r>
         <w:rPr>
+          <w:sz w:val="18"/>
+          <w:szCs w:val="18"/>
+          <w:rFonts w:ascii="Consolas" w:hAnsi="Consolas" w:eastAsia="Meiryo UI" w:cs="Consolas"/>
           <w:rStyle w:val="CommentTok"/>
         </w:rPr>
         <w:t xml:space="preserve">// AI Search フィルタ用（固定値）</w:t>
@@ -3070,42 +3786,63 @@
       </w:r>
       <w:r>
         <w:rPr>
+          <w:sz w:val="18"/>
+          <w:szCs w:val="18"/>
+          <w:rFonts w:ascii="Consolas" w:hAnsi="Consolas" w:eastAsia="Meiryo UI" w:cs="Consolas"/>
           <w:rStyle w:val="NormalTok"/>
         </w:rPr>
         <w:t xml:space="preserve">  categoryId</w:t>
       </w:r>
       <w:r>
         <w:rPr>
+          <w:sz w:val="18"/>
+          <w:szCs w:val="18"/>
+          <w:rFonts w:ascii="Consolas" w:hAnsi="Consolas" w:eastAsia="Meiryo UI" w:cs="Consolas"/>
           <w:rStyle w:val="OperatorTok"/>
         </w:rPr>
         <w:t xml:space="preserve">:</w:t>
       </w:r>
       <w:r>
         <w:rPr>
-          <w:rStyle w:val="NormalTok"/>
-        </w:rPr>
-        <w:t xml:space="preserve"> </w:t>
-      </w:r>
-      <w:r>
-        <w:rPr>
+          <w:sz w:val="18"/>
+          <w:szCs w:val="18"/>
+          <w:rFonts w:ascii="Consolas" w:hAnsi="Consolas" w:eastAsia="Meiryo UI" w:cs="Consolas"/>
+          <w:rStyle w:val="NormalTok"/>
+        </w:rPr>
+        <w:t xml:space="preserve"> </w:t>
+      </w:r>
+      <w:r>
+        <w:rPr>
+          <w:sz w:val="18"/>
+          <w:szCs w:val="18"/>
+          <w:rFonts w:ascii="Consolas" w:hAnsi="Consolas" w:eastAsia="Meiryo UI" w:cs="Consolas"/>
           <w:rStyle w:val="DataTypeTok"/>
         </w:rPr>
         <w:t xml:space="preserve">string</w:t>
       </w:r>
       <w:r>
         <w:rPr>
+          <w:sz w:val="18"/>
+          <w:szCs w:val="18"/>
+          <w:rFonts w:ascii="Consolas" w:hAnsi="Consolas" w:eastAsia="Meiryo UI" w:cs="Consolas"/>
           <w:rStyle w:val="OperatorTok"/>
         </w:rPr>
         <w:t xml:space="preserve">;</w:t>
       </w:r>
       <w:r>
         <w:rPr>
+          <w:sz w:val="18"/>
+          <w:szCs w:val="18"/>
+          <w:rFonts w:ascii="Consolas" w:hAnsi="Consolas" w:eastAsia="Meiryo UI" w:cs="Consolas"/>
           <w:rStyle w:val="NormalTok"/>
         </w:rPr>
         <w:t xml:space="preserve">            </w:t>
       </w:r>
       <w:r>
         <w:rPr>
+          <w:sz w:val="18"/>
+          <w:szCs w:val="18"/>
+          <w:rFonts w:ascii="Consolas" w:hAnsi="Consolas" w:eastAsia="Meiryo UI" w:cs="Consolas"/>
           <w:rStyle w:val="CommentTok"/>
         </w:rPr>
         <w:t xml:space="preserve">// パーティションキー e.g. "smile"</w:t>
@@ -3115,42 +3852,63 @@
       </w:r>
       <w:r>
         <w:rPr>
+          <w:sz w:val="18"/>
+          <w:szCs w:val="18"/>
+          <w:rFonts w:ascii="Consolas" w:hAnsi="Consolas" w:eastAsia="Meiryo UI" w:cs="Consolas"/>
           <w:rStyle w:val="NormalTok"/>
         </w:rPr>
         <w:t xml:space="preserve">  categoryName</w:t>
       </w:r>
       <w:r>
         <w:rPr>
+          <w:sz w:val="18"/>
+          <w:szCs w:val="18"/>
+          <w:rFonts w:ascii="Consolas" w:hAnsi="Consolas" w:eastAsia="Meiryo UI" w:cs="Consolas"/>
           <w:rStyle w:val="OperatorTok"/>
         </w:rPr>
         <w:t xml:space="preserve">:</w:t>
       </w:r>
       <w:r>
         <w:rPr>
-          <w:rStyle w:val="NormalTok"/>
-        </w:rPr>
-        <w:t xml:space="preserve"> </w:t>
-      </w:r>
-      <w:r>
-        <w:rPr>
+          <w:sz w:val="18"/>
+          <w:szCs w:val="18"/>
+          <w:rFonts w:ascii="Consolas" w:hAnsi="Consolas" w:eastAsia="Meiryo UI" w:cs="Consolas"/>
+          <w:rStyle w:val="NormalTok"/>
+        </w:rPr>
+        <w:t xml:space="preserve"> </w:t>
+      </w:r>
+      <w:r>
+        <w:rPr>
+          <w:sz w:val="18"/>
+          <w:szCs w:val="18"/>
+          <w:rFonts w:ascii="Consolas" w:hAnsi="Consolas" w:eastAsia="Meiryo UI" w:cs="Consolas"/>
           <w:rStyle w:val="DataTypeTok"/>
         </w:rPr>
         <w:t xml:space="preserve">string</w:t>
       </w:r>
       <w:r>
         <w:rPr>
+          <w:sz w:val="18"/>
+          <w:szCs w:val="18"/>
+          <w:rFonts w:ascii="Consolas" w:hAnsi="Consolas" w:eastAsia="Meiryo UI" w:cs="Consolas"/>
           <w:rStyle w:val="OperatorTok"/>
         </w:rPr>
         <w:t xml:space="preserve">;</w:t>
       </w:r>
       <w:r>
         <w:rPr>
+          <w:sz w:val="18"/>
+          <w:szCs w:val="18"/>
+          <w:rFonts w:ascii="Consolas" w:hAnsi="Consolas" w:eastAsia="Meiryo UI" w:cs="Consolas"/>
           <w:rStyle w:val="NormalTok"/>
         </w:rPr>
         <w:t xml:space="preserve">          </w:t>
       </w:r>
       <w:r>
         <w:rPr>
+          <w:sz w:val="18"/>
+          <w:szCs w:val="18"/>
+          <w:rFonts w:ascii="Consolas" w:hAnsi="Consolas" w:eastAsia="Meiryo UI" w:cs="Consolas"/>
           <w:rStyle w:val="CommentTok"/>
         </w:rPr>
         <w:t xml:space="preserve">// 表示名 e.g. "スマイル"</w:t>
@@ -3160,42 +3918,63 @@
       </w:r>
       <w:r>
         <w:rPr>
+          <w:sz w:val="18"/>
+          <w:szCs w:val="18"/>
+          <w:rFonts w:ascii="Consolas" w:hAnsi="Consolas" w:eastAsia="Meiryo UI" w:cs="Consolas"/>
           <w:rStyle w:val="NormalTok"/>
         </w:rPr>
         <w:t xml:space="preserve">  title</w:t>
       </w:r>
       <w:r>
         <w:rPr>
+          <w:sz w:val="18"/>
+          <w:szCs w:val="18"/>
+          <w:rFonts w:ascii="Consolas" w:hAnsi="Consolas" w:eastAsia="Meiryo UI" w:cs="Consolas"/>
           <w:rStyle w:val="OperatorTok"/>
         </w:rPr>
         <w:t xml:space="preserve">:</w:t>
       </w:r>
       <w:r>
         <w:rPr>
-          <w:rStyle w:val="NormalTok"/>
-        </w:rPr>
-        <w:t xml:space="preserve"> </w:t>
-      </w:r>
-      <w:r>
-        <w:rPr>
+          <w:sz w:val="18"/>
+          <w:szCs w:val="18"/>
+          <w:rFonts w:ascii="Consolas" w:hAnsi="Consolas" w:eastAsia="Meiryo UI" w:cs="Consolas"/>
+          <w:rStyle w:val="NormalTok"/>
+        </w:rPr>
+        <w:t xml:space="preserve"> </w:t>
+      </w:r>
+      <w:r>
+        <w:rPr>
+          <w:sz w:val="18"/>
+          <w:szCs w:val="18"/>
+          <w:rFonts w:ascii="Consolas" w:hAnsi="Consolas" w:eastAsia="Meiryo UI" w:cs="Consolas"/>
           <w:rStyle w:val="DataTypeTok"/>
         </w:rPr>
         <w:t xml:space="preserve">string</w:t>
       </w:r>
       <w:r>
         <w:rPr>
+          <w:sz w:val="18"/>
+          <w:szCs w:val="18"/>
+          <w:rFonts w:ascii="Consolas" w:hAnsi="Consolas" w:eastAsia="Meiryo UI" w:cs="Consolas"/>
           <w:rStyle w:val="OperatorTok"/>
         </w:rPr>
         <w:t xml:space="preserve">;</w:t>
       </w:r>
       <w:r>
         <w:rPr>
+          <w:sz w:val="18"/>
+          <w:szCs w:val="18"/>
+          <w:rFonts w:ascii="Consolas" w:hAnsi="Consolas" w:eastAsia="Meiryo UI" w:cs="Consolas"/>
           <w:rStyle w:val="NormalTok"/>
         </w:rPr>
         <w:t xml:space="preserve">                 </w:t>
       </w:r>
       <w:r>
         <w:rPr>
+          <w:sz w:val="18"/>
+          <w:szCs w:val="18"/>
+          <w:rFonts w:ascii="Consolas" w:hAnsi="Consolas" w:eastAsia="Meiryo UI" w:cs="Consolas"/>
           <w:rStyle w:val="CommentTok"/>
         </w:rPr>
         <w:t xml:space="preserve">// 質問テキスト</w:t>
@@ -3205,42 +3984,63 @@
       </w:r>
       <w:r>
         <w:rPr>
+          <w:sz w:val="18"/>
+          <w:szCs w:val="18"/>
+          <w:rFonts w:ascii="Consolas" w:hAnsi="Consolas" w:eastAsia="Meiryo UI" w:cs="Consolas"/>
           <w:rStyle w:val="NormalTok"/>
         </w:rPr>
         <w:t xml:space="preserve">  content</w:t>
       </w:r>
       <w:r>
         <w:rPr>
+          <w:sz w:val="18"/>
+          <w:szCs w:val="18"/>
+          <w:rFonts w:ascii="Consolas" w:hAnsi="Consolas" w:eastAsia="Meiryo UI" w:cs="Consolas"/>
           <w:rStyle w:val="OperatorTok"/>
         </w:rPr>
         <w:t xml:space="preserve">:</w:t>
       </w:r>
       <w:r>
         <w:rPr>
-          <w:rStyle w:val="NormalTok"/>
-        </w:rPr>
-        <w:t xml:space="preserve"> </w:t>
-      </w:r>
-      <w:r>
-        <w:rPr>
+          <w:sz w:val="18"/>
+          <w:szCs w:val="18"/>
+          <w:rFonts w:ascii="Consolas" w:hAnsi="Consolas" w:eastAsia="Meiryo UI" w:cs="Consolas"/>
+          <w:rStyle w:val="NormalTok"/>
+        </w:rPr>
+        <w:t xml:space="preserve"> </w:t>
+      </w:r>
+      <w:r>
+        <w:rPr>
+          <w:sz w:val="18"/>
+          <w:szCs w:val="18"/>
+          <w:rFonts w:ascii="Consolas" w:hAnsi="Consolas" w:eastAsia="Meiryo UI" w:cs="Consolas"/>
           <w:rStyle w:val="DataTypeTok"/>
         </w:rPr>
         <w:t xml:space="preserve">string</w:t>
       </w:r>
       <w:r>
         <w:rPr>
+          <w:sz w:val="18"/>
+          <w:szCs w:val="18"/>
+          <w:rFonts w:ascii="Consolas" w:hAnsi="Consolas" w:eastAsia="Meiryo UI" w:cs="Consolas"/>
           <w:rStyle w:val="OperatorTok"/>
         </w:rPr>
         <w:t xml:space="preserve">;</w:t>
       </w:r>
       <w:r>
         <w:rPr>
+          <w:sz w:val="18"/>
+          <w:szCs w:val="18"/>
+          <w:rFonts w:ascii="Consolas" w:hAnsi="Consolas" w:eastAsia="Meiryo UI" w:cs="Consolas"/>
           <w:rStyle w:val="NormalTok"/>
         </w:rPr>
         <w:t xml:space="preserve">               </w:t>
       </w:r>
       <w:r>
         <w:rPr>
+          <w:sz w:val="18"/>
+          <w:szCs w:val="18"/>
+          <w:rFonts w:ascii="Consolas" w:hAnsi="Consolas" w:eastAsia="Meiryo UI" w:cs="Consolas"/>
           <w:rStyle w:val="CommentTok"/>
         </w:rPr>
         <w:t xml:space="preserve">// 回答 + 補足回答</w:t>
@@ -3250,42 +4050,63 @@
       </w:r>
       <w:r>
         <w:rPr>
+          <w:sz w:val="18"/>
+          <w:szCs w:val="18"/>
+          <w:rFonts w:ascii="Consolas" w:hAnsi="Consolas" w:eastAsia="Meiryo UI" w:cs="Consolas"/>
           <w:rStyle w:val="NormalTok"/>
         </w:rPr>
         <w:t xml:space="preserve">  combinedContent</w:t>
       </w:r>
       <w:r>
         <w:rPr>
+          <w:sz w:val="18"/>
+          <w:szCs w:val="18"/>
+          <w:rFonts w:ascii="Consolas" w:hAnsi="Consolas" w:eastAsia="Meiryo UI" w:cs="Consolas"/>
           <w:rStyle w:val="OperatorTok"/>
         </w:rPr>
         <w:t xml:space="preserve">:</w:t>
       </w:r>
       <w:r>
         <w:rPr>
-          <w:rStyle w:val="NormalTok"/>
-        </w:rPr>
-        <w:t xml:space="preserve"> </w:t>
-      </w:r>
-      <w:r>
-        <w:rPr>
+          <w:sz w:val="18"/>
+          <w:szCs w:val="18"/>
+          <w:rFonts w:ascii="Consolas" w:hAnsi="Consolas" w:eastAsia="Meiryo UI" w:cs="Consolas"/>
+          <w:rStyle w:val="NormalTok"/>
+        </w:rPr>
+        <w:t xml:space="preserve"> </w:t>
+      </w:r>
+      <w:r>
+        <w:rPr>
+          <w:sz w:val="18"/>
+          <w:szCs w:val="18"/>
+          <w:rFonts w:ascii="Consolas" w:hAnsi="Consolas" w:eastAsia="Meiryo UI" w:cs="Consolas"/>
           <w:rStyle w:val="DataTypeTok"/>
         </w:rPr>
         <w:t xml:space="preserve">string</w:t>
       </w:r>
       <w:r>
         <w:rPr>
+          <w:sz w:val="18"/>
+          <w:szCs w:val="18"/>
+          <w:rFonts w:ascii="Consolas" w:hAnsi="Consolas" w:eastAsia="Meiryo UI" w:cs="Consolas"/>
           <w:rStyle w:val="OperatorTok"/>
         </w:rPr>
         <w:t xml:space="preserve">;</w:t>
       </w:r>
       <w:r>
         <w:rPr>
+          <w:sz w:val="18"/>
+          <w:szCs w:val="18"/>
+          <w:rFonts w:ascii="Consolas" w:hAnsi="Consolas" w:eastAsia="Meiryo UI" w:cs="Consolas"/>
           <w:rStyle w:val="NormalTok"/>
         </w:rPr>
         <w:t xml:space="preserve">       </w:t>
       </w:r>
       <w:r>
         <w:rPr>
+          <w:sz w:val="18"/>
+          <w:szCs w:val="18"/>
+          <w:rFonts w:ascii="Consolas" w:hAnsi="Consolas" w:eastAsia="Meiryo UI" w:cs="Consolas"/>
           <w:rStyle w:val="CommentTok"/>
         </w:rPr>
         <w:t xml:space="preserve">// ベクトル化対象テキスト</w:t>
@@ -3295,48 +4116,72 @@
       </w:r>
       <w:r>
         <w:rPr>
+          <w:sz w:val="18"/>
+          <w:szCs w:val="18"/>
+          <w:rFonts w:ascii="Consolas" w:hAnsi="Consolas" w:eastAsia="Meiryo UI" w:cs="Consolas"/>
           <w:rStyle w:val="NormalTok"/>
         </w:rPr>
         <w:t xml:space="preserve">  keywords</w:t>
       </w:r>
       <w:r>
         <w:rPr>
+          <w:sz w:val="18"/>
+          <w:szCs w:val="18"/>
+          <w:rFonts w:ascii="Consolas" w:hAnsi="Consolas" w:eastAsia="Meiryo UI" w:cs="Consolas"/>
           <w:rStyle w:val="OperatorTok"/>
         </w:rPr>
         <w:t xml:space="preserve">:</w:t>
       </w:r>
       <w:r>
         <w:rPr>
-          <w:rStyle w:val="NormalTok"/>
-        </w:rPr>
-        <w:t xml:space="preserve"> </w:t>
-      </w:r>
-      <w:r>
-        <w:rPr>
+          <w:sz w:val="18"/>
+          <w:szCs w:val="18"/>
+          <w:rFonts w:ascii="Consolas" w:hAnsi="Consolas" w:eastAsia="Meiryo UI" w:cs="Consolas"/>
+          <w:rStyle w:val="NormalTok"/>
+        </w:rPr>
+        <w:t xml:space="preserve"> </w:t>
+      </w:r>
+      <w:r>
+        <w:rPr>
+          <w:sz w:val="18"/>
+          <w:szCs w:val="18"/>
+          <w:rFonts w:ascii="Consolas" w:hAnsi="Consolas" w:eastAsia="Meiryo UI" w:cs="Consolas"/>
           <w:rStyle w:val="DataTypeTok"/>
         </w:rPr>
         <w:t xml:space="preserve">string</w:t>
       </w:r>
       <w:r>
         <w:rPr>
+          <w:sz w:val="18"/>
+          <w:szCs w:val="18"/>
+          <w:rFonts w:ascii="Consolas" w:hAnsi="Consolas" w:eastAsia="Meiryo UI" w:cs="Consolas"/>
           <w:rStyle w:val="NormalTok"/>
         </w:rPr>
         <w:t xml:space="preserve">[]</w:t>
       </w:r>
       <w:r>
         <w:rPr>
+          <w:sz w:val="18"/>
+          <w:szCs w:val="18"/>
+          <w:rFonts w:ascii="Consolas" w:hAnsi="Consolas" w:eastAsia="Meiryo UI" w:cs="Consolas"/>
           <w:rStyle w:val="OperatorTok"/>
         </w:rPr>
         <w:t xml:space="preserve">;</w:t>
       </w:r>
       <w:r>
         <w:rPr>
+          <w:sz w:val="18"/>
+          <w:szCs w:val="18"/>
+          <w:rFonts w:ascii="Consolas" w:hAnsi="Consolas" w:eastAsia="Meiryo UI" w:cs="Consolas"/>
           <w:rStyle w:val="NormalTok"/>
         </w:rPr>
         <w:t xml:space="preserve">            </w:t>
       </w:r>
       <w:r>
         <w:rPr>
+          <w:sz w:val="18"/>
+          <w:szCs w:val="18"/>
+          <w:rFonts w:ascii="Consolas" w:hAnsi="Consolas" w:eastAsia="Meiryo UI" w:cs="Consolas"/>
           <w:rStyle w:val="CommentTok"/>
         </w:rPr>
         <w:t xml:space="preserve">// タグ + 質問文 + 回答文（BM25検索用）</w:t>
@@ -3346,42 +4191,63 @@
       </w:r>
       <w:r>
         <w:rPr>
+          <w:sz w:val="18"/>
+          <w:szCs w:val="18"/>
+          <w:rFonts w:ascii="Consolas" w:hAnsi="Consolas" w:eastAsia="Meiryo UI" w:cs="Consolas"/>
           <w:rStyle w:val="NormalTok"/>
         </w:rPr>
         <w:t xml:space="preserve">  updatedAt</w:t>
       </w:r>
       <w:r>
         <w:rPr>
+          <w:sz w:val="18"/>
+          <w:szCs w:val="18"/>
+          <w:rFonts w:ascii="Consolas" w:hAnsi="Consolas" w:eastAsia="Meiryo UI" w:cs="Consolas"/>
           <w:rStyle w:val="OperatorTok"/>
         </w:rPr>
         <w:t xml:space="preserve">:</w:t>
       </w:r>
       <w:r>
         <w:rPr>
-          <w:rStyle w:val="NormalTok"/>
-        </w:rPr>
-        <w:t xml:space="preserve"> </w:t>
-      </w:r>
-      <w:r>
-        <w:rPr>
+          <w:sz w:val="18"/>
+          <w:szCs w:val="18"/>
+          <w:rFonts w:ascii="Consolas" w:hAnsi="Consolas" w:eastAsia="Meiryo UI" w:cs="Consolas"/>
+          <w:rStyle w:val="NormalTok"/>
+        </w:rPr>
+        <w:t xml:space="preserve"> </w:t>
+      </w:r>
+      <w:r>
+        <w:rPr>
+          <w:sz w:val="18"/>
+          <w:szCs w:val="18"/>
+          <w:rFonts w:ascii="Consolas" w:hAnsi="Consolas" w:eastAsia="Meiryo UI" w:cs="Consolas"/>
           <w:rStyle w:val="DataTypeTok"/>
         </w:rPr>
         <w:t xml:space="preserve">string</w:t>
       </w:r>
       <w:r>
         <w:rPr>
+          <w:sz w:val="18"/>
+          <w:szCs w:val="18"/>
+          <w:rFonts w:ascii="Consolas" w:hAnsi="Consolas" w:eastAsia="Meiryo UI" w:cs="Consolas"/>
           <w:rStyle w:val="OperatorTok"/>
         </w:rPr>
         <w:t xml:space="preserve">;</w:t>
       </w:r>
       <w:r>
         <w:rPr>
+          <w:sz w:val="18"/>
+          <w:szCs w:val="18"/>
+          <w:rFonts w:ascii="Consolas" w:hAnsi="Consolas" w:eastAsia="Meiryo UI" w:cs="Consolas"/>
           <w:rStyle w:val="NormalTok"/>
         </w:rPr>
         <w:t xml:space="preserve">             </w:t>
       </w:r>
       <w:r>
         <w:rPr>
+          <w:sz w:val="18"/>
+          <w:szCs w:val="18"/>
+          <w:rFonts w:ascii="Consolas" w:hAnsi="Consolas" w:eastAsia="Meiryo UI" w:cs="Consolas"/>
           <w:rStyle w:val="CommentTok"/>
         </w:rPr>
         <w:t xml:space="preserve">// ISO 8601 JST</w:t>
@@ -3391,42 +4257,63 @@
       </w:r>
       <w:r>
         <w:rPr>
+          <w:sz w:val="18"/>
+          <w:szCs w:val="18"/>
+          <w:rFonts w:ascii="Consolas" w:hAnsi="Consolas" w:eastAsia="Meiryo UI" w:cs="Consolas"/>
           <w:rStyle w:val="NormalTok"/>
         </w:rPr>
         <w:t xml:space="preserve">  isDeleted</w:t>
       </w:r>
       <w:r>
         <w:rPr>
+          <w:sz w:val="18"/>
+          <w:szCs w:val="18"/>
+          <w:rFonts w:ascii="Consolas" w:hAnsi="Consolas" w:eastAsia="Meiryo UI" w:cs="Consolas"/>
           <w:rStyle w:val="OperatorTok"/>
         </w:rPr>
         <w:t xml:space="preserve">:</w:t>
       </w:r>
       <w:r>
         <w:rPr>
-          <w:rStyle w:val="NormalTok"/>
-        </w:rPr>
-        <w:t xml:space="preserve"> </w:t>
-      </w:r>
-      <w:r>
-        <w:rPr>
+          <w:sz w:val="18"/>
+          <w:szCs w:val="18"/>
+          <w:rFonts w:ascii="Consolas" w:hAnsi="Consolas" w:eastAsia="Meiryo UI" w:cs="Consolas"/>
+          <w:rStyle w:val="NormalTok"/>
+        </w:rPr>
+        <w:t xml:space="preserve"> </w:t>
+      </w:r>
+      <w:r>
+        <w:rPr>
+          <w:sz w:val="18"/>
+          <w:szCs w:val="18"/>
+          <w:rFonts w:ascii="Consolas" w:hAnsi="Consolas" w:eastAsia="Meiryo UI" w:cs="Consolas"/>
           <w:rStyle w:val="DataTypeTok"/>
         </w:rPr>
         <w:t xml:space="preserve">boolean</w:t>
       </w:r>
       <w:r>
         <w:rPr>
+          <w:sz w:val="18"/>
+          <w:szCs w:val="18"/>
+          <w:rFonts w:ascii="Consolas" w:hAnsi="Consolas" w:eastAsia="Meiryo UI" w:cs="Consolas"/>
           <w:rStyle w:val="OperatorTok"/>
         </w:rPr>
         <w:t xml:space="preserve">;</w:t>
       </w:r>
       <w:r>
         <w:rPr>
+          <w:sz w:val="18"/>
+          <w:szCs w:val="18"/>
+          <w:rFonts w:ascii="Consolas" w:hAnsi="Consolas" w:eastAsia="Meiryo UI" w:cs="Consolas"/>
           <w:rStyle w:val="NormalTok"/>
         </w:rPr>
         <w:t xml:space="preserve">            </w:t>
       </w:r>
       <w:r>
         <w:rPr>
+          <w:sz w:val="18"/>
+          <w:szCs w:val="18"/>
+          <w:rFonts w:ascii="Consolas" w:hAnsi="Consolas" w:eastAsia="Meiryo UI" w:cs="Consolas"/>
           <w:rStyle w:val="CommentTok"/>
         </w:rPr>
         <w:t xml:space="preserve">// Soft Delete</w:t>
@@ -3439,12 +4326,18 @@
       </w:r>
       <w:r>
         <w:rPr>
+          <w:sz w:val="18"/>
+          <w:szCs w:val="18"/>
+          <w:rFonts w:ascii="Consolas" w:hAnsi="Consolas" w:eastAsia="Meiryo UI" w:cs="Consolas"/>
           <w:rStyle w:val="NormalTok"/>
         </w:rPr>
         <w:t xml:space="preserve">  </w:t>
       </w:r>
       <w:r>
         <w:rPr>
+          <w:sz w:val="18"/>
+          <w:szCs w:val="18"/>
+          <w:rFonts w:ascii="Consolas" w:hAnsi="Consolas" w:eastAsia="Meiryo UI" w:cs="Consolas"/>
           <w:rStyle w:val="CommentTok"/>
         </w:rPr>
         <w:t xml:space="preserve">// --- 本番拡張フィールド ---</w:t>
@@ -3454,66 +4347,99 @@
       </w:r>
       <w:r>
         <w:rPr>
+          <w:sz w:val="18"/>
+          <w:szCs w:val="18"/>
+          <w:rFonts w:ascii="Consolas" w:hAnsi="Consolas" w:eastAsia="Meiryo UI" w:cs="Consolas"/>
           <w:rStyle w:val="NormalTok"/>
         </w:rPr>
         <w:t xml:space="preserve">  tags</w:t>
       </w:r>
       <w:r>
         <w:rPr>
+          <w:sz w:val="18"/>
+          <w:szCs w:val="18"/>
+          <w:rFonts w:ascii="Consolas" w:hAnsi="Consolas" w:eastAsia="Meiryo UI" w:cs="Consolas"/>
           <w:rStyle w:val="OperatorTok"/>
         </w:rPr>
         <w:t xml:space="preserve">:</w:t>
       </w:r>
       <w:r>
         <w:rPr>
-          <w:rStyle w:val="NormalTok"/>
-        </w:rPr>
-        <w:t xml:space="preserve"> </w:t>
-      </w:r>
-      <w:r>
-        <w:rPr>
+          <w:sz w:val="18"/>
+          <w:szCs w:val="18"/>
+          <w:rFonts w:ascii="Consolas" w:hAnsi="Consolas" w:eastAsia="Meiryo UI" w:cs="Consolas"/>
+          <w:rStyle w:val="NormalTok"/>
+        </w:rPr>
+        <w:t xml:space="preserve"> </w:t>
+      </w:r>
+      <w:r>
+        <w:rPr>
+          <w:sz w:val="18"/>
+          <w:szCs w:val="18"/>
+          <w:rFonts w:ascii="Consolas" w:hAnsi="Consolas" w:eastAsia="Meiryo UI" w:cs="Consolas"/>
           <w:rStyle w:val="DataTypeTok"/>
         </w:rPr>
         <w:t xml:space="preserve">string</w:t>
       </w:r>
       <w:r>
         <w:rPr>
-          <w:rStyle w:val="NormalTok"/>
-        </w:rPr>
-        <w:t xml:space="preserve"> </w:t>
-      </w:r>
-      <w:r>
-        <w:rPr>
+          <w:sz w:val="18"/>
+          <w:szCs w:val="18"/>
+          <w:rFonts w:ascii="Consolas" w:hAnsi="Consolas" w:eastAsia="Meiryo UI" w:cs="Consolas"/>
+          <w:rStyle w:val="NormalTok"/>
+        </w:rPr>
+        <w:t xml:space="preserve"> </w:t>
+      </w:r>
+      <w:r>
+        <w:rPr>
+          <w:sz w:val="18"/>
+          <w:szCs w:val="18"/>
+          <w:rFonts w:ascii="Consolas" w:hAnsi="Consolas" w:eastAsia="Meiryo UI" w:cs="Consolas"/>
           <w:rStyle w:val="OperatorTok"/>
         </w:rPr>
         <w:t xml:space="preserve">|</w:t>
       </w:r>
       <w:r>
         <w:rPr>
-          <w:rStyle w:val="NormalTok"/>
-        </w:rPr>
-        <w:t xml:space="preserve"> </w:t>
-      </w:r>
-      <w:r>
-        <w:rPr>
+          <w:sz w:val="18"/>
+          <w:szCs w:val="18"/>
+          <w:rFonts w:ascii="Consolas" w:hAnsi="Consolas" w:eastAsia="Meiryo UI" w:cs="Consolas"/>
+          <w:rStyle w:val="NormalTok"/>
+        </w:rPr>
+        <w:t xml:space="preserve"> </w:t>
+      </w:r>
+      <w:r>
+        <w:rPr>
+          <w:sz w:val="18"/>
+          <w:szCs w:val="18"/>
+          <w:rFonts w:ascii="Consolas" w:hAnsi="Consolas" w:eastAsia="Meiryo UI" w:cs="Consolas"/>
           <w:rStyle w:val="DataTypeTok"/>
         </w:rPr>
         <w:t xml:space="preserve">null</w:t>
       </w:r>
       <w:r>
         <w:rPr>
+          <w:sz w:val="18"/>
+          <w:szCs w:val="18"/>
+          <w:rFonts w:ascii="Consolas" w:hAnsi="Consolas" w:eastAsia="Meiryo UI" w:cs="Consolas"/>
           <w:rStyle w:val="OperatorTok"/>
         </w:rPr>
         <w:t xml:space="preserve">;</w:t>
       </w:r>
       <w:r>
         <w:rPr>
+          <w:sz w:val="18"/>
+          <w:szCs w:val="18"/>
+          <w:rFonts w:ascii="Consolas" w:hAnsi="Consolas" w:eastAsia="Meiryo UI" w:cs="Consolas"/>
           <w:rStyle w:val="NormalTok"/>
         </w:rPr>
         <w:t xml:space="preserve">           </w:t>
       </w:r>
       <w:r>
         <w:rPr>
+          <w:sz w:val="18"/>
+          <w:szCs w:val="18"/>
+          <w:rFonts w:ascii="Consolas" w:hAnsi="Consolas" w:eastAsia="Meiryo UI" w:cs="Consolas"/>
           <w:rStyle w:val="CommentTok"/>
         </w:rPr>
         <w:t xml:space="preserve">// 元タグ文字列（分析用）</w:t>
@@ -3523,6 +4449,9 @@
       </w:r>
       <w:r>
         <w:rPr>
+          <w:sz w:val="18"/>
+          <w:szCs w:val="18"/>
+          <w:rFonts w:ascii="Consolas" w:hAnsi="Consolas" w:eastAsia="Meiryo UI" w:cs="Consolas"/>
           <w:rStyle w:val="NormalTok"/>
         </w:rPr>
         <w:t xml:space="preserve">}</w:t>
@@ -3655,6 +4584,7 @@
             </w:pPr>
             <w:r>
               <w:rPr>
+                <w:rFonts w:ascii="Consolas" w:hAnsi="Consolas" w:eastAsia="Meiryo UI" w:cs="Consolas"/>
                 <w:rStyle w:val="VerbatimChar"/>
               </w:rPr>
               <w:t xml:space="preserve">id</w:t>
@@ -3698,7 +4628,7 @@
             <w:r>
               <w:rPr>
                 <w:rStyle w:val="VerbatimChar"/>
-                <w:rFonts w:hint="eastAsia"/>
+                <w:rFonts w:ascii="Consolas" w:hAnsi="Consolas" w:eastAsia="Meiryo UI" w:cs="Consolas"/>
               </w:rPr>
               <w:t xml:space="preserve">faq-{categoryId}-{5桁連番}</w:t>
             </w:r>
@@ -3720,6 +4650,7 @@
             </w:pPr>
             <w:r>
               <w:rPr>
+                <w:rFonts w:ascii="Consolas" w:hAnsi="Consolas" w:eastAsia="Meiryo UI" w:cs="Consolas"/>
                 <w:rStyle w:val="VerbatimChar"/>
               </w:rPr>
               <w:t xml:space="preserve">dataType</w:t>
@@ -3765,6 +4696,7 @@
             </w:r>
             <w:r>
               <w:rPr>
+                <w:rFonts w:ascii="Consolas" w:hAnsi="Consolas" w:eastAsia="Meiryo UI" w:cs="Consolas"/>
                 <w:rStyle w:val="VerbatimChar"/>
               </w:rPr>
               <w:t xml:space="preserve">"faq"</w:t>
@@ -3781,6 +4713,7 @@
             </w:pPr>
             <w:r>
               <w:rPr>
+                <w:rFonts w:ascii="Consolas" w:hAnsi="Consolas" w:eastAsia="Meiryo UI" w:cs="Consolas"/>
                 <w:rStyle w:val="VerbatimChar"/>
               </w:rPr>
               <w:t xml:space="preserve">categoryId</w:t>
@@ -3820,6 +4753,7 @@
             </w:r>
             <w:r>
               <w:rPr>
+                <w:rFonts w:ascii="Consolas" w:hAnsi="Consolas" w:eastAsia="Meiryo UI" w:cs="Consolas"/>
                 <w:rStyle w:val="VerbatimChar"/>
               </w:rPr>
               <w:t xml:space="preserve">smile</w:t>
@@ -3832,6 +4766,7 @@
             </w:r>
             <w:r>
               <w:rPr>
+                <w:rFonts w:ascii="Consolas" w:hAnsi="Consolas" w:eastAsia="Meiryo UI" w:cs="Consolas"/>
                 <w:rStyle w:val="VerbatimChar"/>
               </w:rPr>
               <w:t xml:space="preserve">sousoku</w:t>
@@ -3844,6 +4779,7 @@
             </w:r>
             <w:r>
               <w:rPr>
+                <w:rFonts w:ascii="Consolas" w:hAnsi="Consolas" w:eastAsia="Meiryo UI" w:cs="Consolas"/>
                 <w:rStyle w:val="VerbatimChar"/>
               </w:rPr>
               <w:t xml:space="preserve">yokin</w:t>
@@ -3860,6 +4796,7 @@
             </w:pPr>
             <w:r>
               <w:rPr>
+                <w:rFonts w:ascii="Consolas" w:hAnsi="Consolas" w:eastAsia="Meiryo UI" w:cs="Consolas"/>
                 <w:rStyle w:val="VerbatimChar"/>
               </w:rPr>
               <w:t xml:space="preserve">categoryName</w:t>
@@ -3902,6 +4839,7 @@
             </w:r>
             <w:r>
               <w:rPr>
+                <w:rFonts w:ascii="Consolas" w:hAnsi="Consolas" w:eastAsia="Meiryo UI" w:cs="Consolas"/>
                 <w:rStyle w:val="VerbatimChar"/>
               </w:rPr>
               <w:t xml:space="preserve">スマイル</w:t>
@@ -3915,7 +4853,7 @@
             <w:r>
               <w:rPr>
                 <w:rStyle w:val="VerbatimChar"/>
-                <w:rFonts w:hint="eastAsia"/>
+                <w:rFonts w:ascii="Consolas" w:hAnsi="Consolas" w:eastAsia="Meiryo UI" w:cs="Consolas"/>
               </w:rPr>
               <w:t xml:space="preserve">総則</w:t>
             </w:r>
@@ -3928,7 +4866,7 @@
             <w:r>
               <w:rPr>
                 <w:rStyle w:val="VerbatimChar"/>
-                <w:rFonts w:hint="eastAsia"/>
+                <w:rFonts w:ascii="Consolas" w:hAnsi="Consolas" w:eastAsia="Meiryo UI" w:cs="Consolas"/>
               </w:rPr>
               <w:t xml:space="preserve">預金</w:t>
             </w:r>
@@ -3944,6 +4882,7 @@
             </w:pPr>
             <w:r>
               <w:rPr>
+                <w:rFonts w:ascii="Consolas" w:hAnsi="Consolas" w:eastAsia="Meiryo UI" w:cs="Consolas"/>
                 <w:rStyle w:val="VerbatimChar"/>
               </w:rPr>
               <w:t xml:space="preserve">title</w:t>
@@ -3996,6 +4935,7 @@
             </w:pPr>
             <w:r>
               <w:rPr>
+                <w:rFonts w:ascii="Consolas" w:hAnsi="Consolas" w:eastAsia="Meiryo UI" w:cs="Consolas"/>
                 <w:rStyle w:val="VerbatimChar"/>
               </w:rPr>
               <w:t xml:space="preserve">content</w:t>
@@ -4041,6 +4981,7 @@
             </w:r>
             <w:r>
               <w:rPr>
+                <w:rFonts w:ascii="Consolas" w:hAnsi="Consolas" w:eastAsia="Meiryo UI" w:cs="Consolas"/>
                 <w:rStyle w:val="VerbatimChar"/>
               </w:rPr>
               <w:t xml:space="preserve">\n\n</w:t>
@@ -4066,6 +5007,7 @@
             </w:pPr>
             <w:r>
               <w:rPr>
+                <w:rFonts w:ascii="Consolas" w:hAnsi="Consolas" w:eastAsia="Meiryo UI" w:cs="Consolas"/>
                 <w:rStyle w:val="VerbatimChar"/>
               </w:rPr>
               <w:t xml:space="preserve">combinedContent</w:t>
@@ -4118,6 +5060,7 @@
             </w:pPr>
             <w:r>
               <w:rPr>
+                <w:rFonts w:ascii="Consolas" w:hAnsi="Consolas" w:eastAsia="Meiryo UI" w:cs="Consolas"/>
                 <w:rStyle w:val="VerbatimChar"/>
               </w:rPr>
               <w:t xml:space="preserve">keywords</w:t>
@@ -4160,6 +5103,7 @@
             </w:r>
             <w:r>
               <w:rPr>
+                <w:rFonts w:ascii="Consolas" w:hAnsi="Consolas" w:eastAsia="Meiryo UI" w:cs="Consolas"/>
                 <w:rStyle w:val="VerbatimChar"/>
               </w:rPr>
               <w:t xml:space="preserve">Lv\d+:\s*</w:t>
@@ -4196,6 +5140,7 @@
             </w:r>
             <w:r>
               <w:rPr>
+                <w:rFonts w:ascii="Consolas" w:hAnsi="Consolas" w:eastAsia="Meiryo UI" w:cs="Consolas"/>
                 <w:rStyle w:val="VerbatimChar"/>
               </w:rPr>
               <w:t xml:space="preserve">[title, content]</w:t>
@@ -4218,6 +5163,7 @@
             </w:pPr>
             <w:r>
               <w:rPr>
+                <w:rFonts w:ascii="Consolas" w:hAnsi="Consolas" w:eastAsia="Meiryo UI" w:cs="Consolas"/>
                 <w:rStyle w:val="VerbatimChar"/>
               </w:rPr>
               <w:t xml:space="preserve">updatedAt</w:t>
@@ -4273,6 +5219,7 @@
             </w:pPr>
             <w:r>
               <w:rPr>
+                <w:rFonts w:ascii="Consolas" w:hAnsi="Consolas" w:eastAsia="Meiryo UI" w:cs="Consolas"/>
                 <w:rStyle w:val="VerbatimChar"/>
               </w:rPr>
               <w:t xml:space="preserve">isDeleted</w:t>
@@ -4309,6 +5256,7 @@
             </w:pPr>
             <w:r>
               <w:rPr>
+                <w:rFonts w:ascii="Consolas" w:hAnsi="Consolas" w:eastAsia="Meiryo UI" w:cs="Consolas"/>
                 <w:rStyle w:val="VerbatimChar"/>
               </w:rPr>
               <w:t xml:space="preserve">false</w:t>
@@ -4331,6 +5279,7 @@
             </w:pPr>
             <w:r>
               <w:rPr>
+                <w:rFonts w:ascii="Consolas" w:hAnsi="Consolas" w:eastAsia="Meiryo UI" w:cs="Consolas"/>
                 <w:rStyle w:val="VerbatimChar"/>
               </w:rPr>
               <w:t xml:space="preserve">tags</w:t>
@@ -4374,12 +5323,13 @@
             <w:r>
               <w:rPr>
                 <w:rStyle w:val="VerbatimChar"/>
-                <w:rFonts w:hint="eastAsia"/>
+                <w:rFonts w:ascii="Consolas" w:hAnsi="Consolas" w:eastAsia="Meiryo UI" w:cs="Consolas"/>
               </w:rPr>
               <w:t xml:space="preserve">"Lv0:預金</w:t>
             </w:r>
             <w:r>
               <w:rPr>
+                <w:rFonts w:ascii="Consolas" w:hAnsi="Consolas" w:eastAsia="Meiryo UI" w:cs="Consolas"/>
                 <w:rStyle w:val="VerbatimChar"/>
               </w:rPr>
               <w:t xml:space="preserve"> </w:t>
@@ -4387,7 +5337,7 @@
             <w:r>
               <w:rPr>
                 <w:rStyle w:val="VerbatimChar"/>
-                <w:rFonts w:hint="eastAsia"/>
+                <w:rFonts w:ascii="Consolas" w:hAnsi="Consolas" w:eastAsia="Meiryo UI" w:cs="Consolas"/>
               </w:rPr>
               <w:t xml:space="preserve">Lv1:口座開設"</w:t>
             </w:r>
@@ -4416,10 +5366,20 @@
     </w:p>
     <w:p>
       <w:pPr>
+        <w:shd w:val="clear" w:color="auto" w:fill="F5F5F5"/>
+        <w:pBdr>
+          <w:top w:val="single" w:sz="4" w:space="4" w:color="CCCCCC"/>
+          <w:left w:val="single" w:sz="4" w:space="4" w:color="CCCCCC"/>
+          <w:bottom w:val="single" w:sz="4" w:space="4" w:color="CCCCCC"/>
+          <w:right w:val="single" w:sz="4" w:space="4" w:color="CCCCCC"/>
+        </w:pBdr>
         <w:pStyle w:val="SourceCode"/>
       </w:pPr>
       <w:r>
         <w:rPr>
+          <w:sz w:val="18"/>
+          <w:szCs w:val="18"/>
+          <w:rFonts w:ascii="Consolas" w:hAnsi="Consolas" w:eastAsia="Meiryo UI" w:cs="Consolas"/>
           <w:rStyle w:val="FunctionTok"/>
         </w:rPr>
         <w:t xml:space="preserve">{</w:t>
@@ -4429,36 +5389,54 @@
       </w:r>
       <w:r>
         <w:rPr>
+          <w:sz w:val="18"/>
+          <w:szCs w:val="18"/>
+          <w:rFonts w:ascii="Consolas" w:hAnsi="Consolas" w:eastAsia="Meiryo UI" w:cs="Consolas"/>
           <w:rStyle w:val="NormalTok"/>
         </w:rPr>
         <w:t xml:space="preserve">  </w:t>
       </w:r>
       <w:r>
         <w:rPr>
+          <w:sz w:val="18"/>
+          <w:szCs w:val="18"/>
+          <w:rFonts w:ascii="Consolas" w:hAnsi="Consolas" w:eastAsia="Meiryo UI" w:cs="Consolas"/>
           <w:rStyle w:val="DataTypeTok"/>
         </w:rPr>
         <w:t xml:space="preserve">"id"</w:t>
       </w:r>
       <w:r>
         <w:rPr>
+          <w:sz w:val="18"/>
+          <w:szCs w:val="18"/>
+          <w:rFonts w:ascii="Consolas" w:hAnsi="Consolas" w:eastAsia="Meiryo UI" w:cs="Consolas"/>
           <w:rStyle w:val="FunctionTok"/>
         </w:rPr>
         <w:t xml:space="preserve">:</w:t>
       </w:r>
       <w:r>
         <w:rPr>
-          <w:rStyle w:val="NormalTok"/>
-        </w:rPr>
-        <w:t xml:space="preserve"> </w:t>
-      </w:r>
-      <w:r>
-        <w:rPr>
+          <w:sz w:val="18"/>
+          <w:szCs w:val="18"/>
+          <w:rFonts w:ascii="Consolas" w:hAnsi="Consolas" w:eastAsia="Meiryo UI" w:cs="Consolas"/>
+          <w:rStyle w:val="NormalTok"/>
+        </w:rPr>
+        <w:t xml:space="preserve"> </w:t>
+      </w:r>
+      <w:r>
+        <w:rPr>
+          <w:sz w:val="18"/>
+          <w:szCs w:val="18"/>
+          <w:rFonts w:ascii="Consolas" w:hAnsi="Consolas" w:eastAsia="Meiryo UI" w:cs="Consolas"/>
           <w:rStyle w:val="StringTok"/>
         </w:rPr>
         <w:t xml:space="preserve">"faq-yokin-00001"</w:t>
       </w:r>
       <w:r>
         <w:rPr>
+          <w:sz w:val="18"/>
+          <w:szCs w:val="18"/>
+          <w:rFonts w:ascii="Consolas" w:hAnsi="Consolas" w:eastAsia="Meiryo UI" w:cs="Consolas"/>
           <w:rStyle w:val="FunctionTok"/>
         </w:rPr>
         <w:t xml:space="preserve">,</w:t>
@@ -4468,36 +5446,54 @@
       </w:r>
       <w:r>
         <w:rPr>
+          <w:sz w:val="18"/>
+          <w:szCs w:val="18"/>
+          <w:rFonts w:ascii="Consolas" w:hAnsi="Consolas" w:eastAsia="Meiryo UI" w:cs="Consolas"/>
           <w:rStyle w:val="NormalTok"/>
         </w:rPr>
         <w:t xml:space="preserve">  </w:t>
       </w:r>
       <w:r>
         <w:rPr>
+          <w:sz w:val="18"/>
+          <w:szCs w:val="18"/>
+          <w:rFonts w:ascii="Consolas" w:hAnsi="Consolas" w:eastAsia="Meiryo UI" w:cs="Consolas"/>
           <w:rStyle w:val="DataTypeTok"/>
         </w:rPr>
         <w:t xml:space="preserve">"dataType"</w:t>
       </w:r>
       <w:r>
         <w:rPr>
+          <w:sz w:val="18"/>
+          <w:szCs w:val="18"/>
+          <w:rFonts w:ascii="Consolas" w:hAnsi="Consolas" w:eastAsia="Meiryo UI" w:cs="Consolas"/>
           <w:rStyle w:val="FunctionTok"/>
         </w:rPr>
         <w:t xml:space="preserve">:</w:t>
       </w:r>
       <w:r>
         <w:rPr>
-          <w:rStyle w:val="NormalTok"/>
-        </w:rPr>
-        <w:t xml:space="preserve"> </w:t>
-      </w:r>
-      <w:r>
-        <w:rPr>
+          <w:sz w:val="18"/>
+          <w:szCs w:val="18"/>
+          <w:rFonts w:ascii="Consolas" w:hAnsi="Consolas" w:eastAsia="Meiryo UI" w:cs="Consolas"/>
+          <w:rStyle w:val="NormalTok"/>
+        </w:rPr>
+        <w:t xml:space="preserve"> </w:t>
+      </w:r>
+      <w:r>
+        <w:rPr>
+          <w:sz w:val="18"/>
+          <w:szCs w:val="18"/>
+          <w:rFonts w:ascii="Consolas" w:hAnsi="Consolas" w:eastAsia="Meiryo UI" w:cs="Consolas"/>
           <w:rStyle w:val="StringTok"/>
         </w:rPr>
         <w:t xml:space="preserve">"faq"</w:t>
       </w:r>
       <w:r>
         <w:rPr>
+          <w:sz w:val="18"/>
+          <w:szCs w:val="18"/>
+          <w:rFonts w:ascii="Consolas" w:hAnsi="Consolas" w:eastAsia="Meiryo UI" w:cs="Consolas"/>
           <w:rStyle w:val="FunctionTok"/>
         </w:rPr>
         <w:t xml:space="preserve">,</w:t>
@@ -4507,36 +5503,54 @@
       </w:r>
       <w:r>
         <w:rPr>
+          <w:sz w:val="18"/>
+          <w:szCs w:val="18"/>
+          <w:rFonts w:ascii="Consolas" w:hAnsi="Consolas" w:eastAsia="Meiryo UI" w:cs="Consolas"/>
           <w:rStyle w:val="NormalTok"/>
         </w:rPr>
         <w:t xml:space="preserve">  </w:t>
       </w:r>
       <w:r>
         <w:rPr>
+          <w:sz w:val="18"/>
+          <w:szCs w:val="18"/>
+          <w:rFonts w:ascii="Consolas" w:hAnsi="Consolas" w:eastAsia="Meiryo UI" w:cs="Consolas"/>
           <w:rStyle w:val="DataTypeTok"/>
         </w:rPr>
         <w:t xml:space="preserve">"categoryId"</w:t>
       </w:r>
       <w:r>
         <w:rPr>
+          <w:sz w:val="18"/>
+          <w:szCs w:val="18"/>
+          <w:rFonts w:ascii="Consolas" w:hAnsi="Consolas" w:eastAsia="Meiryo UI" w:cs="Consolas"/>
           <w:rStyle w:val="FunctionTok"/>
         </w:rPr>
         <w:t xml:space="preserve">:</w:t>
       </w:r>
       <w:r>
         <w:rPr>
-          <w:rStyle w:val="NormalTok"/>
-        </w:rPr>
-        <w:t xml:space="preserve"> </w:t>
-      </w:r>
-      <w:r>
-        <w:rPr>
+          <w:sz w:val="18"/>
+          <w:szCs w:val="18"/>
+          <w:rFonts w:ascii="Consolas" w:hAnsi="Consolas" w:eastAsia="Meiryo UI" w:cs="Consolas"/>
+          <w:rStyle w:val="NormalTok"/>
+        </w:rPr>
+        <w:t xml:space="preserve"> </w:t>
+      </w:r>
+      <w:r>
+        <w:rPr>
+          <w:sz w:val="18"/>
+          <w:szCs w:val="18"/>
+          <w:rFonts w:ascii="Consolas" w:hAnsi="Consolas" w:eastAsia="Meiryo UI" w:cs="Consolas"/>
           <w:rStyle w:val="StringTok"/>
         </w:rPr>
         <w:t xml:space="preserve">"yokin"</w:t>
       </w:r>
       <w:r>
         <w:rPr>
+          <w:sz w:val="18"/>
+          <w:szCs w:val="18"/>
+          <w:rFonts w:ascii="Consolas" w:hAnsi="Consolas" w:eastAsia="Meiryo UI" w:cs="Consolas"/>
           <w:rStyle w:val="FunctionTok"/>
         </w:rPr>
         <w:t xml:space="preserve">,</w:t>
@@ -4546,36 +5560,54 @@
       </w:r>
       <w:r>
         <w:rPr>
+          <w:sz w:val="18"/>
+          <w:szCs w:val="18"/>
+          <w:rFonts w:ascii="Consolas" w:hAnsi="Consolas" w:eastAsia="Meiryo UI" w:cs="Consolas"/>
           <w:rStyle w:val="NormalTok"/>
         </w:rPr>
         <w:t xml:space="preserve">  </w:t>
       </w:r>
       <w:r>
         <w:rPr>
+          <w:sz w:val="18"/>
+          <w:szCs w:val="18"/>
+          <w:rFonts w:ascii="Consolas" w:hAnsi="Consolas" w:eastAsia="Meiryo UI" w:cs="Consolas"/>
           <w:rStyle w:val="DataTypeTok"/>
         </w:rPr>
         <w:t xml:space="preserve">"categoryName"</w:t>
       </w:r>
       <w:r>
         <w:rPr>
+          <w:sz w:val="18"/>
+          <w:szCs w:val="18"/>
+          <w:rFonts w:ascii="Consolas" w:hAnsi="Consolas" w:eastAsia="Meiryo UI" w:cs="Consolas"/>
           <w:rStyle w:val="FunctionTok"/>
         </w:rPr>
         <w:t xml:space="preserve">:</w:t>
       </w:r>
       <w:r>
         <w:rPr>
-          <w:rStyle w:val="NormalTok"/>
-        </w:rPr>
-        <w:t xml:space="preserve"> </w:t>
-      </w:r>
-      <w:r>
-        <w:rPr>
+          <w:sz w:val="18"/>
+          <w:szCs w:val="18"/>
+          <w:rFonts w:ascii="Consolas" w:hAnsi="Consolas" w:eastAsia="Meiryo UI" w:cs="Consolas"/>
+          <w:rStyle w:val="NormalTok"/>
+        </w:rPr>
+        <w:t xml:space="preserve"> </w:t>
+      </w:r>
+      <w:r>
+        <w:rPr>
+          <w:sz w:val="18"/>
+          <w:szCs w:val="18"/>
+          <w:rFonts w:ascii="Consolas" w:hAnsi="Consolas" w:eastAsia="Meiryo UI" w:cs="Consolas"/>
           <w:rStyle w:val="StringTok"/>
         </w:rPr>
         <w:t xml:space="preserve">"預金"</w:t>
       </w:r>
       <w:r>
         <w:rPr>
+          <w:sz w:val="18"/>
+          <w:szCs w:val="18"/>
+          <w:rFonts w:ascii="Consolas" w:hAnsi="Consolas" w:eastAsia="Meiryo UI" w:cs="Consolas"/>
           <w:rStyle w:val="FunctionTok"/>
         </w:rPr>
         <w:t xml:space="preserve">,</w:t>
@@ -4585,36 +5617,54 @@
       </w:r>
       <w:r>
         <w:rPr>
+          <w:sz w:val="18"/>
+          <w:szCs w:val="18"/>
+          <w:rFonts w:ascii="Consolas" w:hAnsi="Consolas" w:eastAsia="Meiryo UI" w:cs="Consolas"/>
           <w:rStyle w:val="NormalTok"/>
         </w:rPr>
         <w:t xml:space="preserve">  </w:t>
       </w:r>
       <w:r>
         <w:rPr>
+          <w:sz w:val="18"/>
+          <w:szCs w:val="18"/>
+          <w:rFonts w:ascii="Consolas" w:hAnsi="Consolas" w:eastAsia="Meiryo UI" w:cs="Consolas"/>
           <w:rStyle w:val="DataTypeTok"/>
         </w:rPr>
         <w:t xml:space="preserve">"title"</w:t>
       </w:r>
       <w:r>
         <w:rPr>
+          <w:sz w:val="18"/>
+          <w:szCs w:val="18"/>
+          <w:rFonts w:ascii="Consolas" w:hAnsi="Consolas" w:eastAsia="Meiryo UI" w:cs="Consolas"/>
           <w:rStyle w:val="FunctionTok"/>
         </w:rPr>
         <w:t xml:space="preserve">:</w:t>
       </w:r>
       <w:r>
         <w:rPr>
-          <w:rStyle w:val="NormalTok"/>
-        </w:rPr>
-        <w:t xml:space="preserve"> </w:t>
-      </w:r>
-      <w:r>
-        <w:rPr>
+          <w:sz w:val="18"/>
+          <w:szCs w:val="18"/>
+          <w:rFonts w:ascii="Consolas" w:hAnsi="Consolas" w:eastAsia="Meiryo UI" w:cs="Consolas"/>
+          <w:rStyle w:val="NormalTok"/>
+        </w:rPr>
+        <w:t xml:space="preserve"> </w:t>
+      </w:r>
+      <w:r>
+        <w:rPr>
+          <w:sz w:val="18"/>
+          <w:szCs w:val="18"/>
+          <w:rFonts w:ascii="Consolas" w:hAnsi="Consolas" w:eastAsia="Meiryo UI" w:cs="Consolas"/>
           <w:rStyle w:val="StringTok"/>
         </w:rPr>
         <w:t xml:space="preserve">"口座開設に必要な書類は？"</w:t>
       </w:r>
       <w:r>
         <w:rPr>
+          <w:sz w:val="18"/>
+          <w:szCs w:val="18"/>
+          <w:rFonts w:ascii="Consolas" w:hAnsi="Consolas" w:eastAsia="Meiryo UI" w:cs="Consolas"/>
           <w:rStyle w:val="FunctionTok"/>
         </w:rPr>
         <w:t xml:space="preserve">,</w:t>
@@ -4624,36 +5674,54 @@
       </w:r>
       <w:r>
         <w:rPr>
+          <w:sz w:val="18"/>
+          <w:szCs w:val="18"/>
+          <w:rFonts w:ascii="Consolas" w:hAnsi="Consolas" w:eastAsia="Meiryo UI" w:cs="Consolas"/>
           <w:rStyle w:val="NormalTok"/>
         </w:rPr>
         <w:t xml:space="preserve">  </w:t>
       </w:r>
       <w:r>
         <w:rPr>
+          <w:sz w:val="18"/>
+          <w:szCs w:val="18"/>
+          <w:rFonts w:ascii="Consolas" w:hAnsi="Consolas" w:eastAsia="Meiryo UI" w:cs="Consolas"/>
           <w:rStyle w:val="DataTypeTok"/>
         </w:rPr>
         <w:t xml:space="preserve">"content"</w:t>
       </w:r>
       <w:r>
         <w:rPr>
+          <w:sz w:val="18"/>
+          <w:szCs w:val="18"/>
+          <w:rFonts w:ascii="Consolas" w:hAnsi="Consolas" w:eastAsia="Meiryo UI" w:cs="Consolas"/>
           <w:rStyle w:val="FunctionTok"/>
         </w:rPr>
         <w:t xml:space="preserve">:</w:t>
       </w:r>
       <w:r>
         <w:rPr>
-          <w:rStyle w:val="NormalTok"/>
-        </w:rPr>
-        <w:t xml:space="preserve"> </w:t>
-      </w:r>
-      <w:r>
-        <w:rPr>
+          <w:sz w:val="18"/>
+          <w:szCs w:val="18"/>
+          <w:rFonts w:ascii="Consolas" w:hAnsi="Consolas" w:eastAsia="Meiryo UI" w:cs="Consolas"/>
+          <w:rStyle w:val="NormalTok"/>
+        </w:rPr>
+        <w:t xml:space="preserve"> </w:t>
+      </w:r>
+      <w:r>
+        <w:rPr>
+          <w:sz w:val="18"/>
+          <w:szCs w:val="18"/>
+          <w:rFonts w:ascii="Consolas" w:hAnsi="Consolas" w:eastAsia="Meiryo UI" w:cs="Consolas"/>
           <w:rStyle w:val="StringTok"/>
         </w:rPr>
         <w:t xml:space="preserve">"本人確認書類2点が必要です。"</w:t>
       </w:r>
       <w:r>
         <w:rPr>
+          <w:sz w:val="18"/>
+          <w:szCs w:val="18"/>
+          <w:rFonts w:ascii="Consolas" w:hAnsi="Consolas" w:eastAsia="Meiryo UI" w:cs="Consolas"/>
           <w:rStyle w:val="FunctionTok"/>
         </w:rPr>
         <w:t xml:space="preserve">,</w:t>
@@ -4663,36 +5731,54 @@
       </w:r>
       <w:r>
         <w:rPr>
+          <w:sz w:val="18"/>
+          <w:szCs w:val="18"/>
+          <w:rFonts w:ascii="Consolas" w:hAnsi="Consolas" w:eastAsia="Meiryo UI" w:cs="Consolas"/>
           <w:rStyle w:val="NormalTok"/>
         </w:rPr>
         <w:t xml:space="preserve">  </w:t>
       </w:r>
       <w:r>
         <w:rPr>
+          <w:sz w:val="18"/>
+          <w:szCs w:val="18"/>
+          <w:rFonts w:ascii="Consolas" w:hAnsi="Consolas" w:eastAsia="Meiryo UI" w:cs="Consolas"/>
           <w:rStyle w:val="DataTypeTok"/>
         </w:rPr>
         <w:t xml:space="preserve">"combinedContent"</w:t>
       </w:r>
       <w:r>
         <w:rPr>
+          <w:sz w:val="18"/>
+          <w:szCs w:val="18"/>
+          <w:rFonts w:ascii="Consolas" w:hAnsi="Consolas" w:eastAsia="Meiryo UI" w:cs="Consolas"/>
           <w:rStyle w:val="FunctionTok"/>
         </w:rPr>
         <w:t xml:space="preserve">:</w:t>
       </w:r>
       <w:r>
         <w:rPr>
-          <w:rStyle w:val="NormalTok"/>
-        </w:rPr>
-        <w:t xml:space="preserve"> </w:t>
-      </w:r>
-      <w:r>
-        <w:rPr>
+          <w:sz w:val="18"/>
+          <w:szCs w:val="18"/>
+          <w:rFonts w:ascii="Consolas" w:hAnsi="Consolas" w:eastAsia="Meiryo UI" w:cs="Consolas"/>
+          <w:rStyle w:val="NormalTok"/>
+        </w:rPr>
+        <w:t xml:space="preserve"> </w:t>
+      </w:r>
+      <w:r>
+        <w:rPr>
+          <w:sz w:val="18"/>
+          <w:szCs w:val="18"/>
+          <w:rFonts w:ascii="Consolas" w:hAnsi="Consolas" w:eastAsia="Meiryo UI" w:cs="Consolas"/>
           <w:rStyle w:val="StringTok"/>
         </w:rPr>
         <w:t xml:space="preserve">"質問: 口座開設に必要な書類は？ | 回答: 本人確認書類2点が必要です。"</w:t>
       </w:r>
       <w:r>
         <w:rPr>
+          <w:sz w:val="18"/>
+          <w:szCs w:val="18"/>
+          <w:rFonts w:ascii="Consolas" w:hAnsi="Consolas" w:eastAsia="Meiryo UI" w:cs="Consolas"/>
           <w:rStyle w:val="FunctionTok"/>
         </w:rPr>
         <w:t xml:space="preserve">,</w:t>
@@ -4702,102 +5788,153 @@
       </w:r>
       <w:r>
         <w:rPr>
+          <w:sz w:val="18"/>
+          <w:szCs w:val="18"/>
+          <w:rFonts w:ascii="Consolas" w:hAnsi="Consolas" w:eastAsia="Meiryo UI" w:cs="Consolas"/>
           <w:rStyle w:val="NormalTok"/>
         </w:rPr>
         <w:t xml:space="preserve">  </w:t>
       </w:r>
       <w:r>
         <w:rPr>
+          <w:sz w:val="18"/>
+          <w:szCs w:val="18"/>
+          <w:rFonts w:ascii="Consolas" w:hAnsi="Consolas" w:eastAsia="Meiryo UI" w:cs="Consolas"/>
           <w:rStyle w:val="DataTypeTok"/>
         </w:rPr>
         <w:t xml:space="preserve">"keywords"</w:t>
       </w:r>
       <w:r>
         <w:rPr>
+          <w:sz w:val="18"/>
+          <w:szCs w:val="18"/>
+          <w:rFonts w:ascii="Consolas" w:hAnsi="Consolas" w:eastAsia="Meiryo UI" w:cs="Consolas"/>
           <w:rStyle w:val="FunctionTok"/>
         </w:rPr>
         <w:t xml:space="preserve">:</w:t>
       </w:r>
       <w:r>
         <w:rPr>
-          <w:rStyle w:val="NormalTok"/>
-        </w:rPr>
-        <w:t xml:space="preserve"> </w:t>
-      </w:r>
-      <w:r>
-        <w:rPr>
+          <w:sz w:val="18"/>
+          <w:szCs w:val="18"/>
+          <w:rFonts w:ascii="Consolas" w:hAnsi="Consolas" w:eastAsia="Meiryo UI" w:cs="Consolas"/>
+          <w:rStyle w:val="NormalTok"/>
+        </w:rPr>
+        <w:t xml:space="preserve"> </w:t>
+      </w:r>
+      <w:r>
+        <w:rPr>
+          <w:sz w:val="18"/>
+          <w:szCs w:val="18"/>
+          <w:rFonts w:ascii="Consolas" w:hAnsi="Consolas" w:eastAsia="Meiryo UI" w:cs="Consolas"/>
           <w:rStyle w:val="OtherTok"/>
         </w:rPr>
         <w:t xml:space="preserve">[</w:t>
       </w:r>
       <w:r>
         <w:rPr>
+          <w:sz w:val="18"/>
+          <w:szCs w:val="18"/>
+          <w:rFonts w:ascii="Consolas" w:hAnsi="Consolas" w:eastAsia="Meiryo UI" w:cs="Consolas"/>
           <w:rStyle w:val="StringTok"/>
         </w:rPr>
         <w:t xml:space="preserve">"預金"</w:t>
       </w:r>
       <w:r>
         <w:rPr>
+          <w:sz w:val="18"/>
+          <w:szCs w:val="18"/>
+          <w:rFonts w:ascii="Consolas" w:hAnsi="Consolas" w:eastAsia="Meiryo UI" w:cs="Consolas"/>
           <w:rStyle w:val="OtherTok"/>
         </w:rPr>
         <w:t xml:space="preserve">,</w:t>
       </w:r>
       <w:r>
         <w:rPr>
-          <w:rStyle w:val="NormalTok"/>
-        </w:rPr>
-        <w:t xml:space="preserve"> </w:t>
-      </w:r>
-      <w:r>
-        <w:rPr>
+          <w:sz w:val="18"/>
+          <w:szCs w:val="18"/>
+          <w:rFonts w:ascii="Consolas" w:hAnsi="Consolas" w:eastAsia="Meiryo UI" w:cs="Consolas"/>
+          <w:rStyle w:val="NormalTok"/>
+        </w:rPr>
+        <w:t xml:space="preserve"> </w:t>
+      </w:r>
+      <w:r>
+        <w:rPr>
+          <w:sz w:val="18"/>
+          <w:szCs w:val="18"/>
+          <w:rFonts w:ascii="Consolas" w:hAnsi="Consolas" w:eastAsia="Meiryo UI" w:cs="Consolas"/>
           <w:rStyle w:val="StringTok"/>
         </w:rPr>
         <w:t xml:space="preserve">"口座開設"</w:t>
       </w:r>
       <w:r>
         <w:rPr>
+          <w:sz w:val="18"/>
+          <w:szCs w:val="18"/>
+          <w:rFonts w:ascii="Consolas" w:hAnsi="Consolas" w:eastAsia="Meiryo UI" w:cs="Consolas"/>
           <w:rStyle w:val="OtherTok"/>
         </w:rPr>
         <w:t xml:space="preserve">,</w:t>
       </w:r>
       <w:r>
         <w:rPr>
-          <w:rStyle w:val="NormalTok"/>
-        </w:rPr>
-        <w:t xml:space="preserve"> </w:t>
-      </w:r>
-      <w:r>
-        <w:rPr>
+          <w:sz w:val="18"/>
+          <w:szCs w:val="18"/>
+          <w:rFonts w:ascii="Consolas" w:hAnsi="Consolas" w:eastAsia="Meiryo UI" w:cs="Consolas"/>
+          <w:rStyle w:val="NormalTok"/>
+        </w:rPr>
+        <w:t xml:space="preserve"> </w:t>
+      </w:r>
+      <w:r>
+        <w:rPr>
+          <w:sz w:val="18"/>
+          <w:szCs w:val="18"/>
+          <w:rFonts w:ascii="Consolas" w:hAnsi="Consolas" w:eastAsia="Meiryo UI" w:cs="Consolas"/>
           <w:rStyle w:val="StringTok"/>
         </w:rPr>
         <w:t xml:space="preserve">"口座開設に必要な書類は？"</w:t>
       </w:r>
       <w:r>
         <w:rPr>
+          <w:sz w:val="18"/>
+          <w:szCs w:val="18"/>
+          <w:rFonts w:ascii="Consolas" w:hAnsi="Consolas" w:eastAsia="Meiryo UI" w:cs="Consolas"/>
           <w:rStyle w:val="OtherTok"/>
         </w:rPr>
         <w:t xml:space="preserve">,</w:t>
       </w:r>
       <w:r>
         <w:rPr>
-          <w:rStyle w:val="NormalTok"/>
-        </w:rPr>
-        <w:t xml:space="preserve"> </w:t>
-      </w:r>
-      <w:r>
-        <w:rPr>
+          <w:sz w:val="18"/>
+          <w:szCs w:val="18"/>
+          <w:rFonts w:ascii="Consolas" w:hAnsi="Consolas" w:eastAsia="Meiryo UI" w:cs="Consolas"/>
+          <w:rStyle w:val="NormalTok"/>
+        </w:rPr>
+        <w:t xml:space="preserve"> </w:t>
+      </w:r>
+      <w:r>
+        <w:rPr>
+          <w:sz w:val="18"/>
+          <w:szCs w:val="18"/>
+          <w:rFonts w:ascii="Consolas" w:hAnsi="Consolas" w:eastAsia="Meiryo UI" w:cs="Consolas"/>
           <w:rStyle w:val="StringTok"/>
         </w:rPr>
         <w:t xml:space="preserve">"本人確認書類2点が必要です。"</w:t>
       </w:r>
       <w:r>
         <w:rPr>
+          <w:sz w:val="18"/>
+          <w:szCs w:val="18"/>
+          <w:rFonts w:ascii="Consolas" w:hAnsi="Consolas" w:eastAsia="Meiryo UI" w:cs="Consolas"/>
           <w:rStyle w:val="OtherTok"/>
         </w:rPr>
         <w:t xml:space="preserve">]</w:t>
       </w:r>
       <w:r>
         <w:rPr>
+          <w:sz w:val="18"/>
+          <w:szCs w:val="18"/>
+          <w:rFonts w:ascii="Consolas" w:hAnsi="Consolas" w:eastAsia="Meiryo UI" w:cs="Consolas"/>
           <w:rStyle w:val="FunctionTok"/>
         </w:rPr>
         <w:t xml:space="preserve">,</w:t>
@@ -4807,36 +5944,54 @@
       </w:r>
       <w:r>
         <w:rPr>
+          <w:sz w:val="18"/>
+          <w:szCs w:val="18"/>
+          <w:rFonts w:ascii="Consolas" w:hAnsi="Consolas" w:eastAsia="Meiryo UI" w:cs="Consolas"/>
           <w:rStyle w:val="NormalTok"/>
         </w:rPr>
         <w:t xml:space="preserve">  </w:t>
       </w:r>
       <w:r>
         <w:rPr>
+          <w:sz w:val="18"/>
+          <w:szCs w:val="18"/>
+          <w:rFonts w:ascii="Consolas" w:hAnsi="Consolas" w:eastAsia="Meiryo UI" w:cs="Consolas"/>
           <w:rStyle w:val="DataTypeTok"/>
         </w:rPr>
         <w:t xml:space="preserve">"updatedAt"</w:t>
       </w:r>
       <w:r>
         <w:rPr>
+          <w:sz w:val="18"/>
+          <w:szCs w:val="18"/>
+          <w:rFonts w:ascii="Consolas" w:hAnsi="Consolas" w:eastAsia="Meiryo UI" w:cs="Consolas"/>
           <w:rStyle w:val="FunctionTok"/>
         </w:rPr>
         <w:t xml:space="preserve">:</w:t>
       </w:r>
       <w:r>
         <w:rPr>
-          <w:rStyle w:val="NormalTok"/>
-        </w:rPr>
-        <w:t xml:space="preserve"> </w:t>
-      </w:r>
-      <w:r>
-        <w:rPr>
+          <w:sz w:val="18"/>
+          <w:szCs w:val="18"/>
+          <w:rFonts w:ascii="Consolas" w:hAnsi="Consolas" w:eastAsia="Meiryo UI" w:cs="Consolas"/>
+          <w:rStyle w:val="NormalTok"/>
+        </w:rPr>
+        <w:t xml:space="preserve"> </w:t>
+      </w:r>
+      <w:r>
+        <w:rPr>
+          <w:sz w:val="18"/>
+          <w:szCs w:val="18"/>
+          <w:rFonts w:ascii="Consolas" w:hAnsi="Consolas" w:eastAsia="Meiryo UI" w:cs="Consolas"/>
           <w:rStyle w:val="StringTok"/>
         </w:rPr>
         <w:t xml:space="preserve">"2026-02-12T00:00:00+09:00"</w:t>
       </w:r>
       <w:r>
         <w:rPr>
+          <w:sz w:val="18"/>
+          <w:szCs w:val="18"/>
+          <w:rFonts w:ascii="Consolas" w:hAnsi="Consolas" w:eastAsia="Meiryo UI" w:cs="Consolas"/>
           <w:rStyle w:val="FunctionTok"/>
         </w:rPr>
         <w:t xml:space="preserve">,</w:t>
@@ -4846,36 +6001,54 @@
       </w:r>
       <w:r>
         <w:rPr>
+          <w:sz w:val="18"/>
+          <w:szCs w:val="18"/>
+          <w:rFonts w:ascii="Consolas" w:hAnsi="Consolas" w:eastAsia="Meiryo UI" w:cs="Consolas"/>
           <w:rStyle w:val="NormalTok"/>
         </w:rPr>
         <w:t xml:space="preserve">  </w:t>
       </w:r>
       <w:r>
         <w:rPr>
+          <w:sz w:val="18"/>
+          <w:szCs w:val="18"/>
+          <w:rFonts w:ascii="Consolas" w:hAnsi="Consolas" w:eastAsia="Meiryo UI" w:cs="Consolas"/>
           <w:rStyle w:val="DataTypeTok"/>
         </w:rPr>
         <w:t xml:space="preserve">"isDeleted"</w:t>
       </w:r>
       <w:r>
         <w:rPr>
+          <w:sz w:val="18"/>
+          <w:szCs w:val="18"/>
+          <w:rFonts w:ascii="Consolas" w:hAnsi="Consolas" w:eastAsia="Meiryo UI" w:cs="Consolas"/>
           <w:rStyle w:val="FunctionTok"/>
         </w:rPr>
         <w:t xml:space="preserve">:</w:t>
       </w:r>
       <w:r>
         <w:rPr>
-          <w:rStyle w:val="NormalTok"/>
-        </w:rPr>
-        <w:t xml:space="preserve"> </w:t>
-      </w:r>
-      <w:r>
-        <w:rPr>
+          <w:sz w:val="18"/>
+          <w:szCs w:val="18"/>
+          <w:rFonts w:ascii="Consolas" w:hAnsi="Consolas" w:eastAsia="Meiryo UI" w:cs="Consolas"/>
+          <w:rStyle w:val="NormalTok"/>
+        </w:rPr>
+        <w:t xml:space="preserve"> </w:t>
+      </w:r>
+      <w:r>
+        <w:rPr>
+          <w:sz w:val="18"/>
+          <w:szCs w:val="18"/>
+          <w:rFonts w:ascii="Consolas" w:hAnsi="Consolas" w:eastAsia="Meiryo UI" w:cs="Consolas"/>
           <w:rStyle w:val="KeywordTok"/>
         </w:rPr>
         <w:t xml:space="preserve">false</w:t>
       </w:r>
       <w:r>
         <w:rPr>
+          <w:sz w:val="18"/>
+          <w:szCs w:val="18"/>
+          <w:rFonts w:ascii="Consolas" w:hAnsi="Consolas" w:eastAsia="Meiryo UI" w:cs="Consolas"/>
           <w:rStyle w:val="FunctionTok"/>
         </w:rPr>
         <w:t xml:space="preserve">,</w:t>
@@ -4885,30 +6058,45 @@
       </w:r>
       <w:r>
         <w:rPr>
+          <w:sz w:val="18"/>
+          <w:szCs w:val="18"/>
+          <w:rFonts w:ascii="Consolas" w:hAnsi="Consolas" w:eastAsia="Meiryo UI" w:cs="Consolas"/>
           <w:rStyle w:val="NormalTok"/>
         </w:rPr>
         <w:t xml:space="preserve">  </w:t>
       </w:r>
       <w:r>
         <w:rPr>
+          <w:sz w:val="18"/>
+          <w:szCs w:val="18"/>
+          <w:rFonts w:ascii="Consolas" w:hAnsi="Consolas" w:eastAsia="Meiryo UI" w:cs="Consolas"/>
           <w:rStyle w:val="DataTypeTok"/>
         </w:rPr>
         <w:t xml:space="preserve">"tags"</w:t>
       </w:r>
       <w:r>
         <w:rPr>
+          <w:sz w:val="18"/>
+          <w:szCs w:val="18"/>
+          <w:rFonts w:ascii="Consolas" w:hAnsi="Consolas" w:eastAsia="Meiryo UI" w:cs="Consolas"/>
           <w:rStyle w:val="FunctionTok"/>
         </w:rPr>
         <w:t xml:space="preserve">:</w:t>
       </w:r>
       <w:r>
         <w:rPr>
-          <w:rStyle w:val="NormalTok"/>
-        </w:rPr>
-        <w:t xml:space="preserve"> </w:t>
-      </w:r>
-      <w:r>
-        <w:rPr>
+          <w:sz w:val="18"/>
+          <w:szCs w:val="18"/>
+          <w:rFonts w:ascii="Consolas" w:hAnsi="Consolas" w:eastAsia="Meiryo UI" w:cs="Consolas"/>
+          <w:rStyle w:val="NormalTok"/>
+        </w:rPr>
+        <w:t xml:space="preserve"> </w:t>
+      </w:r>
+      <w:r>
+        <w:rPr>
+          <w:sz w:val="18"/>
+          <w:szCs w:val="18"/>
+          <w:rFonts w:ascii="Consolas" w:hAnsi="Consolas" w:eastAsia="Meiryo UI" w:cs="Consolas"/>
           <w:rStyle w:val="StringTok"/>
         </w:rPr>
         <w:t xml:space="preserve">"Lv0:預金 Lv1:口座開設"</w:t>
@@ -4918,6 +6106,9 @@
       </w:r>
       <w:r>
         <w:rPr>
+          <w:sz w:val="18"/>
+          <w:szCs w:val="18"/>
+          <w:rFonts w:ascii="Consolas" w:hAnsi="Consolas" w:eastAsia="Meiryo UI" w:cs="Consolas"/>
           <w:rStyle w:val="FunctionTok"/>
         </w:rPr>
         <w:t xml:space="preserve">}</w:t>
@@ -4964,16 +6155,29 @@
     </w:p>
     <w:p>
       <w:pPr>
+        <w:shd w:val="clear" w:color="auto" w:fill="F5F5F5"/>
+        <w:pBdr>
+          <w:top w:val="single" w:sz="4" w:space="4" w:color="CCCCCC"/>
+          <w:left w:val="single" w:sz="4" w:space="4" w:color="CCCCCC"/>
+          <w:bottom w:val="single" w:sz="4" w:space="4" w:color="CCCCCC"/>
+          <w:right w:val="single" w:sz="4" w:space="4" w:color="CCCCCC"/>
+        </w:pBdr>
         <w:pStyle w:val="SourceCode"/>
       </w:pPr>
       <w:r>
         <w:rPr>
+          <w:sz w:val="18"/>
+          <w:szCs w:val="18"/>
+          <w:rFonts w:ascii="Consolas" w:hAnsi="Consolas" w:eastAsia="Meiryo UI" w:cs="Consolas"/>
           <w:rStyle w:val="KeywordTok"/>
         </w:rPr>
         <w:t xml:space="preserve">interface</w:t>
       </w:r>
       <w:r>
         <w:rPr>
+          <w:sz w:val="18"/>
+          <w:szCs w:val="18"/>
+          <w:rFonts w:ascii="Consolas" w:hAnsi="Consolas" w:eastAsia="Meiryo UI" w:cs="Consolas"/>
           <w:rStyle w:val="NormalTok"/>
         </w:rPr>
         <w:t xml:space="preserve"> ImpactAssessmentDocument {</w:t>
@@ -4983,42 +6187,63 @@
       </w:r>
       <w:r>
         <w:rPr>
+          <w:sz w:val="18"/>
+          <w:szCs w:val="18"/>
+          <w:rFonts w:ascii="Consolas" w:hAnsi="Consolas" w:eastAsia="Meiryo UI" w:cs="Consolas"/>
           <w:rStyle w:val="NormalTok"/>
         </w:rPr>
         <w:t xml:space="preserve">  id</w:t>
       </w:r>
       <w:r>
         <w:rPr>
+          <w:sz w:val="18"/>
+          <w:szCs w:val="18"/>
+          <w:rFonts w:ascii="Consolas" w:hAnsi="Consolas" w:eastAsia="Meiryo UI" w:cs="Consolas"/>
           <w:rStyle w:val="OperatorTok"/>
         </w:rPr>
         <w:t xml:space="preserve">:</w:t>
       </w:r>
       <w:r>
         <w:rPr>
-          <w:rStyle w:val="NormalTok"/>
-        </w:rPr>
-        <w:t xml:space="preserve"> </w:t>
-      </w:r>
-      <w:r>
-        <w:rPr>
+          <w:sz w:val="18"/>
+          <w:szCs w:val="18"/>
+          <w:rFonts w:ascii="Consolas" w:hAnsi="Consolas" w:eastAsia="Meiryo UI" w:cs="Consolas"/>
+          <w:rStyle w:val="NormalTok"/>
+        </w:rPr>
+        <w:t xml:space="preserve"> </w:t>
+      </w:r>
+      <w:r>
+        <w:rPr>
+          <w:sz w:val="18"/>
+          <w:szCs w:val="18"/>
+          <w:rFonts w:ascii="Consolas" w:hAnsi="Consolas" w:eastAsia="Meiryo UI" w:cs="Consolas"/>
           <w:rStyle w:val="DataTypeTok"/>
         </w:rPr>
         <w:t xml:space="preserve">string</w:t>
       </w:r>
       <w:r>
         <w:rPr>
+          <w:sz w:val="18"/>
+          <w:szCs w:val="18"/>
+          <w:rFonts w:ascii="Consolas" w:hAnsi="Consolas" w:eastAsia="Meiryo UI" w:cs="Consolas"/>
           <w:rStyle w:val="OperatorTok"/>
         </w:rPr>
         <w:t xml:space="preserve">;</w:t>
       </w:r>
       <w:r>
         <w:rPr>
+          <w:sz w:val="18"/>
+          <w:szCs w:val="18"/>
+          <w:rFonts w:ascii="Consolas" w:hAnsi="Consolas" w:eastAsia="Meiryo UI" w:cs="Consolas"/>
           <w:rStyle w:val="NormalTok"/>
         </w:rPr>
         <w:t xml:space="preserve">                    </w:t>
       </w:r>
       <w:r>
         <w:rPr>
+          <w:sz w:val="18"/>
+          <w:szCs w:val="18"/>
+          <w:rFonts w:ascii="Consolas" w:hAnsi="Consolas" w:eastAsia="Meiryo UI" w:cs="Consolas"/>
           <w:rStyle w:val="CommentTok"/>
         </w:rPr>
         <w:t xml:space="preserve">// "assess-{searchId}-{scenarioId}" 形式</w:t>
@@ -5028,42 +6253,63 @@
       </w:r>
       <w:r>
         <w:rPr>
+          <w:sz w:val="18"/>
+          <w:szCs w:val="18"/>
+          <w:rFonts w:ascii="Consolas" w:hAnsi="Consolas" w:eastAsia="Meiryo UI" w:cs="Consolas"/>
           <w:rStyle w:val="NormalTok"/>
         </w:rPr>
         <w:t xml:space="preserve">  searchId</w:t>
       </w:r>
       <w:r>
         <w:rPr>
+          <w:sz w:val="18"/>
+          <w:szCs w:val="18"/>
+          <w:rFonts w:ascii="Consolas" w:hAnsi="Consolas" w:eastAsia="Meiryo UI" w:cs="Consolas"/>
           <w:rStyle w:val="OperatorTok"/>
         </w:rPr>
         <w:t xml:space="preserve">:</w:t>
       </w:r>
       <w:r>
         <w:rPr>
-          <w:rStyle w:val="NormalTok"/>
-        </w:rPr>
-        <w:t xml:space="preserve"> </w:t>
-      </w:r>
-      <w:r>
-        <w:rPr>
+          <w:sz w:val="18"/>
+          <w:szCs w:val="18"/>
+          <w:rFonts w:ascii="Consolas" w:hAnsi="Consolas" w:eastAsia="Meiryo UI" w:cs="Consolas"/>
+          <w:rStyle w:val="NormalTok"/>
+        </w:rPr>
+        <w:t xml:space="preserve"> </w:t>
+      </w:r>
+      <w:r>
+        <w:rPr>
+          <w:sz w:val="18"/>
+          <w:szCs w:val="18"/>
+          <w:rFonts w:ascii="Consolas" w:hAnsi="Consolas" w:eastAsia="Meiryo UI" w:cs="Consolas"/>
           <w:rStyle w:val="DataTypeTok"/>
         </w:rPr>
         <w:t xml:space="preserve">string</w:t>
       </w:r>
       <w:r>
         <w:rPr>
+          <w:sz w:val="18"/>
+          <w:szCs w:val="18"/>
+          <w:rFonts w:ascii="Consolas" w:hAnsi="Consolas" w:eastAsia="Meiryo UI" w:cs="Consolas"/>
           <w:rStyle w:val="OperatorTok"/>
         </w:rPr>
         <w:t xml:space="preserve">;</w:t>
       </w:r>
       <w:r>
         <w:rPr>
+          <w:sz w:val="18"/>
+          <w:szCs w:val="18"/>
+          <w:rFonts w:ascii="Consolas" w:hAnsi="Consolas" w:eastAsia="Meiryo UI" w:cs="Consolas"/>
           <w:rStyle w:val="NormalTok"/>
         </w:rPr>
         <w:t xml:space="preserve">              </w:t>
       </w:r>
       <w:r>
         <w:rPr>
+          <w:sz w:val="18"/>
+          <w:szCs w:val="18"/>
+          <w:rFonts w:ascii="Consolas" w:hAnsi="Consolas" w:eastAsia="Meiryo UI" w:cs="Consolas"/>
           <w:rStyle w:val="CommentTok"/>
         </w:rPr>
         <w:t xml:space="preserve">// パーティションキー。"search-{YYYYMMDDHHmmss}-{UUID先頭8桁}"</w:t>
@@ -5073,42 +6319,63 @@
       </w:r>
       <w:r>
         <w:rPr>
+          <w:sz w:val="18"/>
+          <w:szCs w:val="18"/>
+          <w:rFonts w:ascii="Consolas" w:hAnsi="Consolas" w:eastAsia="Meiryo UI" w:cs="Consolas"/>
           <w:rStyle w:val="NormalTok"/>
         </w:rPr>
         <w:t xml:space="preserve">  scenarioId</w:t>
       </w:r>
       <w:r>
         <w:rPr>
+          <w:sz w:val="18"/>
+          <w:szCs w:val="18"/>
+          <w:rFonts w:ascii="Consolas" w:hAnsi="Consolas" w:eastAsia="Meiryo UI" w:cs="Consolas"/>
           <w:rStyle w:val="OperatorTok"/>
         </w:rPr>
         <w:t xml:space="preserve">:</w:t>
       </w:r>
       <w:r>
         <w:rPr>
-          <w:rStyle w:val="NormalTok"/>
-        </w:rPr>
-        <w:t xml:space="preserve"> </w:t>
-      </w:r>
-      <w:r>
-        <w:rPr>
+          <w:sz w:val="18"/>
+          <w:szCs w:val="18"/>
+          <w:rFonts w:ascii="Consolas" w:hAnsi="Consolas" w:eastAsia="Meiryo UI" w:cs="Consolas"/>
+          <w:rStyle w:val="NormalTok"/>
+        </w:rPr>
+        <w:t xml:space="preserve"> </w:t>
+      </w:r>
+      <w:r>
+        <w:rPr>
+          <w:sz w:val="18"/>
+          <w:szCs w:val="18"/>
+          <w:rFonts w:ascii="Consolas" w:hAnsi="Consolas" w:eastAsia="Meiryo UI" w:cs="Consolas"/>
           <w:rStyle w:val="DataTypeTok"/>
         </w:rPr>
         <w:t xml:space="preserve">string</w:t>
       </w:r>
       <w:r>
         <w:rPr>
+          <w:sz w:val="18"/>
+          <w:szCs w:val="18"/>
+          <w:rFonts w:ascii="Consolas" w:hAnsi="Consolas" w:eastAsia="Meiryo UI" w:cs="Consolas"/>
           <w:rStyle w:val="OperatorTok"/>
         </w:rPr>
         <w:t xml:space="preserve">;</w:t>
       </w:r>
       <w:r>
         <w:rPr>
+          <w:sz w:val="18"/>
+          <w:szCs w:val="18"/>
+          <w:rFonts w:ascii="Consolas" w:hAnsi="Consolas" w:eastAsia="Meiryo UI" w:cs="Consolas"/>
           <w:rStyle w:val="NormalTok"/>
         </w:rPr>
         <w:t xml:space="preserve">            </w:t>
       </w:r>
       <w:r>
         <w:rPr>
+          <w:sz w:val="18"/>
+          <w:szCs w:val="18"/>
+          <w:rFonts w:ascii="Consolas" w:hAnsi="Consolas" w:eastAsia="Meiryo UI" w:cs="Consolas"/>
           <w:rStyle w:val="CommentTok"/>
         </w:rPr>
         <w:t xml:space="preserve">// 対象シナリオのID（scenarios.id を参照）</w:t>
@@ -5118,42 +6385,63 @@
       </w:r>
       <w:r>
         <w:rPr>
+          <w:sz w:val="18"/>
+          <w:szCs w:val="18"/>
+          <w:rFonts w:ascii="Consolas" w:hAnsi="Consolas" w:eastAsia="Meiryo UI" w:cs="Consolas"/>
           <w:rStyle w:val="NormalTok"/>
         </w:rPr>
         <w:t xml:space="preserve">  searchQuery</w:t>
       </w:r>
       <w:r>
         <w:rPr>
+          <w:sz w:val="18"/>
+          <w:szCs w:val="18"/>
+          <w:rFonts w:ascii="Consolas" w:hAnsi="Consolas" w:eastAsia="Meiryo UI" w:cs="Consolas"/>
           <w:rStyle w:val="OperatorTok"/>
         </w:rPr>
         <w:t xml:space="preserve">:</w:t>
       </w:r>
       <w:r>
         <w:rPr>
-          <w:rStyle w:val="NormalTok"/>
-        </w:rPr>
-        <w:t xml:space="preserve"> </w:t>
-      </w:r>
-      <w:r>
-        <w:rPr>
+          <w:sz w:val="18"/>
+          <w:szCs w:val="18"/>
+          <w:rFonts w:ascii="Consolas" w:hAnsi="Consolas" w:eastAsia="Meiryo UI" w:cs="Consolas"/>
+          <w:rStyle w:val="NormalTok"/>
+        </w:rPr>
+        <w:t xml:space="preserve"> </w:t>
+      </w:r>
+      <w:r>
+        <w:rPr>
+          <w:sz w:val="18"/>
+          <w:szCs w:val="18"/>
+          <w:rFonts w:ascii="Consolas" w:hAnsi="Consolas" w:eastAsia="Meiryo UI" w:cs="Consolas"/>
           <w:rStyle w:val="DataTypeTok"/>
         </w:rPr>
         <w:t xml:space="preserve">string</w:t>
       </w:r>
       <w:r>
         <w:rPr>
+          <w:sz w:val="18"/>
+          <w:szCs w:val="18"/>
+          <w:rFonts w:ascii="Consolas" w:hAnsi="Consolas" w:eastAsia="Meiryo UI" w:cs="Consolas"/>
           <w:rStyle w:val="OperatorTok"/>
         </w:rPr>
         <w:t xml:space="preserve">;</w:t>
       </w:r>
       <w:r>
         <w:rPr>
+          <w:sz w:val="18"/>
+          <w:szCs w:val="18"/>
+          <w:rFonts w:ascii="Consolas" w:hAnsi="Consolas" w:eastAsia="Meiryo UI" w:cs="Consolas"/>
           <w:rStyle w:val="NormalTok"/>
         </w:rPr>
         <w:t xml:space="preserve">           </w:t>
       </w:r>
       <w:r>
         <w:rPr>
+          <w:sz w:val="18"/>
+          <w:szCs w:val="18"/>
+          <w:rFonts w:ascii="Consolas" w:hAnsi="Consolas" w:eastAsia="Meiryo UI" w:cs="Consolas"/>
           <w:rStyle w:val="CommentTok"/>
         </w:rPr>
         <w:t xml:space="preserve">// 検索クエリ文字列</w:t>
@@ -5163,66 +6451,99 @@
       </w:r>
       <w:r>
         <w:rPr>
+          <w:sz w:val="18"/>
+          <w:szCs w:val="18"/>
+          <w:rFonts w:ascii="Consolas" w:hAnsi="Consolas" w:eastAsia="Meiryo UI" w:cs="Consolas"/>
           <w:rStyle w:val="NormalTok"/>
         </w:rPr>
         <w:t xml:space="preserve">  rerankerScore</w:t>
       </w:r>
       <w:r>
         <w:rPr>
+          <w:sz w:val="18"/>
+          <w:szCs w:val="18"/>
+          <w:rFonts w:ascii="Consolas" w:hAnsi="Consolas" w:eastAsia="Meiryo UI" w:cs="Consolas"/>
           <w:rStyle w:val="OperatorTok"/>
         </w:rPr>
         <w:t xml:space="preserve">:</w:t>
       </w:r>
       <w:r>
         <w:rPr>
-          <w:rStyle w:val="NormalTok"/>
-        </w:rPr>
-        <w:t xml:space="preserve"> </w:t>
-      </w:r>
-      <w:r>
-        <w:rPr>
+          <w:sz w:val="18"/>
+          <w:szCs w:val="18"/>
+          <w:rFonts w:ascii="Consolas" w:hAnsi="Consolas" w:eastAsia="Meiryo UI" w:cs="Consolas"/>
+          <w:rStyle w:val="NormalTok"/>
+        </w:rPr>
+        <w:t xml:space="preserve"> </w:t>
+      </w:r>
+      <w:r>
+        <w:rPr>
+          <w:sz w:val="18"/>
+          <w:szCs w:val="18"/>
+          <w:rFonts w:ascii="Consolas" w:hAnsi="Consolas" w:eastAsia="Meiryo UI" w:cs="Consolas"/>
           <w:rStyle w:val="DataTypeTok"/>
         </w:rPr>
         <w:t xml:space="preserve">number</w:t>
       </w:r>
       <w:r>
         <w:rPr>
-          <w:rStyle w:val="NormalTok"/>
-        </w:rPr>
-        <w:t xml:space="preserve"> </w:t>
-      </w:r>
-      <w:r>
-        <w:rPr>
+          <w:sz w:val="18"/>
+          <w:szCs w:val="18"/>
+          <w:rFonts w:ascii="Consolas" w:hAnsi="Consolas" w:eastAsia="Meiryo UI" w:cs="Consolas"/>
+          <w:rStyle w:val="NormalTok"/>
+        </w:rPr>
+        <w:t xml:space="preserve"> </w:t>
+      </w:r>
+      <w:r>
+        <w:rPr>
+          <w:sz w:val="18"/>
+          <w:szCs w:val="18"/>
+          <w:rFonts w:ascii="Consolas" w:hAnsi="Consolas" w:eastAsia="Meiryo UI" w:cs="Consolas"/>
           <w:rStyle w:val="OperatorTok"/>
         </w:rPr>
         <w:t xml:space="preserve">|</w:t>
       </w:r>
       <w:r>
         <w:rPr>
-          <w:rStyle w:val="NormalTok"/>
-        </w:rPr>
-        <w:t xml:space="preserve"> </w:t>
-      </w:r>
-      <w:r>
-        <w:rPr>
+          <w:sz w:val="18"/>
+          <w:szCs w:val="18"/>
+          <w:rFonts w:ascii="Consolas" w:hAnsi="Consolas" w:eastAsia="Meiryo UI" w:cs="Consolas"/>
+          <w:rStyle w:val="NormalTok"/>
+        </w:rPr>
+        <w:t xml:space="preserve"> </w:t>
+      </w:r>
+      <w:r>
+        <w:rPr>
+          <w:sz w:val="18"/>
+          <w:szCs w:val="18"/>
+          <w:rFonts w:ascii="Consolas" w:hAnsi="Consolas" w:eastAsia="Meiryo UI" w:cs="Consolas"/>
           <w:rStyle w:val="DataTypeTok"/>
         </w:rPr>
         <w:t xml:space="preserve">null</w:t>
       </w:r>
       <w:r>
         <w:rPr>
+          <w:sz w:val="18"/>
+          <w:szCs w:val="18"/>
+          <w:rFonts w:ascii="Consolas" w:hAnsi="Consolas" w:eastAsia="Meiryo UI" w:cs="Consolas"/>
           <w:rStyle w:val="OperatorTok"/>
         </w:rPr>
         <w:t xml:space="preserve">;</w:t>
       </w:r>
       <w:r>
         <w:rPr>
+          <w:sz w:val="18"/>
+          <w:szCs w:val="18"/>
+          <w:rFonts w:ascii="Consolas" w:hAnsi="Consolas" w:eastAsia="Meiryo UI" w:cs="Consolas"/>
           <w:rStyle w:val="NormalTok"/>
         </w:rPr>
         <w:t xml:space="preserve">  </w:t>
       </w:r>
       <w:r>
         <w:rPr>
+          <w:sz w:val="18"/>
+          <w:szCs w:val="18"/>
+          <w:rFonts w:ascii="Consolas" w:hAnsi="Consolas" w:eastAsia="Meiryo UI" w:cs="Consolas"/>
           <w:rStyle w:val="CommentTok"/>
         </w:rPr>
         <w:t xml:space="preserve">// semantic モード時のみ。キーワード検索時は null</w:t>
@@ -5232,42 +6553,63 @@
       </w:r>
       <w:r>
         <w:rPr>
+          <w:sz w:val="18"/>
+          <w:szCs w:val="18"/>
+          <w:rFonts w:ascii="Consolas" w:hAnsi="Consolas" w:eastAsia="Meiryo UI" w:cs="Consolas"/>
           <w:rStyle w:val="NormalTok"/>
         </w:rPr>
         <w:t xml:space="preserve">  impactStatus</w:t>
       </w:r>
       <w:r>
         <w:rPr>
+          <w:sz w:val="18"/>
+          <w:szCs w:val="18"/>
+          <w:rFonts w:ascii="Consolas" w:hAnsi="Consolas" w:eastAsia="Meiryo UI" w:cs="Consolas"/>
           <w:rStyle w:val="OperatorTok"/>
         </w:rPr>
         <w:t xml:space="preserve">:</w:t>
       </w:r>
       <w:r>
         <w:rPr>
-          <w:rStyle w:val="NormalTok"/>
-        </w:rPr>
-        <w:t xml:space="preserve"> </w:t>
-      </w:r>
-      <w:r>
-        <w:rPr>
+          <w:sz w:val="18"/>
+          <w:szCs w:val="18"/>
+          <w:rFonts w:ascii="Consolas" w:hAnsi="Consolas" w:eastAsia="Meiryo UI" w:cs="Consolas"/>
+          <w:rStyle w:val="NormalTok"/>
+        </w:rPr>
+        <w:t xml:space="preserve"> </w:t>
+      </w:r>
+      <w:r>
+        <w:rPr>
+          <w:sz w:val="18"/>
+          <w:szCs w:val="18"/>
+          <w:rFonts w:ascii="Consolas" w:hAnsi="Consolas" w:eastAsia="Meiryo UI" w:cs="Consolas"/>
           <w:rStyle w:val="StringTok"/>
         </w:rPr>
         <w:t xml:space="preserve">"needsUpdate"</w:t>
       </w:r>
       <w:r>
         <w:rPr>
+          <w:sz w:val="18"/>
+          <w:szCs w:val="18"/>
+          <w:rFonts w:ascii="Consolas" w:hAnsi="Consolas" w:eastAsia="Meiryo UI" w:cs="Consolas"/>
           <w:rStyle w:val="OperatorTok"/>
         </w:rPr>
         <w:t xml:space="preserve">;</w:t>
       </w:r>
       <w:r>
         <w:rPr>
+          <w:sz w:val="18"/>
+          <w:szCs w:val="18"/>
+          <w:rFonts w:ascii="Consolas" w:hAnsi="Consolas" w:eastAsia="Meiryo UI" w:cs="Consolas"/>
           <w:rStyle w:val="NormalTok"/>
         </w:rPr>
         <w:t xml:space="preserve">   </w:t>
       </w:r>
       <w:r>
         <w:rPr>
+          <w:sz w:val="18"/>
+          <w:szCs w:val="18"/>
+          <w:rFonts w:ascii="Consolas" w:hAnsi="Consolas" w:eastAsia="Meiryo UI" w:cs="Consolas"/>
           <w:rStyle w:val="CommentTok"/>
         </w:rPr>
         <w:t xml:space="preserve">// 影響判定ステータス</w:t>
@@ -5277,42 +6619,63 @@
       </w:r>
       <w:r>
         <w:rPr>
+          <w:sz w:val="18"/>
+          <w:szCs w:val="18"/>
+          <w:rFonts w:ascii="Consolas" w:hAnsi="Consolas" w:eastAsia="Meiryo UI" w:cs="Consolas"/>
           <w:rStyle w:val="NormalTok"/>
         </w:rPr>
         <w:t xml:space="preserve">  assessedBy</w:t>
       </w:r>
       <w:r>
         <w:rPr>
+          <w:sz w:val="18"/>
+          <w:szCs w:val="18"/>
+          <w:rFonts w:ascii="Consolas" w:hAnsi="Consolas" w:eastAsia="Meiryo UI" w:cs="Consolas"/>
           <w:rStyle w:val="OperatorTok"/>
         </w:rPr>
         <w:t xml:space="preserve">:</w:t>
       </w:r>
       <w:r>
         <w:rPr>
-          <w:rStyle w:val="NormalTok"/>
-        </w:rPr>
-        <w:t xml:space="preserve"> </w:t>
-      </w:r>
-      <w:r>
-        <w:rPr>
+          <w:sz w:val="18"/>
+          <w:szCs w:val="18"/>
+          <w:rFonts w:ascii="Consolas" w:hAnsi="Consolas" w:eastAsia="Meiryo UI" w:cs="Consolas"/>
+          <w:rStyle w:val="NormalTok"/>
+        </w:rPr>
+        <w:t xml:space="preserve"> </w:t>
+      </w:r>
+      <w:r>
+        <w:rPr>
+          <w:sz w:val="18"/>
+          <w:szCs w:val="18"/>
+          <w:rFonts w:ascii="Consolas" w:hAnsi="Consolas" w:eastAsia="Meiryo UI" w:cs="Consolas"/>
           <w:rStyle w:val="DataTypeTok"/>
         </w:rPr>
         <w:t xml:space="preserve">string</w:t>
       </w:r>
       <w:r>
         <w:rPr>
+          <w:sz w:val="18"/>
+          <w:szCs w:val="18"/>
+          <w:rFonts w:ascii="Consolas" w:hAnsi="Consolas" w:eastAsia="Meiryo UI" w:cs="Consolas"/>
           <w:rStyle w:val="OperatorTok"/>
         </w:rPr>
         <w:t xml:space="preserve">;</w:t>
       </w:r>
       <w:r>
         <w:rPr>
+          <w:sz w:val="18"/>
+          <w:szCs w:val="18"/>
+          <w:rFonts w:ascii="Consolas" w:hAnsi="Consolas" w:eastAsia="Meiryo UI" w:cs="Consolas"/>
           <w:rStyle w:val="NormalTok"/>
         </w:rPr>
         <w:t xml:space="preserve">            </w:t>
       </w:r>
       <w:r>
         <w:rPr>
+          <w:sz w:val="18"/>
+          <w:szCs w:val="18"/>
+          <w:rFonts w:ascii="Consolas" w:hAnsi="Consolas" w:eastAsia="Meiryo UI" w:cs="Consolas"/>
           <w:rStyle w:val="CommentTok"/>
         </w:rPr>
         <w:t xml:space="preserve">// 判定者のユーザーID（UPN）</w:t>
@@ -5322,42 +6685,63 @@
       </w:r>
       <w:r>
         <w:rPr>
+          <w:sz w:val="18"/>
+          <w:szCs w:val="18"/>
+          <w:rFonts w:ascii="Consolas" w:hAnsi="Consolas" w:eastAsia="Meiryo UI" w:cs="Consolas"/>
           <w:rStyle w:val="NormalTok"/>
         </w:rPr>
         <w:t xml:space="preserve">  assessedAt</w:t>
       </w:r>
       <w:r>
         <w:rPr>
+          <w:sz w:val="18"/>
+          <w:szCs w:val="18"/>
+          <w:rFonts w:ascii="Consolas" w:hAnsi="Consolas" w:eastAsia="Meiryo UI" w:cs="Consolas"/>
           <w:rStyle w:val="OperatorTok"/>
         </w:rPr>
         <w:t xml:space="preserve">:</w:t>
       </w:r>
       <w:r>
         <w:rPr>
-          <w:rStyle w:val="NormalTok"/>
-        </w:rPr>
-        <w:t xml:space="preserve"> </w:t>
-      </w:r>
-      <w:r>
-        <w:rPr>
+          <w:sz w:val="18"/>
+          <w:szCs w:val="18"/>
+          <w:rFonts w:ascii="Consolas" w:hAnsi="Consolas" w:eastAsia="Meiryo UI" w:cs="Consolas"/>
+          <w:rStyle w:val="NormalTok"/>
+        </w:rPr>
+        <w:t xml:space="preserve"> </w:t>
+      </w:r>
+      <w:r>
+        <w:rPr>
+          <w:sz w:val="18"/>
+          <w:szCs w:val="18"/>
+          <w:rFonts w:ascii="Consolas" w:hAnsi="Consolas" w:eastAsia="Meiryo UI" w:cs="Consolas"/>
           <w:rStyle w:val="DataTypeTok"/>
         </w:rPr>
         <w:t xml:space="preserve">string</w:t>
       </w:r>
       <w:r>
         <w:rPr>
+          <w:sz w:val="18"/>
+          <w:szCs w:val="18"/>
+          <w:rFonts w:ascii="Consolas" w:hAnsi="Consolas" w:eastAsia="Meiryo UI" w:cs="Consolas"/>
           <w:rStyle w:val="OperatorTok"/>
         </w:rPr>
         <w:t xml:space="preserve">;</w:t>
       </w:r>
       <w:r>
         <w:rPr>
+          <w:sz w:val="18"/>
+          <w:szCs w:val="18"/>
+          <w:rFonts w:ascii="Consolas" w:hAnsi="Consolas" w:eastAsia="Meiryo UI" w:cs="Consolas"/>
           <w:rStyle w:val="NormalTok"/>
         </w:rPr>
         <w:t xml:space="preserve">            </w:t>
       </w:r>
       <w:r>
         <w:rPr>
+          <w:sz w:val="18"/>
+          <w:szCs w:val="18"/>
+          <w:rFonts w:ascii="Consolas" w:hAnsi="Consolas" w:eastAsia="Meiryo UI" w:cs="Consolas"/>
           <w:rStyle w:val="CommentTok"/>
         </w:rPr>
         <w:t xml:space="preserve">// 判定日時（ISO 8601）</w:t>
@@ -5367,6 +6751,9 @@
       </w:r>
       <w:r>
         <w:rPr>
+          <w:sz w:val="18"/>
+          <w:szCs w:val="18"/>
+          <w:rFonts w:ascii="Consolas" w:hAnsi="Consolas" w:eastAsia="Meiryo UI" w:cs="Consolas"/>
           <w:rStyle w:val="NormalTok"/>
         </w:rPr>
         <w:t xml:space="preserve">}</w:t>
@@ -5533,6 +6920,7 @@
             </w:pPr>
             <w:r>
               <w:rPr>
+                <w:rFonts w:ascii="Consolas" w:hAnsi="Consolas" w:eastAsia="Meiryo UI" w:cs="Consolas"/>
                 <w:rStyle w:val="VerbatimChar"/>
               </w:rPr>
               <w:t xml:space="preserve">assess-{searchId}-{scenarioId}</w:t>
@@ -5595,7 +6983,7 @@
             <w:r>
               <w:rPr>
                 <w:rStyle w:val="VerbatimChar"/>
-                <w:rFonts w:hint="eastAsia"/>
+                <w:rFonts w:ascii="Consolas" w:hAnsi="Consolas" w:eastAsia="Meiryo UI" w:cs="Consolas"/>
               </w:rPr>
               <w:t xml:space="preserve">search-{YYYYMMDDHHmmss}-{UUID先頭8桁}</w:t>
             </w:r>
@@ -5616,6 +7004,7 @@
             </w:r>
             <w:r>
               <w:rPr>
+                <w:rFonts w:ascii="Consolas" w:hAnsi="Consolas" w:eastAsia="Meiryo UI" w:cs="Consolas"/>
                 <w:rStyle w:val="VerbatimChar"/>
               </w:rPr>
               <w:t xml:space="preserve">searchSessionId</w:t>
@@ -5677,6 +7066,7 @@
             </w:r>
             <w:r>
               <w:rPr>
+                <w:rFonts w:ascii="Consolas" w:hAnsi="Consolas" w:eastAsia="Meiryo UI" w:cs="Consolas"/>
                 <w:rStyle w:val="VerbatimChar"/>
               </w:rPr>
               <w:t xml:space="preserve">scenarios</w:t>
@@ -5692,6 +7082,7 @@
             </w:r>
             <w:r>
               <w:rPr>
+                <w:rFonts w:ascii="Consolas" w:hAnsi="Consolas" w:eastAsia="Meiryo UI" w:cs="Consolas"/>
                 <w:rStyle w:val="VerbatimChar"/>
               </w:rPr>
               <w:t xml:space="preserve">id</w:t>
@@ -5808,6 +7199,7 @@
             </w:r>
             <w:r>
               <w:rPr>
+                <w:rFonts w:ascii="Consolas" w:hAnsi="Consolas" w:eastAsia="Meiryo UI" w:cs="Consolas"/>
                 <w:rStyle w:val="VerbatimChar"/>
               </w:rPr>
               <w:t xml:space="preserve">@search.rerankerScore</w:t>
@@ -5826,6 +7218,7 @@
             </w:r>
             <w:r>
               <w:rPr>
+                <w:rFonts w:ascii="Consolas" w:hAnsi="Consolas" w:eastAsia="Meiryo UI" w:cs="Consolas"/>
                 <w:rStyle w:val="VerbatimChar"/>
               </w:rPr>
               <w:t xml:space="preserve">null</w:t>
@@ -5884,6 +7277,7 @@
             </w:r>
             <w:r>
               <w:rPr>
+                <w:rFonts w:ascii="Consolas" w:hAnsi="Consolas" w:eastAsia="Meiryo UI" w:cs="Consolas"/>
                 <w:rStyle w:val="VerbatimChar"/>
               </w:rPr>
               <w:t xml:space="preserve">"needsUpdate"</w:t>
@@ -6016,6 +7410,7 @@
       </w:r>
       <w:r>
         <w:rPr>
+          <w:rFonts w:ascii="Consolas" w:hAnsi="Consolas" w:eastAsia="Meiryo UI" w:cs="Consolas"/>
           <w:rStyle w:val="VerbatimChar"/>
         </w:rPr>
         <w:t xml:space="preserve">searchSessionId</w:t>
@@ -6031,6 +7426,7 @@
       </w:r>
       <w:r>
         <w:rPr>
+          <w:rFonts w:ascii="Consolas" w:hAnsi="Consolas" w:eastAsia="Meiryo UI" w:cs="Consolas"/>
           <w:rStyle w:val="VerbatimChar"/>
         </w:rPr>
         <w:t xml:space="preserve">impactAssessments</w:t>
@@ -6057,10 +7453,20 @@
     </w:p>
     <w:p>
       <w:pPr>
+        <w:shd w:val="clear" w:color="auto" w:fill="F5F5F5"/>
+        <w:pBdr>
+          <w:top w:val="single" w:sz="4" w:space="4" w:color="CCCCCC"/>
+          <w:left w:val="single" w:sz="4" w:space="4" w:color="CCCCCC"/>
+          <w:bottom w:val="single" w:sz="4" w:space="4" w:color="CCCCCC"/>
+          <w:right w:val="single" w:sz="4" w:space="4" w:color="CCCCCC"/>
+        </w:pBdr>
         <w:pStyle w:val="SourceCode"/>
       </w:pPr>
       <w:r>
         <w:rPr>
+          <w:sz w:val="18"/>
+          <w:szCs w:val="18"/>
+          <w:rFonts w:ascii="Consolas" w:hAnsi="Consolas" w:eastAsia="Meiryo UI" w:cs="Consolas"/>
           <w:rStyle w:val="FunctionTok"/>
         </w:rPr>
         <w:t xml:space="preserve">{</w:t>
@@ -6070,36 +7476,54 @@
       </w:r>
       <w:r>
         <w:rPr>
+          <w:sz w:val="18"/>
+          <w:szCs w:val="18"/>
+          <w:rFonts w:ascii="Consolas" w:hAnsi="Consolas" w:eastAsia="Meiryo UI" w:cs="Consolas"/>
           <w:rStyle w:val="NormalTok"/>
         </w:rPr>
         <w:t xml:space="preserve">  </w:t>
       </w:r>
       <w:r>
         <w:rPr>
+          <w:sz w:val="18"/>
+          <w:szCs w:val="18"/>
+          <w:rFonts w:ascii="Consolas" w:hAnsi="Consolas" w:eastAsia="Meiryo UI" w:cs="Consolas"/>
           <w:rStyle w:val="DataTypeTok"/>
         </w:rPr>
         <w:t xml:space="preserve">"id"</w:t>
       </w:r>
       <w:r>
         <w:rPr>
+          <w:sz w:val="18"/>
+          <w:szCs w:val="18"/>
+          <w:rFonts w:ascii="Consolas" w:hAnsi="Consolas" w:eastAsia="Meiryo UI" w:cs="Consolas"/>
           <w:rStyle w:val="FunctionTok"/>
         </w:rPr>
         <w:t xml:space="preserve">:</w:t>
       </w:r>
       <w:r>
         <w:rPr>
-          <w:rStyle w:val="NormalTok"/>
-        </w:rPr>
-        <w:t xml:space="preserve"> </w:t>
-      </w:r>
-      <w:r>
-        <w:rPr>
+          <w:sz w:val="18"/>
+          <w:szCs w:val="18"/>
+          <w:rFonts w:ascii="Consolas" w:hAnsi="Consolas" w:eastAsia="Meiryo UI" w:cs="Consolas"/>
+          <w:rStyle w:val="NormalTok"/>
+        </w:rPr>
+        <w:t xml:space="preserve"> </w:t>
+      </w:r>
+      <w:r>
+        <w:rPr>
+          <w:sz w:val="18"/>
+          <w:szCs w:val="18"/>
+          <w:rFonts w:ascii="Consolas" w:hAnsi="Consolas" w:eastAsia="Meiryo UI" w:cs="Consolas"/>
           <w:rStyle w:val="StringTok"/>
         </w:rPr>
         <w:t xml:space="preserve">"assess-search-20260209143500-a1b2c3d4-scenario-smile-0042"</w:t>
       </w:r>
       <w:r>
         <w:rPr>
+          <w:sz w:val="18"/>
+          <w:szCs w:val="18"/>
+          <w:rFonts w:ascii="Consolas" w:hAnsi="Consolas" w:eastAsia="Meiryo UI" w:cs="Consolas"/>
           <w:rStyle w:val="FunctionTok"/>
         </w:rPr>
         <w:t xml:space="preserve">,</w:t>
@@ -6109,36 +7533,54 @@
       </w:r>
       <w:r>
         <w:rPr>
+          <w:sz w:val="18"/>
+          <w:szCs w:val="18"/>
+          <w:rFonts w:ascii="Consolas" w:hAnsi="Consolas" w:eastAsia="Meiryo UI" w:cs="Consolas"/>
           <w:rStyle w:val="NormalTok"/>
         </w:rPr>
         <w:t xml:space="preserve">  </w:t>
       </w:r>
       <w:r>
         <w:rPr>
+          <w:sz w:val="18"/>
+          <w:szCs w:val="18"/>
+          <w:rFonts w:ascii="Consolas" w:hAnsi="Consolas" w:eastAsia="Meiryo UI" w:cs="Consolas"/>
           <w:rStyle w:val="DataTypeTok"/>
         </w:rPr>
         <w:t xml:space="preserve">"searchId"</w:t>
       </w:r>
       <w:r>
         <w:rPr>
+          <w:sz w:val="18"/>
+          <w:szCs w:val="18"/>
+          <w:rFonts w:ascii="Consolas" w:hAnsi="Consolas" w:eastAsia="Meiryo UI" w:cs="Consolas"/>
           <w:rStyle w:val="FunctionTok"/>
         </w:rPr>
         <w:t xml:space="preserve">:</w:t>
       </w:r>
       <w:r>
         <w:rPr>
-          <w:rStyle w:val="NormalTok"/>
-        </w:rPr>
-        <w:t xml:space="preserve"> </w:t>
-      </w:r>
-      <w:r>
-        <w:rPr>
+          <w:sz w:val="18"/>
+          <w:szCs w:val="18"/>
+          <w:rFonts w:ascii="Consolas" w:hAnsi="Consolas" w:eastAsia="Meiryo UI" w:cs="Consolas"/>
+          <w:rStyle w:val="NormalTok"/>
+        </w:rPr>
+        <w:t xml:space="preserve"> </w:t>
+      </w:r>
+      <w:r>
+        <w:rPr>
+          <w:sz w:val="18"/>
+          <w:szCs w:val="18"/>
+          <w:rFonts w:ascii="Consolas" w:hAnsi="Consolas" w:eastAsia="Meiryo UI" w:cs="Consolas"/>
           <w:rStyle w:val="StringTok"/>
         </w:rPr>
         <w:t xml:space="preserve">"search-20260209143500-a1b2c3d4"</w:t>
       </w:r>
       <w:r>
         <w:rPr>
+          <w:sz w:val="18"/>
+          <w:szCs w:val="18"/>
+          <w:rFonts w:ascii="Consolas" w:hAnsi="Consolas" w:eastAsia="Meiryo UI" w:cs="Consolas"/>
           <w:rStyle w:val="FunctionTok"/>
         </w:rPr>
         <w:t xml:space="preserve">,</w:t>
@@ -6148,36 +7590,54 @@
       </w:r>
       <w:r>
         <w:rPr>
+          <w:sz w:val="18"/>
+          <w:szCs w:val="18"/>
+          <w:rFonts w:ascii="Consolas" w:hAnsi="Consolas" w:eastAsia="Meiryo UI" w:cs="Consolas"/>
           <w:rStyle w:val="NormalTok"/>
         </w:rPr>
         <w:t xml:space="preserve">  </w:t>
       </w:r>
       <w:r>
         <w:rPr>
+          <w:sz w:val="18"/>
+          <w:szCs w:val="18"/>
+          <w:rFonts w:ascii="Consolas" w:hAnsi="Consolas" w:eastAsia="Meiryo UI" w:cs="Consolas"/>
           <w:rStyle w:val="DataTypeTok"/>
         </w:rPr>
         <w:t xml:space="preserve">"scenarioId"</w:t>
       </w:r>
       <w:r>
         <w:rPr>
+          <w:sz w:val="18"/>
+          <w:szCs w:val="18"/>
+          <w:rFonts w:ascii="Consolas" w:hAnsi="Consolas" w:eastAsia="Meiryo UI" w:cs="Consolas"/>
           <w:rStyle w:val="FunctionTok"/>
         </w:rPr>
         <w:t xml:space="preserve">:</w:t>
       </w:r>
       <w:r>
         <w:rPr>
-          <w:rStyle w:val="NormalTok"/>
-        </w:rPr>
-        <w:t xml:space="preserve"> </w:t>
-      </w:r>
-      <w:r>
-        <w:rPr>
+          <w:sz w:val="18"/>
+          <w:szCs w:val="18"/>
+          <w:rFonts w:ascii="Consolas" w:hAnsi="Consolas" w:eastAsia="Meiryo UI" w:cs="Consolas"/>
+          <w:rStyle w:val="NormalTok"/>
+        </w:rPr>
+        <w:t xml:space="preserve"> </w:t>
+      </w:r>
+      <w:r>
+        <w:rPr>
+          <w:sz w:val="18"/>
+          <w:szCs w:val="18"/>
+          <w:rFonts w:ascii="Consolas" w:hAnsi="Consolas" w:eastAsia="Meiryo UI" w:cs="Consolas"/>
           <w:rStyle w:val="StringTok"/>
         </w:rPr>
         <w:t xml:space="preserve">"scenario-smile-0042"</w:t>
       </w:r>
       <w:r>
         <w:rPr>
+          <w:sz w:val="18"/>
+          <w:szCs w:val="18"/>
+          <w:rFonts w:ascii="Consolas" w:hAnsi="Consolas" w:eastAsia="Meiryo UI" w:cs="Consolas"/>
           <w:rStyle w:val="FunctionTok"/>
         </w:rPr>
         <w:t xml:space="preserve">,</w:t>
@@ -6187,36 +7647,54 @@
       </w:r>
       <w:r>
         <w:rPr>
+          <w:sz w:val="18"/>
+          <w:szCs w:val="18"/>
+          <w:rFonts w:ascii="Consolas" w:hAnsi="Consolas" w:eastAsia="Meiryo UI" w:cs="Consolas"/>
           <w:rStyle w:val="NormalTok"/>
         </w:rPr>
         <w:t xml:space="preserve">  </w:t>
       </w:r>
       <w:r>
         <w:rPr>
+          <w:sz w:val="18"/>
+          <w:szCs w:val="18"/>
+          <w:rFonts w:ascii="Consolas" w:hAnsi="Consolas" w:eastAsia="Meiryo UI" w:cs="Consolas"/>
           <w:rStyle w:val="DataTypeTok"/>
         </w:rPr>
         <w:t xml:space="preserve">"searchQuery"</w:t>
       </w:r>
       <w:r>
         <w:rPr>
+          <w:sz w:val="18"/>
+          <w:szCs w:val="18"/>
+          <w:rFonts w:ascii="Consolas" w:hAnsi="Consolas" w:eastAsia="Meiryo UI" w:cs="Consolas"/>
           <w:rStyle w:val="FunctionTok"/>
         </w:rPr>
         <w:t xml:space="preserve">:</w:t>
       </w:r>
       <w:r>
         <w:rPr>
-          <w:rStyle w:val="NormalTok"/>
-        </w:rPr>
-        <w:t xml:space="preserve"> </w:t>
-      </w:r>
-      <w:r>
-        <w:rPr>
+          <w:sz w:val="18"/>
+          <w:szCs w:val="18"/>
+          <w:rFonts w:ascii="Consolas" w:hAnsi="Consolas" w:eastAsia="Meiryo UI" w:cs="Consolas"/>
+          <w:rStyle w:val="NormalTok"/>
+        </w:rPr>
+        <w:t xml:space="preserve"> </w:t>
+      </w:r>
+      <w:r>
+        <w:rPr>
+          <w:sz w:val="18"/>
+          <w:szCs w:val="18"/>
+          <w:rFonts w:ascii="Consolas" w:hAnsi="Consolas" w:eastAsia="Meiryo UI" w:cs="Consolas"/>
           <w:rStyle w:val="StringTok"/>
         </w:rPr>
         <w:t xml:space="preserve">"口座開設の本人確認書類が2点から1点に変更"</w:t>
       </w:r>
       <w:r>
         <w:rPr>
+          <w:sz w:val="18"/>
+          <w:szCs w:val="18"/>
+          <w:rFonts w:ascii="Consolas" w:hAnsi="Consolas" w:eastAsia="Meiryo UI" w:cs="Consolas"/>
           <w:rStyle w:val="FunctionTok"/>
         </w:rPr>
         <w:t xml:space="preserve">,</w:t>
@@ -6226,36 +7704,54 @@
       </w:r>
       <w:r>
         <w:rPr>
+          <w:sz w:val="18"/>
+          <w:szCs w:val="18"/>
+          <w:rFonts w:ascii="Consolas" w:hAnsi="Consolas" w:eastAsia="Meiryo UI" w:cs="Consolas"/>
           <w:rStyle w:val="NormalTok"/>
         </w:rPr>
         <w:t xml:space="preserve">  </w:t>
       </w:r>
       <w:r>
         <w:rPr>
+          <w:sz w:val="18"/>
+          <w:szCs w:val="18"/>
+          <w:rFonts w:ascii="Consolas" w:hAnsi="Consolas" w:eastAsia="Meiryo UI" w:cs="Consolas"/>
           <w:rStyle w:val="DataTypeTok"/>
         </w:rPr>
         <w:t xml:space="preserve">"rerankerScore"</w:t>
       </w:r>
       <w:r>
         <w:rPr>
+          <w:sz w:val="18"/>
+          <w:szCs w:val="18"/>
+          <w:rFonts w:ascii="Consolas" w:hAnsi="Consolas" w:eastAsia="Meiryo UI" w:cs="Consolas"/>
           <w:rStyle w:val="FunctionTok"/>
         </w:rPr>
         <w:t xml:space="preserve">:</w:t>
       </w:r>
       <w:r>
         <w:rPr>
-          <w:rStyle w:val="NormalTok"/>
-        </w:rPr>
-        <w:t xml:space="preserve"> </w:t>
-      </w:r>
-      <w:r>
-        <w:rPr>
+          <w:sz w:val="18"/>
+          <w:szCs w:val="18"/>
+          <w:rFonts w:ascii="Consolas" w:hAnsi="Consolas" w:eastAsia="Meiryo UI" w:cs="Consolas"/>
+          <w:rStyle w:val="NormalTok"/>
+        </w:rPr>
+        <w:t xml:space="preserve"> </w:t>
+      </w:r>
+      <w:r>
+        <w:rPr>
+          <w:sz w:val="18"/>
+          <w:szCs w:val="18"/>
+          <w:rFonts w:ascii="Consolas" w:hAnsi="Consolas" w:eastAsia="Meiryo UI" w:cs="Consolas"/>
           <w:rStyle w:val="FloatTok"/>
         </w:rPr>
         <w:t xml:space="preserve">3.42</w:t>
       </w:r>
       <w:r>
         <w:rPr>
+          <w:sz w:val="18"/>
+          <w:szCs w:val="18"/>
+          <w:rFonts w:ascii="Consolas" w:hAnsi="Consolas" w:eastAsia="Meiryo UI" w:cs="Consolas"/>
           <w:rStyle w:val="FunctionTok"/>
         </w:rPr>
         <w:t xml:space="preserve">,</w:t>
@@ -6265,36 +7761,54 @@
       </w:r>
       <w:r>
         <w:rPr>
+          <w:sz w:val="18"/>
+          <w:szCs w:val="18"/>
+          <w:rFonts w:ascii="Consolas" w:hAnsi="Consolas" w:eastAsia="Meiryo UI" w:cs="Consolas"/>
           <w:rStyle w:val="NormalTok"/>
         </w:rPr>
         <w:t xml:space="preserve">  </w:t>
       </w:r>
       <w:r>
         <w:rPr>
+          <w:sz w:val="18"/>
+          <w:szCs w:val="18"/>
+          <w:rFonts w:ascii="Consolas" w:hAnsi="Consolas" w:eastAsia="Meiryo UI" w:cs="Consolas"/>
           <w:rStyle w:val="DataTypeTok"/>
         </w:rPr>
         <w:t xml:space="preserve">"impactStatus"</w:t>
       </w:r>
       <w:r>
         <w:rPr>
+          <w:sz w:val="18"/>
+          <w:szCs w:val="18"/>
+          <w:rFonts w:ascii="Consolas" w:hAnsi="Consolas" w:eastAsia="Meiryo UI" w:cs="Consolas"/>
           <w:rStyle w:val="FunctionTok"/>
         </w:rPr>
         <w:t xml:space="preserve">:</w:t>
       </w:r>
       <w:r>
         <w:rPr>
-          <w:rStyle w:val="NormalTok"/>
-        </w:rPr>
-        <w:t xml:space="preserve"> </w:t>
-      </w:r>
-      <w:r>
-        <w:rPr>
+          <w:sz w:val="18"/>
+          <w:szCs w:val="18"/>
+          <w:rFonts w:ascii="Consolas" w:hAnsi="Consolas" w:eastAsia="Meiryo UI" w:cs="Consolas"/>
+          <w:rStyle w:val="NormalTok"/>
+        </w:rPr>
+        <w:t xml:space="preserve"> </w:t>
+      </w:r>
+      <w:r>
+        <w:rPr>
+          <w:sz w:val="18"/>
+          <w:szCs w:val="18"/>
+          <w:rFonts w:ascii="Consolas" w:hAnsi="Consolas" w:eastAsia="Meiryo UI" w:cs="Consolas"/>
           <w:rStyle w:val="StringTok"/>
         </w:rPr>
         <w:t xml:space="preserve">"needsUpdate"</w:t>
       </w:r>
       <w:r>
         <w:rPr>
+          <w:sz w:val="18"/>
+          <w:szCs w:val="18"/>
+          <w:rFonts w:ascii="Consolas" w:hAnsi="Consolas" w:eastAsia="Meiryo UI" w:cs="Consolas"/>
           <w:rStyle w:val="FunctionTok"/>
         </w:rPr>
         <w:t xml:space="preserve">,</w:t>
@@ -6304,36 +7818,54 @@
       </w:r>
       <w:r>
         <w:rPr>
+          <w:sz w:val="18"/>
+          <w:szCs w:val="18"/>
+          <w:rFonts w:ascii="Consolas" w:hAnsi="Consolas" w:eastAsia="Meiryo UI" w:cs="Consolas"/>
           <w:rStyle w:val="NormalTok"/>
         </w:rPr>
         <w:t xml:space="preserve">  </w:t>
       </w:r>
       <w:r>
         <w:rPr>
+          <w:sz w:val="18"/>
+          <w:szCs w:val="18"/>
+          <w:rFonts w:ascii="Consolas" w:hAnsi="Consolas" w:eastAsia="Meiryo UI" w:cs="Consolas"/>
           <w:rStyle w:val="DataTypeTok"/>
         </w:rPr>
         <w:t xml:space="preserve">"assessedBy"</w:t>
       </w:r>
       <w:r>
         <w:rPr>
+          <w:sz w:val="18"/>
+          <w:szCs w:val="18"/>
+          <w:rFonts w:ascii="Consolas" w:hAnsi="Consolas" w:eastAsia="Meiryo UI" w:cs="Consolas"/>
           <w:rStyle w:val="FunctionTok"/>
         </w:rPr>
         <w:t xml:space="preserve">:</w:t>
       </w:r>
       <w:r>
         <w:rPr>
-          <w:rStyle w:val="NormalTok"/>
-        </w:rPr>
-        <w:t xml:space="preserve"> </w:t>
-      </w:r>
-      <w:r>
-        <w:rPr>
+          <w:sz w:val="18"/>
+          <w:szCs w:val="18"/>
+          <w:rFonts w:ascii="Consolas" w:hAnsi="Consolas" w:eastAsia="Meiryo UI" w:cs="Consolas"/>
+          <w:rStyle w:val="NormalTok"/>
+        </w:rPr>
+        <w:t xml:space="preserve"> </w:t>
+      </w:r>
+      <w:r>
+        <w:rPr>
+          <w:sz w:val="18"/>
+          <w:szCs w:val="18"/>
+          <w:rFonts w:ascii="Consolas" w:hAnsi="Consolas" w:eastAsia="Meiryo UI" w:cs="Consolas"/>
           <w:rStyle w:val="StringTok"/>
         </w:rPr>
         <w:t xml:space="preserve">"user@example.com"</w:t>
       </w:r>
       <w:r>
         <w:rPr>
+          <w:sz w:val="18"/>
+          <w:szCs w:val="18"/>
+          <w:rFonts w:ascii="Consolas" w:hAnsi="Consolas" w:eastAsia="Meiryo UI" w:cs="Consolas"/>
           <w:rStyle w:val="FunctionTok"/>
         </w:rPr>
         <w:t xml:space="preserve">,</w:t>
@@ -6343,30 +7875,45 @@
       </w:r>
       <w:r>
         <w:rPr>
+          <w:sz w:val="18"/>
+          <w:szCs w:val="18"/>
+          <w:rFonts w:ascii="Consolas" w:hAnsi="Consolas" w:eastAsia="Meiryo UI" w:cs="Consolas"/>
           <w:rStyle w:val="NormalTok"/>
         </w:rPr>
         <w:t xml:space="preserve">  </w:t>
       </w:r>
       <w:r>
         <w:rPr>
+          <w:sz w:val="18"/>
+          <w:szCs w:val="18"/>
+          <w:rFonts w:ascii="Consolas" w:hAnsi="Consolas" w:eastAsia="Meiryo UI" w:cs="Consolas"/>
           <w:rStyle w:val="DataTypeTok"/>
         </w:rPr>
         <w:t xml:space="preserve">"assessedAt"</w:t>
       </w:r>
       <w:r>
         <w:rPr>
+          <w:sz w:val="18"/>
+          <w:szCs w:val="18"/>
+          <w:rFonts w:ascii="Consolas" w:hAnsi="Consolas" w:eastAsia="Meiryo UI" w:cs="Consolas"/>
           <w:rStyle w:val="FunctionTok"/>
         </w:rPr>
         <w:t xml:space="preserve">:</w:t>
       </w:r>
       <w:r>
         <w:rPr>
-          <w:rStyle w:val="NormalTok"/>
-        </w:rPr>
-        <w:t xml:space="preserve"> </w:t>
-      </w:r>
-      <w:r>
-        <w:rPr>
+          <w:sz w:val="18"/>
+          <w:szCs w:val="18"/>
+          <w:rFonts w:ascii="Consolas" w:hAnsi="Consolas" w:eastAsia="Meiryo UI" w:cs="Consolas"/>
+          <w:rStyle w:val="NormalTok"/>
+        </w:rPr>
+        <w:t xml:space="preserve"> </w:t>
+      </w:r>
+      <w:r>
+        <w:rPr>
+          <w:sz w:val="18"/>
+          <w:szCs w:val="18"/>
+          <w:rFonts w:ascii="Consolas" w:hAnsi="Consolas" w:eastAsia="Meiryo UI" w:cs="Consolas"/>
           <w:rStyle w:val="StringTok"/>
         </w:rPr>
         <w:t xml:space="preserve">"2026-02-09T14:35:00+09:00"</w:t>
@@ -6376,6 +7923,9 @@
       </w:r>
       <w:r>
         <w:rPr>
+          <w:sz w:val="18"/>
+          <w:szCs w:val="18"/>
+          <w:rFonts w:ascii="Consolas" w:hAnsi="Consolas" w:eastAsia="Meiryo UI" w:cs="Consolas"/>
           <w:rStyle w:val="FunctionTok"/>
         </w:rPr>
         <w:t xml:space="preserve">}</w:t>
@@ -6419,12 +7969,13 @@
       <w:r>
         <w:rPr>
           <w:rStyle w:val="VerbatimChar"/>
-          <w:rFonts w:hint="eastAsia"/>
+          <w:rFonts w:ascii="Consolas" w:hAnsi="Consolas" w:eastAsia="Meiryo UI" w:cs="Consolas"/>
         </w:rPr>
         <w:t xml:space="preserve">"分類:</w:t>
       </w:r>
       <w:r>
         <w:rPr>
+          <w:rFonts w:ascii="Consolas" w:hAnsi="Consolas" w:eastAsia="Meiryo UI" w:cs="Consolas"/>
           <w:rStyle w:val="VerbatimChar"/>
         </w:rPr>
         <w:t xml:space="preserve"> {Lv1 &gt; Lv2 &gt; ... &gt; Lv(n-2)} | </w:t>
@@ -6432,12 +7983,13 @@
       <w:r>
         <w:rPr>
           <w:rStyle w:val="VerbatimChar"/>
-          <w:rFonts w:hint="eastAsia"/>
+          <w:rFonts w:ascii="Consolas" w:hAnsi="Consolas" w:eastAsia="Meiryo UI" w:cs="Consolas"/>
         </w:rPr>
         <w:t xml:space="preserve">質問:</w:t>
       </w:r>
       <w:r>
         <w:rPr>
+          <w:rFonts w:ascii="Consolas" w:hAnsi="Consolas" w:eastAsia="Meiryo UI" w:cs="Consolas"/>
           <w:rStyle w:val="VerbatimChar"/>
         </w:rPr>
         <w:t xml:space="preserve"> {Lv(n-1)} | </w:t>
@@ -6445,12 +7997,13 @@
       <w:r>
         <w:rPr>
           <w:rStyle w:val="VerbatimChar"/>
-          <w:rFonts w:hint="eastAsia"/>
+          <w:rFonts w:ascii="Consolas" w:hAnsi="Consolas" w:eastAsia="Meiryo UI" w:cs="Consolas"/>
         </w:rPr>
         <w:t xml:space="preserve">回答:</w:t>
       </w:r>
       <w:r>
         <w:rPr>
+          <w:rFonts w:ascii="Consolas" w:hAnsi="Consolas" w:eastAsia="Meiryo UI" w:cs="Consolas"/>
           <w:rStyle w:val="VerbatimChar"/>
         </w:rPr>
         <w:t xml:space="preserve"> {Lv(n)}"</w:t>
@@ -6461,11 +8014,12 @@
         <w:pStyle w:val="Compact"/>
         <w:numPr>
           <w:ilvl w:val="0"/>
-          <w:numId w:val="1001"/>
+          <w:numId w:val="1002"/>
         </w:numPr>
       </w:pPr>
       <w:r>
         <w:rPr>
+          <w:rFonts w:ascii="Consolas" w:hAnsi="Consolas" w:eastAsia="Meiryo UI" w:cs="Consolas"/>
           <w:rStyle w:val="VerbatimChar"/>
         </w:rPr>
         <w:t xml:space="preserve">Lv(n)</w:t>
@@ -6488,11 +8042,12 @@
         <w:pStyle w:val="Compact"/>
         <w:numPr>
           <w:ilvl w:val="0"/>
-          <w:numId w:val="1001"/>
+          <w:numId w:val="1002"/>
         </w:numPr>
       </w:pPr>
       <w:r>
         <w:rPr>
+          <w:rFonts w:ascii="Consolas" w:hAnsi="Consolas" w:eastAsia="Meiryo UI" w:cs="Consolas"/>
           <w:rStyle w:val="VerbatimChar"/>
         </w:rPr>
         <w:t xml:space="preserve">Lv(n-1)</w:t>
@@ -6515,11 +8070,12 @@
         <w:pStyle w:val="Compact"/>
         <w:numPr>
           <w:ilvl w:val="0"/>
-          <w:numId w:val="1001"/>
+          <w:numId w:val="1002"/>
         </w:numPr>
       </w:pPr>
       <w:r>
         <w:rPr>
+          <w:rFonts w:ascii="Consolas" w:hAnsi="Consolas" w:eastAsia="Meiryo UI" w:cs="Consolas"/>
           <w:rStyle w:val="VerbatimChar"/>
         </w:rPr>
         <w:t xml:space="preserve">Lv1</w:t>
@@ -6535,6 +8091,7 @@
       </w:r>
       <w:r>
         <w:rPr>
+          <w:rFonts w:ascii="Consolas" w:hAnsi="Consolas" w:eastAsia="Meiryo UI" w:cs="Consolas"/>
           <w:rStyle w:val="VerbatimChar"/>
         </w:rPr>
         <w:t xml:space="preserve">Lv(n-2)</w:t>
@@ -6562,7 +8119,7 @@
           <w:b/>
           <w:bCs/>
         </w:rPr>
-        <w:t xml:space="preserve">例:</w:t>
+        <w:t xml:space="preserve">例</w:t>
       </w:r>
       <w:r>
         <w:t xml:space="preserve"> </w:t>
@@ -6582,12 +8139,13 @@
       <w:r>
         <w:rPr>
           <w:rStyle w:val="VerbatimChar"/>
-          <w:rFonts w:hint="eastAsia"/>
+          <w:rFonts w:ascii="Consolas" w:hAnsi="Consolas" w:eastAsia="Meiryo UI" w:cs="Consolas"/>
         </w:rPr>
         <w:t xml:space="preserve">[Lv1="口座",</w:t>
       </w:r>
       <w:r>
         <w:rPr>
+          <w:rFonts w:ascii="Consolas" w:hAnsi="Consolas" w:eastAsia="Meiryo UI" w:cs="Consolas"/>
           <w:rStyle w:val="VerbatimChar"/>
         </w:rPr>
         <w:t xml:space="preserve"> </w:t>
@@ -6595,12 +8153,13 @@
       <w:r>
         <w:rPr>
           <w:rStyle w:val="VerbatimChar"/>
-          <w:rFonts w:hint="eastAsia"/>
+          <w:rFonts w:ascii="Consolas" w:hAnsi="Consolas" w:eastAsia="Meiryo UI" w:cs="Consolas"/>
         </w:rPr>
         <w:t xml:space="preserve">Lv2="開設",</w:t>
       </w:r>
       <w:r>
         <w:rPr>
+          <w:rFonts w:ascii="Consolas" w:hAnsi="Consolas" w:eastAsia="Meiryo UI" w:cs="Consolas"/>
           <w:rStyle w:val="VerbatimChar"/>
         </w:rPr>
         <w:t xml:space="preserve"> </w:t>
@@ -6608,12 +8167,13 @@
       <w:r>
         <w:rPr>
           <w:rStyle w:val="VerbatimChar"/>
-          <w:rFonts w:hint="eastAsia"/>
+          <w:rFonts w:ascii="Consolas" w:hAnsi="Consolas" w:eastAsia="Meiryo UI" w:cs="Consolas"/>
         </w:rPr>
         <w:t xml:space="preserve">Lv3="本人確認",</w:t>
       </w:r>
       <w:r>
         <w:rPr>
+          <w:rFonts w:ascii="Consolas" w:hAnsi="Consolas" w:eastAsia="Meiryo UI" w:cs="Consolas"/>
           <w:rStyle w:val="VerbatimChar"/>
         </w:rPr>
         <w:t xml:space="preserve"> </w:t>
@@ -6621,7 +8181,7 @@
       <w:r>
         <w:rPr>
           <w:rStyle w:val="VerbatimChar"/>
-          <w:rFonts w:hint="eastAsia"/>
+          <w:rFonts w:ascii="Consolas" w:hAnsi="Consolas" w:eastAsia="Meiryo UI" w:cs="Consolas"/>
         </w:rPr>
         <w:t xml:space="preserve">Lv4="運転免許証の場合"]</w:t>
       </w:r>
@@ -6637,12 +8197,13 @@
       <w:r>
         <w:rPr>
           <w:rStyle w:val="VerbatimChar"/>
-          <w:rFonts w:hint="eastAsia"/>
+          <w:rFonts w:ascii="Consolas" w:hAnsi="Consolas" w:eastAsia="Meiryo UI" w:cs="Consolas"/>
         </w:rPr>
         <w:t xml:space="preserve">"分類:</w:t>
       </w:r>
       <w:r>
         <w:rPr>
+          <w:rFonts w:ascii="Consolas" w:hAnsi="Consolas" w:eastAsia="Meiryo UI" w:cs="Consolas"/>
           <w:rStyle w:val="VerbatimChar"/>
         </w:rPr>
         <w:t xml:space="preserve"> </w:t>
@@ -6650,12 +8211,13 @@
       <w:r>
         <w:rPr>
           <w:rStyle w:val="VerbatimChar"/>
-          <w:rFonts w:hint="eastAsia"/>
+          <w:rFonts w:ascii="Consolas" w:hAnsi="Consolas" w:eastAsia="Meiryo UI" w:cs="Consolas"/>
         </w:rPr>
         <w:t xml:space="preserve">口座</w:t>
       </w:r>
       <w:r>
         <w:rPr>
+          <w:rFonts w:ascii="Consolas" w:hAnsi="Consolas" w:eastAsia="Meiryo UI" w:cs="Consolas"/>
           <w:rStyle w:val="VerbatimChar"/>
         </w:rPr>
         <w:t xml:space="preserve"> &gt; </w:t>
@@ -6663,12 +8225,13 @@
       <w:r>
         <w:rPr>
           <w:rStyle w:val="VerbatimChar"/>
-          <w:rFonts w:hint="eastAsia"/>
+          <w:rFonts w:ascii="Consolas" w:hAnsi="Consolas" w:eastAsia="Meiryo UI" w:cs="Consolas"/>
         </w:rPr>
         <w:t xml:space="preserve">開設</w:t>
       </w:r>
       <w:r>
         <w:rPr>
+          <w:rFonts w:ascii="Consolas" w:hAnsi="Consolas" w:eastAsia="Meiryo UI" w:cs="Consolas"/>
           <w:rStyle w:val="VerbatimChar"/>
         </w:rPr>
         <w:t xml:space="preserve"> | </w:t>
@@ -6676,12 +8239,13 @@
       <w:r>
         <w:rPr>
           <w:rStyle w:val="VerbatimChar"/>
-          <w:rFonts w:hint="eastAsia"/>
+          <w:rFonts w:ascii="Consolas" w:hAnsi="Consolas" w:eastAsia="Meiryo UI" w:cs="Consolas"/>
         </w:rPr>
         <w:t xml:space="preserve">質問:</w:t>
       </w:r>
       <w:r>
         <w:rPr>
+          <w:rFonts w:ascii="Consolas" w:hAnsi="Consolas" w:eastAsia="Meiryo UI" w:cs="Consolas"/>
           <w:rStyle w:val="VerbatimChar"/>
         </w:rPr>
         <w:t xml:space="preserve"> </w:t>
@@ -6689,12 +8253,13 @@
       <w:r>
         <w:rPr>
           <w:rStyle w:val="VerbatimChar"/>
-          <w:rFonts w:hint="eastAsia"/>
+          <w:rFonts w:ascii="Consolas" w:hAnsi="Consolas" w:eastAsia="Meiryo UI" w:cs="Consolas"/>
         </w:rPr>
         <w:t xml:space="preserve">本人確認</w:t>
       </w:r>
       <w:r>
         <w:rPr>
+          <w:rFonts w:ascii="Consolas" w:hAnsi="Consolas" w:eastAsia="Meiryo UI" w:cs="Consolas"/>
           <w:rStyle w:val="VerbatimChar"/>
         </w:rPr>
         <w:t xml:space="preserve"> | </w:t>
@@ -6702,12 +8267,13 @@
       <w:r>
         <w:rPr>
           <w:rStyle w:val="VerbatimChar"/>
-          <w:rFonts w:hint="eastAsia"/>
+          <w:rFonts w:ascii="Consolas" w:hAnsi="Consolas" w:eastAsia="Meiryo UI" w:cs="Consolas"/>
         </w:rPr>
         <w:t xml:space="preserve">回答:</w:t>
       </w:r>
       <w:r>
         <w:rPr>
+          <w:rFonts w:ascii="Consolas" w:hAnsi="Consolas" w:eastAsia="Meiryo UI" w:cs="Consolas"/>
           <w:rStyle w:val="VerbatimChar"/>
         </w:rPr>
         <w:t xml:space="preserve"> </w:t>
@@ -6715,7 +8281,7 @@
       <w:r>
         <w:rPr>
           <w:rStyle w:val="VerbatimChar"/>
-          <w:rFonts w:hint="eastAsia"/>
+          <w:rFonts w:ascii="Consolas" w:hAnsi="Consolas" w:eastAsia="Meiryo UI" w:cs="Consolas"/>
         </w:rPr>
         <w:t xml:space="preserve">運転免許証の場合"</w:t>
       </w:r>
@@ -6737,12 +8303,13 @@
       <w:r>
         <w:rPr>
           <w:rStyle w:val="VerbatimChar"/>
-          <w:rFonts w:hint="eastAsia"/>
+          <w:rFonts w:ascii="Consolas" w:hAnsi="Consolas" w:eastAsia="Meiryo UI" w:cs="Consolas"/>
         </w:rPr>
         <w:t xml:space="preserve">"質問:</w:t>
       </w:r>
       <w:r>
         <w:rPr>
+          <w:rFonts w:ascii="Consolas" w:hAnsi="Consolas" w:eastAsia="Meiryo UI" w:cs="Consolas"/>
           <w:rStyle w:val="VerbatimChar"/>
         </w:rPr>
         <w:t xml:space="preserve"> {title} | </w:t>
@@ -6750,12 +8317,13 @@
       <w:r>
         <w:rPr>
           <w:rStyle w:val="VerbatimChar"/>
-          <w:rFonts w:hint="eastAsia"/>
+          <w:rFonts w:ascii="Consolas" w:hAnsi="Consolas" w:eastAsia="Meiryo UI" w:cs="Consolas"/>
         </w:rPr>
         <w:t xml:space="preserve">回答:</w:t>
       </w:r>
       <w:r>
         <w:rPr>
+          <w:rFonts w:ascii="Consolas" w:hAnsi="Consolas" w:eastAsia="Meiryo UI" w:cs="Consolas"/>
           <w:rStyle w:val="VerbatimChar"/>
         </w:rPr>
         <w:t xml:space="preserve"> {content}"</w:t>
@@ -6771,7 +8339,7 @@
           <w:b/>
           <w:bCs/>
         </w:rPr>
-        <w:t xml:space="preserve">例:</w:t>
+        <w:t xml:space="preserve">例</w:t>
       </w:r>
       <w:r>
         <w:t xml:space="preserve"> </w:t>
@@ -6785,7 +8353,7 @@
       <w:r>
         <w:rPr>
           <w:rStyle w:val="VerbatimChar"/>
-          <w:rFonts w:hint="eastAsia"/>
+          <w:rFonts w:ascii="Consolas" w:hAnsi="Consolas" w:eastAsia="Meiryo UI" w:cs="Consolas"/>
         </w:rPr>
         <w:t xml:space="preserve">"口座開設に必要な書類は？"</w:t>
       </w:r>
@@ -6801,7 +8369,7 @@
       <w:r>
         <w:rPr>
           <w:rStyle w:val="VerbatimChar"/>
-          <w:rFonts w:hint="eastAsia"/>
+          <w:rFonts w:ascii="Consolas" w:hAnsi="Consolas" w:eastAsia="Meiryo UI" w:cs="Consolas"/>
         </w:rPr>
         <w:t xml:space="preserve">"本人確認書類2点が必要です。"</w:t>
       </w:r>
@@ -6817,12 +8385,13 @@
       <w:r>
         <w:rPr>
           <w:rStyle w:val="VerbatimChar"/>
-          <w:rFonts w:hint="eastAsia"/>
+          <w:rFonts w:ascii="Consolas" w:hAnsi="Consolas" w:eastAsia="Meiryo UI" w:cs="Consolas"/>
         </w:rPr>
         <w:t xml:space="preserve">"質問:</w:t>
       </w:r>
       <w:r>
         <w:rPr>
+          <w:rFonts w:ascii="Consolas" w:hAnsi="Consolas" w:eastAsia="Meiryo UI" w:cs="Consolas"/>
           <w:rStyle w:val="VerbatimChar"/>
         </w:rPr>
         <w:t xml:space="preserve"> </w:t>
@@ -6830,12 +8399,13 @@
       <w:r>
         <w:rPr>
           <w:rStyle w:val="VerbatimChar"/>
-          <w:rFonts w:hint="eastAsia"/>
+          <w:rFonts w:ascii="Consolas" w:hAnsi="Consolas" w:eastAsia="Meiryo UI" w:cs="Consolas"/>
         </w:rPr>
         <w:t xml:space="preserve">口座開設に必要な書類は？</w:t>
       </w:r>
       <w:r>
         <w:rPr>
+          <w:rFonts w:ascii="Consolas" w:hAnsi="Consolas" w:eastAsia="Meiryo UI" w:cs="Consolas"/>
           <w:rStyle w:val="VerbatimChar"/>
         </w:rPr>
         <w:t xml:space="preserve"> | </w:t>
@@ -6843,12 +8413,13 @@
       <w:r>
         <w:rPr>
           <w:rStyle w:val="VerbatimChar"/>
-          <w:rFonts w:hint="eastAsia"/>
+          <w:rFonts w:ascii="Consolas" w:hAnsi="Consolas" w:eastAsia="Meiryo UI" w:cs="Consolas"/>
         </w:rPr>
         <w:t xml:space="preserve">回答:</w:t>
       </w:r>
       <w:r>
         <w:rPr>
+          <w:rFonts w:ascii="Consolas" w:hAnsi="Consolas" w:eastAsia="Meiryo UI" w:cs="Consolas"/>
           <w:rStyle w:val="VerbatimChar"/>
         </w:rPr>
         <w:t xml:space="preserve"> </w:t>
@@ -6856,7 +8427,7 @@
       <w:r>
         <w:rPr>
           <w:rStyle w:val="VerbatimChar"/>
-          <w:rFonts w:hint="eastAsia"/>
+          <w:rFonts w:ascii="Consolas" w:hAnsi="Consolas" w:eastAsia="Meiryo UI" w:cs="Consolas"/>
         </w:rPr>
         <w:t xml:space="preserve">本人確認書類2点が必要です。"</w:t>
       </w:r>
@@ -7363,6 +8934,7 @@
             </w:r>
             <w:r>
               <w:rPr>
+                <w:rFonts w:ascii="Consolas" w:hAnsi="Consolas" w:eastAsia="Meiryo UI" w:cs="Consolas"/>
                 <w:rStyle w:val="VerbatimChar"/>
               </w:rPr>
               <w:t xml:space="preserve">souzoku</w:t>
@@ -7471,12 +9043,13 @@
       <w:r>
         <w:rPr>
           <w:rStyle w:val="VerbatimChar"/>
-          <w:rFonts w:hint="eastAsia"/>
+          <w:rFonts w:ascii="Consolas" w:hAnsi="Consolas" w:eastAsia="Meiryo UI" w:cs="Consolas"/>
         </w:rPr>
         <w:t xml:space="preserve">現在行が末端ノード（isFinalAnswer</w:t>
       </w:r>
       <w:r>
         <w:rPr>
+          <w:rFonts w:ascii="Consolas" w:hAnsi="Consolas" w:eastAsia="Meiryo UI" w:cs="Consolas"/>
           <w:rStyle w:val="VerbatimChar"/>
         </w:rPr>
         <w:t xml:space="preserve"> = </w:t>
@@ -7484,7 +9057,7 @@
       <w:r>
         <w:rPr>
           <w:rStyle w:val="VerbatimChar"/>
-          <w:rFonts w:hint="eastAsia"/>
+          <w:rFonts w:ascii="Consolas" w:hAnsi="Consolas" w:eastAsia="Meiryo UI" w:cs="Consolas"/>
         </w:rPr>
         <w:t xml:space="preserve">true）の条件:</w:t>
       </w:r>
@@ -7493,6 +9066,7 @@
       </w:r>
       <w:r>
         <w:rPr>
+          <w:rFonts w:ascii="Consolas" w:hAnsi="Consolas" w:eastAsia="Meiryo UI" w:cs="Consolas"/>
           <w:rStyle w:val="VerbatimChar"/>
         </w:rPr>
         <w:t xml:space="preserve">  </w:t>
@@ -7500,7 +9074,7 @@
       <w:r>
         <w:rPr>
           <w:rStyle w:val="VerbatimChar"/>
-          <w:rFonts w:hint="eastAsia"/>
+          <w:rFonts w:ascii="Consolas" w:hAnsi="Consolas" w:eastAsia="Meiryo UI" w:cs="Consolas"/>
         </w:rPr>
         <w:t xml:space="preserve">次の行以降で、同じ親パスを持ち、かつ現在行より深い行が存在しない</w:t>
       </w:r>
@@ -7513,7 +9087,7 @@
       <w:r>
         <w:rPr>
           <w:rStyle w:val="VerbatimChar"/>
-          <w:rFonts w:hint="eastAsia"/>
+          <w:rFonts w:ascii="Consolas" w:hAnsi="Consolas" w:eastAsia="Meiryo UI" w:cs="Consolas"/>
         </w:rPr>
         <w:t xml:space="preserve">判定手順:</w:t>
       </w:r>
@@ -7522,6 +9096,7 @@
       </w:r>
       <w:r>
         <w:rPr>
+          <w:rFonts w:ascii="Consolas" w:hAnsi="Consolas" w:eastAsia="Meiryo UI" w:cs="Consolas"/>
           <w:rStyle w:val="VerbatimChar"/>
         </w:rPr>
         <w:t xml:space="preserve">  1. </w:t>
@@ -7529,7 +9104,7 @@
       <w:r>
         <w:rPr>
           <w:rStyle w:val="VerbatimChar"/>
-          <w:rFonts w:hint="eastAsia"/>
+          <w:rFonts w:ascii="Consolas" w:hAnsi="Consolas" w:eastAsia="Meiryo UI" w:cs="Consolas"/>
         </w:rPr>
         <w:t xml:space="preserve">現在行の最深非空Lvのインデックス（current_depth）を取得</w:t>
       </w:r>
@@ -7538,6 +9113,7 @@
       </w:r>
       <w:r>
         <w:rPr>
+          <w:rFonts w:ascii="Consolas" w:hAnsi="Consolas" w:eastAsia="Meiryo UI" w:cs="Consolas"/>
           <w:rStyle w:val="VerbatimChar"/>
         </w:rPr>
         <w:t xml:space="preserve">  2. </w:t>
@@ -7545,12 +9121,13 @@
       <w:r>
         <w:rPr>
           <w:rStyle w:val="VerbatimChar"/>
-          <w:rFonts w:hint="eastAsia"/>
+          <w:rFonts w:ascii="Consolas" w:hAnsi="Consolas" w:eastAsia="Meiryo UI" w:cs="Consolas"/>
         </w:rPr>
         <w:t xml:space="preserve">現在行の親パス（current_depth</w:t>
       </w:r>
       <w:r>
         <w:rPr>
+          <w:rFonts w:ascii="Consolas" w:hAnsi="Consolas" w:eastAsia="Meiryo UI" w:cs="Consolas"/>
           <w:rStyle w:val="VerbatimChar"/>
         </w:rPr>
         <w:t xml:space="preserve"> - 1 </w:t>
@@ -7558,7 +9135,7 @@
       <w:r>
         <w:rPr>
           <w:rStyle w:val="VerbatimChar"/>
-          <w:rFonts w:hint="eastAsia"/>
+          <w:rFonts w:ascii="Consolas" w:hAnsi="Consolas" w:eastAsia="Meiryo UI" w:cs="Consolas"/>
         </w:rPr>
         <w:t xml:space="preserve">まで）を取得</w:t>
       </w:r>
@@ -7567,6 +9144,7 @@
       </w:r>
       <w:r>
         <w:rPr>
+          <w:rFonts w:ascii="Consolas" w:hAnsi="Consolas" w:eastAsia="Meiryo UI" w:cs="Consolas"/>
           <w:rStyle w:val="VerbatimChar"/>
         </w:rPr>
         <w:t xml:space="preserve">  3. </w:t>
@@ -7574,7 +9152,7 @@
       <w:r>
         <w:rPr>
           <w:rStyle w:val="VerbatimChar"/>
-          <w:rFonts w:hint="eastAsia"/>
+          <w:rFonts w:ascii="Consolas" w:hAnsi="Consolas" w:eastAsia="Meiryo UI" w:cs="Consolas"/>
         </w:rPr>
         <w:t xml:space="preserve">次の行から順にスキャン:</w:t>
       </w:r>
@@ -7583,6 +9161,7 @@
       </w:r>
       <w:r>
         <w:rPr>
+          <w:rFonts w:ascii="Consolas" w:hAnsi="Consolas" w:eastAsia="Meiryo UI" w:cs="Consolas"/>
           <w:rStyle w:val="VerbatimChar"/>
         </w:rPr>
         <w:t xml:space="preserve">     a. </w:t>
@@ -7590,12 +9169,13 @@
       <w:r>
         <w:rPr>
           <w:rStyle w:val="VerbatimChar"/>
-          <w:rFonts w:hint="eastAsia"/>
+          <w:rFonts w:ascii="Consolas" w:hAnsi="Consolas" w:eastAsia="Meiryo UI" w:cs="Consolas"/>
         </w:rPr>
         <w:t xml:space="preserve">同じ親パスを持ち、current_depth</w:t>
       </w:r>
       <w:r>
         <w:rPr>
+          <w:rFonts w:ascii="Consolas" w:hAnsi="Consolas" w:eastAsia="Meiryo UI" w:cs="Consolas"/>
           <w:rStyle w:val="VerbatimChar"/>
         </w:rPr>
         <w:t xml:space="preserve"> </w:t>
@@ -7603,12 +9183,13 @@
       <w:r>
         <w:rPr>
           <w:rStyle w:val="VerbatimChar"/>
-          <w:rFonts w:hint="eastAsia"/>
+          <w:rFonts w:ascii="Consolas" w:hAnsi="Consolas" w:eastAsia="Meiryo UI" w:cs="Consolas"/>
         </w:rPr>
         <w:t xml:space="preserve">より深い行</w:t>
       </w:r>
       <w:r>
         <w:rPr>
+          <w:rFonts w:ascii="Consolas" w:hAnsi="Consolas" w:eastAsia="Meiryo UI" w:cs="Consolas"/>
           <w:rStyle w:val="VerbatimChar"/>
         </w:rPr>
         <w:t xml:space="preserve"> → </w:t>
@@ -7616,12 +9197,13 @@
       <w:r>
         <w:rPr>
           <w:rStyle w:val="VerbatimChar"/>
-          <w:rFonts w:hint="eastAsia"/>
+          <w:rFonts w:ascii="Consolas" w:hAnsi="Consolas" w:eastAsia="Meiryo UI" w:cs="Consolas"/>
         </w:rPr>
         <w:t xml:space="preserve">子ノードあり</w:t>
       </w:r>
       <w:r>
         <w:rPr>
+          <w:rFonts w:ascii="Consolas" w:hAnsi="Consolas" w:eastAsia="Meiryo UI" w:cs="Consolas"/>
           <w:rStyle w:val="VerbatimChar"/>
         </w:rPr>
         <w:t xml:space="preserve"> → false</w:t>
@@ -7631,6 +9213,7 @@
       </w:r>
       <w:r>
         <w:rPr>
+          <w:rFonts w:ascii="Consolas" w:hAnsi="Consolas" w:eastAsia="Meiryo UI" w:cs="Consolas"/>
           <w:rStyle w:val="VerbatimChar"/>
         </w:rPr>
         <w:t xml:space="preserve">     b. </w:t>
@@ -7638,12 +9221,13 @@
       <w:r>
         <w:rPr>
           <w:rStyle w:val="VerbatimChar"/>
-          <w:rFonts w:hint="eastAsia"/>
+          <w:rFonts w:ascii="Consolas" w:hAnsi="Consolas" w:eastAsia="Meiryo UI" w:cs="Consolas"/>
         </w:rPr>
         <w:t xml:space="preserve">親パスが異なる行</w:t>
       </w:r>
       <w:r>
         <w:rPr>
+          <w:rFonts w:ascii="Consolas" w:hAnsi="Consolas" w:eastAsia="Meiryo UI" w:cs="Consolas"/>
           <w:rStyle w:val="VerbatimChar"/>
         </w:rPr>
         <w:t xml:space="preserve"> → </w:t>
@@ -7651,12 +9235,13 @@
       <w:r>
         <w:rPr>
           <w:rStyle w:val="VerbatimChar"/>
-          <w:rFonts w:hint="eastAsia"/>
+          <w:rFonts w:ascii="Consolas" w:hAnsi="Consolas" w:eastAsia="Meiryo UI" w:cs="Consolas"/>
         </w:rPr>
         <w:t xml:space="preserve">このブランチ終了</w:t>
       </w:r>
       <w:r>
         <w:rPr>
+          <w:rFonts w:ascii="Consolas" w:hAnsi="Consolas" w:eastAsia="Meiryo UI" w:cs="Consolas"/>
           <w:rStyle w:val="VerbatimChar"/>
         </w:rPr>
         <w:t xml:space="preserve"> → </w:t>
@@ -7664,7 +9249,7 @@
       <w:r>
         <w:rPr>
           <w:rStyle w:val="VerbatimChar"/>
-          <w:rFonts w:hint="eastAsia"/>
+          <w:rFonts w:ascii="Consolas" w:hAnsi="Consolas" w:eastAsia="Meiryo UI" w:cs="Consolas"/>
         </w:rPr>
         <w:t xml:space="preserve">ループ終了</w:t>
       </w:r>
@@ -7673,6 +9258,7 @@
       </w:r>
       <w:r>
         <w:rPr>
+          <w:rFonts w:ascii="Consolas" w:hAnsi="Consolas" w:eastAsia="Meiryo UI" w:cs="Consolas"/>
           <w:rStyle w:val="VerbatimChar"/>
         </w:rPr>
         <w:t xml:space="preserve">  4. </w:t>
@@ -7680,12 +9266,13 @@
       <w:r>
         <w:rPr>
           <w:rStyle w:val="VerbatimChar"/>
-          <w:rFonts w:hint="eastAsia"/>
+          <w:rFonts w:ascii="Consolas" w:hAnsi="Consolas" w:eastAsia="Meiryo UI" w:cs="Consolas"/>
         </w:rPr>
         <w:t xml:space="preserve">子ノードが見つからなかった</w:t>
       </w:r>
       <w:r>
         <w:rPr>
+          <w:rFonts w:ascii="Consolas" w:hAnsi="Consolas" w:eastAsia="Meiryo UI" w:cs="Consolas"/>
           <w:rStyle w:val="VerbatimChar"/>
         </w:rPr>
         <w:t xml:space="preserve"> → true</w:t>
@@ -7739,6 +9326,7 @@
       </w:r>
       <w:r>
         <w:rPr>
+          <w:rFonts w:ascii="Consolas" w:hAnsi="Consolas" w:eastAsia="Meiryo UI" w:cs="Consolas"/>
           <w:rStyle w:val="VerbatimChar"/>
         </w:rPr>
         <w:t xml:space="preserve">Lv1</w:t>
@@ -7751,6 +9339,7 @@
       </w:r>
       <w:r>
         <w:rPr>
+          <w:rFonts w:ascii="Consolas" w:hAnsi="Consolas" w:eastAsia="Meiryo UI" w:cs="Consolas"/>
           <w:rStyle w:val="VerbatimChar"/>
         </w:rPr>
         <w:t xml:space="preserve">Lv2</w:t>
@@ -7763,6 +9352,7 @@
       </w:r>
       <w:r>
         <w:rPr>
+          <w:rFonts w:ascii="Consolas" w:hAnsi="Consolas" w:eastAsia="Meiryo UI" w:cs="Consolas"/>
           <w:rStyle w:val="VerbatimChar"/>
         </w:rPr>
         <w:t xml:space="preserve">LvN</w:t>
@@ -7791,6 +9381,7 @@
           <w:insideV w:val="single" w:sz="4" w:space="0" w:color="000000"/>
         </w:tblBorders>
         <w:jc w:val="center"/>
+        <w:tblLayout w:type="autofit"/>
       </w:tblPr>
       <w:tblGrid>
         <w:gridCol w:w="3960"/>
@@ -7960,6 +9551,7 @@
             </w:pPr>
             <w:r>
               <w:rPr>
+                <w:rFonts w:ascii="Consolas" w:hAnsi="Consolas" w:eastAsia="Meiryo UI" w:cs="Consolas"/>
                 <w:rStyle w:val="VerbatimChar"/>
               </w:rPr>
               <w:t xml:space="preserve">/</w:t>
@@ -7978,6 +9570,7 @@
             </w:r>
             <w:r>
               <w:rPr>
+                <w:rFonts w:ascii="Consolas" w:hAnsi="Consolas" w:eastAsia="Meiryo UI" w:cs="Consolas"/>
                 <w:rStyle w:val="VerbatimChar"/>
               </w:rPr>
               <w:t xml:space="preserve">/</w:t>
@@ -7990,6 +9583,7 @@
             </w:r>
             <w:r>
               <w:rPr>
+                <w:rFonts w:ascii="Consolas" w:hAnsi="Consolas" w:eastAsia="Meiryo UI" w:cs="Consolas"/>
                 <w:rStyle w:val="VerbatimChar"/>
               </w:rPr>
               <w:t xml:space="preserve">/</w:t>
@@ -8396,6 +9990,7 @@
       </w:r>
       <w:r>
         <w:rPr>
+          <w:rFonts w:ascii="Consolas" w:hAnsi="Consolas" w:eastAsia="Meiryo UI" w:cs="Consolas"/>
           <w:rStyle w:val="VerbatimChar"/>
         </w:rPr>
         <w:t xml:space="preserve">maintenance-search-index</w:t>
@@ -8441,6 +10036,7 @@
       </w:r>
       <w:r>
         <w:rPr>
+          <w:rFonts w:ascii="Consolas" w:hAnsi="Consolas" w:eastAsia="Meiryo UI" w:cs="Consolas"/>
           <w:rStyle w:val="VerbatimChar"/>
         </w:rPr>
         <w:t xml:space="preserve">maintenance-skillset</w:t>
@@ -8457,7 +10053,7 @@
         <w:pStyle w:val="Compact"/>
         <w:numPr>
           <w:ilvl w:val="0"/>
-          <w:numId w:val="1002"/>
+          <w:numId w:val="1003"/>
         </w:numPr>
       </w:pPr>
       <w:r>
@@ -8471,6 +10067,7 @@
       </w:r>
       <w:r>
         <w:rPr>
+          <w:rFonts w:ascii="Consolas" w:hAnsi="Consolas" w:eastAsia="Meiryo UI" w:cs="Consolas"/>
           <w:rStyle w:val="VerbatimChar"/>
         </w:rPr>
         <w:t xml:space="preserve">combinedContent</w:t>
@@ -8487,7 +10084,7 @@
         <w:pStyle w:val="Compact"/>
         <w:numPr>
           <w:ilvl w:val="0"/>
-          <w:numId w:val="1002"/>
+          <w:numId w:val="1003"/>
         </w:numPr>
       </w:pPr>
       <w:r>
@@ -8498,6 +10095,7 @@
       </w:r>
       <w:r>
         <w:rPr>
+          <w:rFonts w:ascii="Consolas" w:hAnsi="Consolas" w:eastAsia="Meiryo UI" w:cs="Consolas"/>
           <w:rStyle w:val="VerbatimChar"/>
         </w:rPr>
         <w:t xml:space="preserve">text-embedding-3-large</w:t>
@@ -8514,7 +10112,7 @@
         <w:pStyle w:val="Compact"/>
         <w:numPr>
           <w:ilvl w:val="0"/>
-          <w:numId w:val="1002"/>
+          <w:numId w:val="1003"/>
         </w:numPr>
       </w:pPr>
       <w:r>
@@ -8528,6 +10126,7 @@
       </w:r>
       <w:r>
         <w:rPr>
+          <w:rFonts w:ascii="Consolas" w:hAnsi="Consolas" w:eastAsia="Meiryo UI" w:cs="Consolas"/>
           <w:rStyle w:val="VerbatimChar"/>
         </w:rPr>
         <w:t xml:space="preserve">contentVector</w:t>
@@ -8555,6 +10154,7 @@
       </w:pPr>
       <w:r>
         <w:rPr>
+          <w:rFonts w:ascii="Consolas" w:hAnsi="Consolas" w:eastAsia="Meiryo UI" w:cs="Consolas"/>
           <w:rStyle w:val="VerbatimChar"/>
         </w:rPr>
         <w:t xml:space="preserve">["id", "dataType", "categoryId", "categoryName", "title", "content", "order"]</w:t>
@@ -8572,6 +10172,7 @@
       </w:r>
       <w:r>
         <w:rPr>
+          <w:rFonts w:ascii="Consolas" w:hAnsi="Consolas" w:eastAsia="Meiryo UI" w:cs="Consolas"/>
           <w:rStyle w:val="VerbatimChar"/>
         </w:rPr>
         <w:t xml:space="preserve">path</w:t>
@@ -8584,6 +10185,7 @@
       </w:r>
       <w:r>
         <w:rPr>
+          <w:rFonts w:ascii="Consolas" w:hAnsi="Consolas" w:eastAsia="Meiryo UI" w:cs="Consolas"/>
           <w:rStyle w:val="VerbatimChar"/>
         </w:rPr>
         <w:t xml:space="preserve">isFinalAnswer</w:t>
@@ -8596,6 +10198,7 @@
       </w:r>
       <w:r>
         <w:rPr>
+          <w:rFonts w:ascii="Consolas" w:hAnsi="Consolas" w:eastAsia="Meiryo UI" w:cs="Consolas"/>
           <w:rStyle w:val="VerbatimChar"/>
         </w:rPr>
         <w:t xml:space="preserve">tags</w:t>
@@ -8626,6 +10229,7 @@
       </w:r>
       <w:r>
         <w:rPr>
+          <w:rFonts w:ascii="Consolas" w:hAnsi="Consolas" w:eastAsia="Meiryo UI" w:cs="Consolas"/>
           <w:rStyle w:val="VerbatimChar"/>
         </w:rPr>
         <w:t xml:space="preserve">order</w:t>
@@ -8666,6 +10270,7 @@
       </w:r>
       <w:r>
         <w:rPr>
+          <w:rFonts w:ascii="Consolas" w:hAnsi="Consolas" w:eastAsia="Meiryo UI" w:cs="Consolas"/>
           <w:rStyle w:val="VerbatimChar"/>
         </w:rPr>
         <w:t xml:space="preserve">tags</w:t>
@@ -8702,6 +10307,7 @@
       </w:r>
       <w:r>
         <w:rPr>
+          <w:rFonts w:ascii="Consolas" w:hAnsi="Consolas" w:eastAsia="Meiryo UI" w:cs="Consolas"/>
           <w:rStyle w:val="VerbatimChar"/>
         </w:rPr>
         <w:t xml:space="preserve">tags</w:t>
@@ -8729,6 +10335,7 @@
       </w:r>
       <w:r>
         <w:rPr>
+          <w:rFonts w:ascii="Consolas" w:hAnsi="Consolas" w:eastAsia="Meiryo UI" w:cs="Consolas"/>
           <w:rStyle w:val="VerbatimChar"/>
         </w:rPr>
         <w:t xml:space="preserve">tags</w:t>
@@ -8874,6 +10481,7 @@
             </w:pPr>
             <w:r>
               <w:rPr>
+                <w:rFonts w:ascii="Consolas" w:hAnsi="Consolas" w:eastAsia="Meiryo UI" w:cs="Consolas"/>
                 <w:rStyle w:val="VerbatimChar"/>
               </w:rPr>
               <w:t xml:space="preserve">cosmos-scenarios-ds</w:t>
@@ -8888,6 +10496,7 @@
             </w:pPr>
             <w:r>
               <w:rPr>
+                <w:rFonts w:ascii="Consolas" w:hAnsi="Consolas" w:eastAsia="Meiryo UI" w:cs="Consolas"/>
                 <w:rStyle w:val="VerbatimChar"/>
               </w:rPr>
               <w:t xml:space="preserve">scenarios</w:t>
@@ -8921,6 +10530,7 @@
             </w:pPr>
             <w:r>
               <w:rPr>
+                <w:rFonts w:ascii="Consolas" w:hAnsi="Consolas" w:eastAsia="Meiryo UI" w:cs="Consolas"/>
                 <w:rStyle w:val="VerbatimChar"/>
               </w:rPr>
               <w:t xml:space="preserve">cosmos-faqs-ds</w:t>
@@ -8935,6 +10545,7 @@
             </w:pPr>
             <w:r>
               <w:rPr>
+                <w:rFonts w:ascii="Consolas" w:hAnsi="Consolas" w:eastAsia="Meiryo UI" w:cs="Consolas"/>
                 <w:rStyle w:val="VerbatimChar"/>
               </w:rPr>
               <w:t xml:space="preserve">faqs</w:t>
@@ -8970,7 +10581,7 @@
           <w:b/>
           <w:bCs/>
         </w:rPr>
-        <w:t xml:space="preserve">共通設定:</w:t>
+        <w:t xml:space="preserve">共通設定</w:t>
       </w:r>
     </w:p>
     <w:tbl>
@@ -9070,6 +10681,7 @@
             </w:r>
             <w:r>
               <w:rPr>
+                <w:rFonts w:ascii="Consolas" w:hAnsi="Consolas" w:eastAsia="Meiryo UI" w:cs="Consolas"/>
                 <w:rStyle w:val="VerbatimChar"/>
               </w:rPr>
               <w:t xml:space="preserve">_ts</w:t>
@@ -9115,6 +10727,7 @@
             </w:r>
             <w:r>
               <w:rPr>
+                <w:rFonts w:ascii="Consolas" w:hAnsi="Consolas" w:eastAsia="Meiryo UI" w:cs="Consolas"/>
                 <w:rStyle w:val="VerbatimChar"/>
               </w:rPr>
               <w:t xml:space="preserve">isDeleted</w:t>
@@ -9142,6 +10755,7 @@
             </w:r>
             <w:r>
               <w:rPr>
+                <w:rFonts w:ascii="Consolas" w:hAnsi="Consolas" w:eastAsia="Meiryo UI" w:cs="Consolas"/>
                 <w:rStyle w:val="VerbatimChar"/>
               </w:rPr>
               <w:t xml:space="preserve">"true"</w:t>
@@ -9181,6 +10795,7 @@
             </w:pPr>
             <w:r>
               <w:rPr>
+                <w:rFonts w:ascii="Consolas" w:hAnsi="Consolas" w:eastAsia="Meiryo UI" w:cs="Consolas"/>
                 <w:rStyle w:val="VerbatimChar"/>
               </w:rPr>
               <w:t xml:space="preserve">maintenance-db</w:t>
@@ -9206,6 +10821,7 @@
       </w:r>
       <w:r>
         <w:rPr>
+          <w:rFonts w:ascii="Consolas" w:hAnsi="Consolas" w:eastAsia="Meiryo UI" w:cs="Consolas"/>
           <w:rStyle w:val="VerbatimChar"/>
         </w:rPr>
         <w:t xml:space="preserve">scripts/datasource-scenarios.json</w:t>
@@ -9218,6 +10834,7 @@
       </w:r>
       <w:r>
         <w:rPr>
+          <w:rFonts w:ascii="Consolas" w:hAnsi="Consolas" w:eastAsia="Meiryo UI" w:cs="Consolas"/>
           <w:rStyle w:val="VerbatimChar"/>
         </w:rPr>
         <w:t xml:space="preserve">scripts/datasource-faqs.json</w:t>
@@ -9240,6 +10857,7 @@
       </w:r>
       <w:r>
         <w:rPr>
+          <w:rFonts w:ascii="Consolas" w:hAnsi="Consolas" w:eastAsia="Meiryo UI" w:cs="Consolas"/>
           <w:rStyle w:val="VerbatimChar"/>
         </w:rPr>
         <w:t xml:space="preserve">impactAssessments</w:t>
@@ -9324,7 +10942,7 @@
         <w:pStyle w:val="Compact"/>
         <w:numPr>
           <w:ilvl w:val="0"/>
-          <w:numId w:val="1003"/>
+          <w:numId w:val="1004"/>
         </w:numPr>
       </w:pPr>
       <w:r>
@@ -9341,6 +10959,7 @@
       </w:r>
       <w:r>
         <w:rPr>
+          <w:rFonts w:ascii="Consolas" w:hAnsi="Consolas" w:eastAsia="Meiryo UI" w:cs="Consolas"/>
           <w:rStyle w:val="VerbatimChar"/>
         </w:rPr>
         <w:t xml:space="preserve">_ts</w:t>
@@ -9366,7 +10985,7 @@
         <w:pStyle w:val="Compact"/>
         <w:numPr>
           <w:ilvl w:val="0"/>
-          <w:numId w:val="1003"/>
+          <w:numId w:val="1004"/>
         </w:numPr>
       </w:pPr>
       <w:r>
@@ -9377,6 +10996,7 @@
       </w:r>
       <w:r>
         <w:rPr>
+          <w:rFonts w:ascii="Consolas" w:hAnsi="Consolas" w:eastAsia="Meiryo UI" w:cs="Consolas"/>
           <w:rStyle w:val="VerbatimChar"/>
         </w:rPr>
         <w:t xml:space="preserve">cosmos-scenarios-ds</w:t>
@@ -9389,6 +11009,7 @@
       </w:r>
       <w:r>
         <w:rPr>
+          <w:rFonts w:ascii="Consolas" w:hAnsi="Consolas" w:eastAsia="Meiryo UI" w:cs="Consolas"/>
           <w:rStyle w:val="VerbatimChar"/>
         </w:rPr>
         <w:t xml:space="preserve">cosmos-faqs-ds</w:t>
@@ -9404,6 +11025,7 @@
       </w:r>
       <w:r>
         <w:rPr>
+          <w:rFonts w:ascii="Consolas" w:hAnsi="Consolas" w:eastAsia="Meiryo UI" w:cs="Consolas"/>
           <w:rStyle w:val="VerbatimChar"/>
         </w:rPr>
         <w:t xml:space="preserve">HighWaterMarkChangeDetectionPolicy</w:t>
@@ -9423,7 +11045,7 @@
         <w:pStyle w:val="Compact"/>
         <w:numPr>
           <w:ilvl w:val="0"/>
-          <w:numId w:val="1003"/>
+          <w:numId w:val="1004"/>
         </w:numPr>
       </w:pPr>
       <w:r>
@@ -9440,6 +11062,7 @@
       </w:r>
       <w:r>
         <w:rPr>
+          <w:rFonts w:ascii="Consolas" w:hAnsi="Consolas" w:eastAsia="Meiryo UI" w:cs="Consolas"/>
           <w:rStyle w:val="VerbatimChar"/>
         </w:rPr>
         <w:t xml:space="preserve">_ts</w:t>
@@ -9458,6 +11081,7 @@
       </w:r>
       <w:r>
         <w:rPr>
+          <w:rFonts w:ascii="Consolas" w:hAnsi="Consolas" w:eastAsia="Meiryo UI" w:cs="Consolas"/>
           <w:rStyle w:val="VerbatimChar"/>
         </w:rPr>
         <w:t xml:space="preserve">_ts &gt; </w:t>
@@ -9465,7 +11089,7 @@
       <w:r>
         <w:rPr>
           <w:rStyle w:val="VerbatimChar"/>
-          <w:rFonts w:hint="eastAsia"/>
+          <w:rFonts w:ascii="Consolas" w:hAnsi="Consolas" w:eastAsia="Meiryo UI" w:cs="Consolas"/>
         </w:rPr>
         <w:t xml:space="preserve">記録値</w:t>
       </w:r>
@@ -9484,7 +11108,7 @@
         <w:pStyle w:val="Compact"/>
         <w:numPr>
           <w:ilvl w:val="0"/>
-          <w:numId w:val="1003"/>
+          <w:numId w:val="1004"/>
         </w:numPr>
       </w:pPr>
       <w:r>
@@ -9504,6 +11128,7 @@
       </w:r>
       <w:r>
         <w:rPr>
+          <w:rFonts w:ascii="Consolas" w:hAnsi="Consolas" w:eastAsia="Meiryo UI" w:cs="Consolas"/>
           <w:rStyle w:val="VerbatimChar"/>
         </w:rPr>
         <w:t xml:space="preserve">AzureOpenAIEmbeddingSkill</w:t>
@@ -9516,6 +11141,7 @@
       </w:r>
       <w:r>
         <w:rPr>
+          <w:rFonts w:ascii="Consolas" w:hAnsi="Consolas" w:eastAsia="Meiryo UI" w:cs="Consolas"/>
           <w:rStyle w:val="VerbatimChar"/>
         </w:rPr>
         <w:t xml:space="preserve">contentVector</w:t>
@@ -9535,7 +11161,7 @@
         <w:pStyle w:val="Compact"/>
         <w:numPr>
           <w:ilvl w:val="0"/>
-          <w:numId w:val="1003"/>
+          <w:numId w:val="1004"/>
         </w:numPr>
       </w:pPr>
       <w:r>
@@ -9745,6 +11371,7 @@
             </w:pPr>
             <w:r>
               <w:rPr>
+                <w:rFonts w:ascii="Consolas" w:hAnsi="Consolas" w:eastAsia="Meiryo UI" w:cs="Consolas"/>
                 <w:rStyle w:val="VerbatimChar"/>
               </w:rPr>
               <w:t xml:space="preserve">_ts</w:t>
@@ -9812,6 +11439,7 @@
             </w:pPr>
             <w:r>
               <w:rPr>
+                <w:rFonts w:ascii="Consolas" w:hAnsi="Consolas" w:eastAsia="Meiryo UI" w:cs="Consolas"/>
                 <w:rStyle w:val="VerbatimChar"/>
               </w:rPr>
               <w:t xml:space="preserve">_ts</w:t>
@@ -9871,6 +11499,7 @@
             </w:r>
             <w:r>
               <w:rPr>
+                <w:rFonts w:ascii="Consolas" w:hAnsi="Consolas" w:eastAsia="Meiryo UI" w:cs="Consolas"/>
                 <w:rStyle w:val="VerbatimChar"/>
               </w:rPr>
               <w:t xml:space="preserve">isDeleted: true</w:t>
@@ -9894,6 +11523,7 @@
             </w:pPr>
             <w:r>
               <w:rPr>
+                <w:rFonts w:ascii="Consolas" w:hAnsi="Consolas" w:eastAsia="Meiryo UI" w:cs="Consolas"/>
                 <w:rStyle w:val="VerbatimChar"/>
               </w:rPr>
               <w:t xml:space="preserve">_ts</w:t>
@@ -9965,6 +11595,7 @@
       </w:r>
       <w:r>
         <w:rPr>
+          <w:rFonts w:ascii="Consolas" w:hAnsi="Consolas" w:eastAsia="Meiryo UI" w:cs="Consolas"/>
           <w:rStyle w:val="VerbatimChar"/>
         </w:rPr>
         <w:t xml:space="preserve">PT10M</w:t>
@@ -10126,6 +11757,7 @@
       </w:r>
       <w:r>
         <w:rPr>
+          <w:rFonts w:ascii="Consolas" w:hAnsi="Consolas" w:eastAsia="Meiryo UI" w:cs="Consolas"/>
           <w:rStyle w:val="VerbatimChar"/>
         </w:rPr>
         <w:t xml:space="preserve">categoryId</w:t>
@@ -10294,6 +11926,7 @@
       </w:r>
       <w:r>
         <w:rPr>
+          <w:rFonts w:ascii="Consolas" w:hAnsi="Consolas" w:eastAsia="Meiryo UI" w:cs="Consolas"/>
           <w:rStyle w:val="VerbatimChar"/>
         </w:rPr>
         <w:t xml:space="preserve">title</w:t>
@@ -10309,6 +11942,7 @@
       </w:r>
       <w:r>
         <w:rPr>
+          <w:rFonts w:ascii="Consolas" w:hAnsi="Consolas" w:eastAsia="Meiryo UI" w:cs="Consolas"/>
           <w:rStyle w:val="VerbatimChar"/>
         </w:rPr>
         <w:t xml:space="preserve">parseTitlePath()</w:t>
@@ -10324,6 +11958,7 @@
       </w:r>
       <w:r>
         <w:rPr>
+          <w:rFonts w:ascii="Consolas" w:hAnsi="Consolas" w:eastAsia="Meiryo UI" w:cs="Consolas"/>
           <w:rStyle w:val="VerbatimChar"/>
         </w:rPr>
         <w:t xml:space="preserve">/</w:t>
@@ -10339,6 +11974,7 @@
       </w:r>
       <w:r>
         <w:rPr>
+          <w:rFonts w:ascii="Consolas" w:hAnsi="Consolas" w:eastAsia="Meiryo UI" w:cs="Consolas"/>
           <w:rStyle w:val="VerbatimChar"/>
         </w:rPr>
         <w:t xml:space="preserve">content</w:t>
@@ -10484,6 +12120,7 @@
             </w:pPr>
             <w:r>
               <w:rPr>
+                <w:rFonts w:ascii="Consolas" w:hAnsi="Consolas" w:eastAsia="Meiryo UI" w:cs="Consolas"/>
                 <w:rStyle w:val="VerbatimChar"/>
               </w:rPr>
               <w:t xml:space="preserve">parseTitlePath(title)[0]</w:t>
@@ -10551,7 +12188,7 @@
             <w:r>
               <w:rPr>
                 <w:rStyle w:val="VerbatimChar"/>
-                <w:rFonts w:hint="eastAsia"/>
+                <w:rFonts w:ascii="Consolas" w:hAnsi="Consolas" w:eastAsia="Meiryo UI" w:cs="Consolas"/>
               </w:rPr>
               <w:t xml:space="preserve">=LEN(A{行番号})</w:t>
             </w:r>
@@ -10592,6 +12229,7 @@
             </w:pPr>
             <w:r>
               <w:rPr>
+                <w:rFonts w:ascii="Consolas" w:hAnsi="Consolas" w:eastAsia="Meiryo UI" w:cs="Consolas"/>
                 <w:rStyle w:val="VerbatimChar"/>
               </w:rPr>
               <w:t xml:space="preserve">parseTitlePath(title)[1]</w:t>
@@ -10662,7 +12300,7 @@
             <w:r>
               <w:rPr>
                 <w:rStyle w:val="VerbatimChar"/>
-                <w:rFonts w:hint="eastAsia"/>
+                <w:rFonts w:ascii="Consolas" w:hAnsi="Consolas" w:eastAsia="Meiryo UI" w:cs="Consolas"/>
               </w:rPr>
               <w:t xml:space="preserve">=LEN(C{行番号})</w:t>
             </w:r>
@@ -10755,6 +12393,7 @@
             </w:pPr>
             <w:r>
               <w:rPr>
+                <w:rFonts w:ascii="Consolas" w:hAnsi="Consolas" w:eastAsia="Meiryo UI" w:cs="Consolas"/>
                 <w:rStyle w:val="VerbatimChar"/>
               </w:rPr>
               <w:t xml:space="preserve">[...parseTitlePath(title), content]</w:t>
@@ -10842,6 +12481,7 @@
             </w:pPr>
             <w:r>
               <w:rPr>
+                <w:rFonts w:ascii="Consolas" w:hAnsi="Consolas" w:eastAsia="Meiryo UI" w:cs="Consolas"/>
                 <w:rStyle w:val="VerbatimChar"/>
               </w:rPr>
               <w:t xml:space="preserve">=LEN(...)</w:t>
@@ -10889,7 +12529,7 @@
           <w:b/>
           <w:bCs/>
         </w:rPr>
-        <w:t xml:space="preserve">回答の場合）:</w:t>
+        <w:t xml:space="preserve">回答の場合）</w:t>
       </w:r>
     </w:p>
     <w:p>
@@ -10898,6 +12538,7 @@
       </w:pPr>
       <w:r>
         <w:rPr>
+          <w:rFonts w:ascii="Consolas" w:hAnsi="Consolas" w:eastAsia="Meiryo UI" w:cs="Consolas"/>
           <w:rStyle w:val="VerbatimChar"/>
         </w:rPr>
         <w:t xml:space="preserve">Lv1 | </w:t>
@@ -10905,12 +12546,13 @@
       <w:r>
         <w:rPr>
           <w:rStyle w:val="VerbatimChar"/>
-          <w:rFonts w:hint="eastAsia"/>
+          <w:rFonts w:ascii="Consolas" w:hAnsi="Consolas" w:eastAsia="Meiryo UI" w:cs="Consolas"/>
         </w:rPr>
         <w:t xml:space="preserve">文字数</w:t>
       </w:r>
       <w:r>
         <w:rPr>
+          <w:rFonts w:ascii="Consolas" w:hAnsi="Consolas" w:eastAsia="Meiryo UI" w:cs="Consolas"/>
           <w:rStyle w:val="VerbatimChar"/>
         </w:rPr>
         <w:t xml:space="preserve"> | Lv2 | </w:t>
@@ -10918,12 +12560,13 @@
       <w:r>
         <w:rPr>
           <w:rStyle w:val="VerbatimChar"/>
-          <w:rFonts w:hint="eastAsia"/>
+          <w:rFonts w:ascii="Consolas" w:hAnsi="Consolas" w:eastAsia="Meiryo UI" w:cs="Consolas"/>
         </w:rPr>
         <w:t xml:space="preserve">文字数</w:t>
       </w:r>
       <w:r>
         <w:rPr>
+          <w:rFonts w:ascii="Consolas" w:hAnsi="Consolas" w:eastAsia="Meiryo UI" w:cs="Consolas"/>
           <w:rStyle w:val="VerbatimChar"/>
         </w:rPr>
         <w:t xml:space="preserve"> | Lv3 | </w:t>
@@ -10931,12 +12574,13 @@
       <w:r>
         <w:rPr>
           <w:rStyle w:val="VerbatimChar"/>
-          <w:rFonts w:hint="eastAsia"/>
+          <w:rFonts w:ascii="Consolas" w:hAnsi="Consolas" w:eastAsia="Meiryo UI" w:cs="Consolas"/>
         </w:rPr>
         <w:t xml:space="preserve">文字数</w:t>
       </w:r>
       <w:r>
         <w:rPr>
+          <w:rFonts w:ascii="Consolas" w:hAnsi="Consolas" w:eastAsia="Meiryo UI" w:cs="Consolas"/>
           <w:rStyle w:val="VerbatimChar"/>
         </w:rPr>
         <w:t xml:space="preserve"> | Lv4 | </w:t>
@@ -10944,12 +12588,13 @@
       <w:r>
         <w:rPr>
           <w:rStyle w:val="VerbatimChar"/>
-          <w:rFonts w:hint="eastAsia"/>
+          <w:rFonts w:ascii="Consolas" w:hAnsi="Consolas" w:eastAsia="Meiryo UI" w:cs="Consolas"/>
         </w:rPr>
         <w:t xml:space="preserve">文字数</w:t>
       </w:r>
       <w:r>
         <w:rPr>
+          <w:rFonts w:ascii="Consolas" w:hAnsi="Consolas" w:eastAsia="Meiryo UI" w:cs="Consolas"/>
           <w:rStyle w:val="VerbatimChar"/>
         </w:rPr>
         <w:t xml:space="preserve"> | </w:t>
@@ -10957,12 +12602,13 @@
       <w:r>
         <w:rPr>
           <w:rStyle w:val="VerbatimChar"/>
-          <w:rFonts w:hint="eastAsia"/>
+          <w:rFonts w:ascii="Consolas" w:hAnsi="Consolas" w:eastAsia="Meiryo UI" w:cs="Consolas"/>
         </w:rPr>
         <w:t xml:space="preserve">Lv5(回答)</w:t>
       </w:r>
       <w:r>
         <w:rPr>
+          <w:rFonts w:ascii="Consolas" w:hAnsi="Consolas" w:eastAsia="Meiryo UI" w:cs="Consolas"/>
           <w:rStyle w:val="VerbatimChar"/>
         </w:rPr>
         <w:t xml:space="preserve"> | </w:t>
@@ -10970,7 +12616,7 @@
       <w:r>
         <w:rPr>
           <w:rStyle w:val="VerbatimChar"/>
-          <w:rFonts w:hint="eastAsia"/>
+          <w:rFonts w:ascii="Consolas" w:hAnsi="Consolas" w:eastAsia="Meiryo UI" w:cs="Consolas"/>
         </w:rPr>
         <w:t xml:space="preserve">文字数</w:t>
       </w:r>
@@ -10981,6 +12627,7 @@
       </w:pPr>
       <w:r>
         <w:rPr>
+          <w:rFonts w:ascii="Consolas" w:hAnsi="Consolas" w:eastAsia="Meiryo UI" w:cs="Consolas"/>
           <w:rStyle w:val="VerbatimChar"/>
           <w:b/>
           <w:bCs/>
@@ -11000,7 +12647,7 @@
           <w:b/>
           <w:bCs/>
         </w:rPr>
-        <w:t xml:space="preserve">の動作:</w:t>
+        <w:t xml:space="preserve">の動作</w:t>
       </w:r>
       <w:r>
         <w:t xml:space="preserve"> </w:t>
@@ -11013,6 +12660,7 @@
       </w:r>
       <w:r>
         <w:rPr>
+          <w:rFonts w:ascii="Consolas" w:hAnsi="Consolas" w:eastAsia="Meiryo UI" w:cs="Consolas"/>
           <w:rStyle w:val="VerbatimChar"/>
         </w:rPr>
         <w:t xml:space="preserve">title</w:t>
@@ -11028,6 +12676,7 @@
       </w:r>
       <w:r>
         <w:rPr>
+          <w:rFonts w:ascii="Consolas" w:hAnsi="Consolas" w:eastAsia="Meiryo UI" w:cs="Consolas"/>
           <w:rStyle w:val="VerbatimChar"/>
         </w:rPr>
         <w:t xml:space="preserve">/</w:t>
@@ -11059,7 +12708,7 @@
       <w:r>
         <w:rPr>
           <w:rStyle w:val="VerbatimChar"/>
-          <w:rFonts w:hint="eastAsia"/>
+          <w:rFonts w:ascii="Consolas" w:hAnsi="Consolas" w:eastAsia="Meiryo UI" w:cs="Consolas"/>
         </w:rPr>
         <w:t xml:space="preserve">["(空)"]</w:t>
       </w:r>
@@ -11234,6 +12883,7 @@
             </w:pPr>
             <w:r>
               <w:rPr>
+                <w:rFonts w:ascii="Consolas" w:hAnsi="Consolas" w:eastAsia="Meiryo UI" w:cs="Consolas"/>
                 <w:rStyle w:val="VerbatimChar"/>
               </w:rPr>
               <w:t xml:space="preserve">fill: { type: 'pattern', pattern: 'solid', fgColor: { argb: 'FFFFFF00' } }</w:t>
@@ -11390,6 +13040,7 @@
             </w:r>
             <w:r>
               <w:rPr>
+                <w:rFonts w:ascii="Consolas" w:hAnsi="Consolas" w:eastAsia="Meiryo UI" w:cs="Consolas"/>
                 <w:rStyle w:val="VerbatimChar"/>
               </w:rPr>
               <w:t xml:space="preserve">writeBuffer()</w:t>
@@ -11429,6 +13080,7 @@
             </w:pPr>
             <w:r>
               <w:rPr>
+                <w:rFonts w:ascii="Consolas" w:hAnsi="Consolas" w:eastAsia="Meiryo UI" w:cs="Consolas"/>
                 <w:rStyle w:val="VerbatimChar"/>
               </w:rPr>
               <w:t xml:space="preserve">scenario_{categoryId}_{categoryName}_{YYYYMMDD_HHMMSS}.xlsx</w:t>
@@ -11465,6 +13117,7 @@
             </w:pPr>
             <w:r>
               <w:rPr>
+                <w:rFonts w:ascii="Consolas" w:hAnsi="Consolas" w:eastAsia="Meiryo UI" w:cs="Consolas"/>
                 <w:rStyle w:val="VerbatimChar"/>
               </w:rPr>
               <w:t xml:space="preserve">scenario_smile_スマイル_20260217_143022.xlsx</w:t>
@@ -11495,6 +13148,7 @@
             </w:pPr>
             <w:r>
               <w:rPr>
+                <w:rFonts w:ascii="Consolas" w:hAnsi="Consolas" w:eastAsia="Meiryo UI" w:cs="Consolas"/>
                 <w:rStyle w:val="VerbatimChar"/>
               </w:rPr>
               <w:t xml:space="preserve">categoryName</w:t>
@@ -11510,6 +13164,7 @@
             </w:r>
             <w:r>
               <w:rPr>
+                <w:rFonts w:ascii="Consolas" w:hAnsi="Consolas" w:eastAsia="Meiryo UI" w:cs="Consolas"/>
                 <w:rStyle w:val="VerbatimChar"/>
               </w:rPr>
               <w:t xml:space="preserve">\/:*?"&lt;&gt;\|</w:t>
@@ -11525,6 +13180,7 @@
             </w:r>
             <w:r>
               <w:rPr>
+                <w:rFonts w:ascii="Consolas" w:hAnsi="Consolas" w:eastAsia="Meiryo UI" w:cs="Consolas"/>
                 <w:rStyle w:val="VerbatimChar"/>
               </w:rPr>
               <w:t xml:space="preserve">_</w:t>
@@ -11973,6 +13629,9 @@
     <w:abstractNumId w:val="991"/>
   </w:num>
   <w:num w:numId="1003">
+    <w:abstractNumId w:val="991"/>
+  </w:num>
+  <w:num w:numId="1004">
     <w:abstractNumId w:val="99411"/>
     <w:lvlOverride w:ilvl="0">
       <w:startOverride w:val="1"/>
@@ -12079,8 +13738,8 @@
     <w:rsid w:val="00A10FD9"/>
     <w:rPr>
       <w:rFonts w:ascii="Meiryo UI" w:hAnsi="Meiryo UI" w:eastAsia="Meiryo UI" w:cs="Meiryo UI"/>
-      <w:sz w:val="56"/>
-      <w:szCs w:val="56"/>
+      <w:sz w:val="44"/>
+      <w:szCs w:val="44"/>
     </w:rPr>
   </w:style>
   <w:style w:styleId="Subtitle" w:type="paragraph">
@@ -12399,8 +14058,8 @@
     <w:rPr>
       <w:rFonts w:ascii="Meiryo UI" w:hAnsi="Meiryo UI" w:eastAsia="Meiryo UI" w:cs="Meiryo UI"/>
       <w:color w:val="000000"/>
-      <w:sz w:val="21"/>
-      <w:szCs w:val="21"/>
+      <w:sz w:val="32"/>
+      <w:szCs w:val="32"/>
     </w:rPr>
   </w:style>
   <w:style w:customStyle="1" w:styleId="Heading2Char" w:type="character">
@@ -12413,8 +14072,8 @@
     <w:rPr>
       <w:rFonts w:ascii="Meiryo UI" w:hAnsi="Meiryo UI" w:eastAsia="Meiryo UI" w:cs="Meiryo UI"/>
       <w:color w:val="000000"/>
-      <w:sz w:val="32"/>
-      <w:szCs w:val="32"/>
+      <w:sz w:val="28"/>
+      <w:szCs w:val="28"/>
     </w:rPr>
   </w:style>
   <w:style w:customStyle="1" w:styleId="Heading3Char" w:type="character">
@@ -12427,8 +14086,8 @@
     <w:rPr>
       <w:rFonts w:ascii="Meiryo UI" w:hAnsi="Meiryo UI" w:eastAsia="Meiryo UI" w:cs="Meiryo UI"/>
       <w:color w:val="000000"/>
-      <w:sz w:val="28"/>
-      <w:szCs w:val="28"/>
+      <w:sz w:val="24"/>
+      <w:szCs w:val="24"/>
     </w:rPr>
   </w:style>
   <w:style w:customStyle="1" w:styleId="Heading4Char" w:type="character">
@@ -12618,12 +14277,14 @@
     <w:basedOn w:val="DefaultParagraphFont"/>
     <w:link w:val="BodyText"/>
   </w:style>
-  <w:style w:customStyle="1" w:styleId="VerbatimChar" w:type="character">
+  <w:style w:type="character" w:customStyle="1" w:styleId="VerbatimChar">
     <w:name w:val="Verbatim Char"/>
-    <w:basedOn w:val="BodyTextChar"/>
+    <w:basedOn w:val="DefaultParagraphFont"/>
+    <w:uiPriority w:val="99"/>
     <w:rPr>
-      <w:rFonts w:ascii="Meiryo UI" w:hAnsi="Meiryo UI" w:eastAsia="Meiryo UI" w:cs="Meiryo UI"/>
-      <w:sz w:val="22"/>
+      <w:rFonts w:ascii="Consolas" w:hAnsi="Consolas" w:eastAsia="Meiryo UI" w:cs="Consolas"/>
+      <w:sz w:val="18"/>
+      <w:szCs w:val="18"/>
     </w:rPr>
   </w:style>
   <w:style w:customStyle="1" w:styleId="SectionNumber" w:type="character">
@@ -12669,11 +14330,23 @@
   <w:style w:type="paragraph" w:customStyle="1" w:styleId="SourceCode">
     <w:name w:val="Source Code"/>
     <w:basedOn w:val="Normal"/>
-    <w:link w:val="VerbatimChar"/>
+    <w:uiPriority w:val="99"/>
     <w:pPr>
-      <w:wordWrap w:val="off"/>
       <w:shd w:val="clear" w:color="auto" w:fill="F5F5F5"/>
+      <w:pBdr>
+        <w:top w:val="single" w:sz="4" w:space="4" w:color="CCCCCC"/>
+        <w:left w:val="single" w:sz="4" w:space="4" w:color="CCCCCC"/>
+        <w:bottom w:val="single" w:sz="4" w:space="4" w:color="CCCCCC"/>
+        <w:right w:val="single" w:sz="4" w:space="4" w:color="CCCCCC"/>
+      </w:pBdr>
+      <w:spacing w:before="0" w:after="0" w:line="280" w:lineRule="exact"/>
     </w:pPr>
+    <w:rPr>
+      <w:rFonts w:ascii="Consolas" w:hAnsi="Consolas" w:eastAsia="Meiryo UI" w:cs="Consolas"/>
+      <w:sz w:val="18"/>
+      <w:szCs w:val="18"/>
+      <w:color w:val="000000"/>
+    </w:rPr>
   </w:style>
   <w:style w:type="character" w:customStyle="1" w:styleId="KeywordTok">
     <w:name w:val="KeywordTok"/>
@@ -12941,10 +14614,10 @@
     </a:clrScheme>
     <a:fontScheme name="Office">
       <a:majorFont>
-        <a:latin typeface="Aptos Display" panose="02110004020202020204"/>
-        <a:ea typeface=""/>
+        <a:latin typeface="Meiryo UI" panose="02110004020202020204"/>
+        <a:ea typeface="Meiryo UI"/>
         <a:cs typeface=""/>
-        <a:font script="Jpan" typeface="游ゴシック Light"/>
+        <a:font script="Jpan" typeface="Meiryo UI"/>
         <a:font script="Hang" typeface="맑은 고딕"/>
         <a:font script="Hans" typeface="等线 Light"/>
         <a:font script="Hant" typeface="新細明體"/>
@@ -12993,10 +14666,10 @@
         <a:font script="Tfng" typeface="Ebrima"/>
       </a:majorFont>
       <a:minorFont>
-        <a:latin typeface="Aptos" panose="02110004020202020204"/>
-        <a:ea typeface=""/>
+        <a:latin typeface="Meiryo UI" panose="02110004020202020204"/>
+        <a:ea typeface="Meiryo UI"/>
         <a:cs typeface=""/>
-        <a:font script="Jpan" typeface="游明朝"/>
+        <a:font script="Jpan" typeface="Meiryo UI"/>
         <a:font script="Hang" typeface="맑은 고딕"/>
         <a:font script="Hans" typeface="等线"/>
         <a:font script="Hant" typeface="新細明體"/>
